--- a/TheorynCoding/Study Material/Java Overall/Java Overall/Quick Java/oza sir/Study This/study material/Interview Question/One Go.docx
+++ b/TheorynCoding/Study Material/Java Overall/Java Overall/Quick Java/oza sir/Study This/study material/Interview Question/One Go.docx
@@ -20386,6 +20386,5430 @@
       <w:proofErr w:type="gramEnd"/>
       <w:r>
         <w:t>?</w:t>
+      </w:r>
+    </w:p>
+    <w:p>
+      <w:pPr>
+        <w:pStyle w:val="Heading1"/>
+      </w:pPr>
+      <w:r>
+        <w:t>SECTION 10 — MICROSERVICES</w:t>
+      </w:r>
+    </w:p>
+    <w:p>
+      <w:pPr>
+        <w:pStyle w:val="Heading2"/>
+      </w:pPr>
+      <w:r>
+        <w:t>Microservices Basics</w:t>
+      </w:r>
+    </w:p>
+    <w:p>
+      <w:pPr>
+        <w:pStyle w:val="NormalWeb"/>
+      </w:pPr>
+      <w:r>
+        <w:rPr>
+          <w:rStyle w:val="Strong"/>
+        </w:rPr>
+        <w:t>Q785.</w:t>
+      </w:r>
+      <w:r>
+        <w:t xml:space="preserve"> What are Microservices?</w:t>
+      </w:r>
+    </w:p>
+    <w:p>
+      <w:pPr>
+        <w:pStyle w:val="NormalWeb"/>
+      </w:pPr>
+      <w:r>
+        <w:rPr>
+          <w:rStyle w:val="Strong"/>
+        </w:rPr>
+        <w:t>Q786.</w:t>
+      </w:r>
+      <w:r>
+        <w:t xml:space="preserve"> </w:t>
+      </w:r>
+      <w:proofErr w:type="gramStart"/>
+      <w:r>
+        <w:t>Monolith vs Microservices.</w:t>
+      </w:r>
+      <w:proofErr w:type="gramEnd"/>
+    </w:p>
+    <w:p>
+      <w:pPr>
+        <w:pStyle w:val="NormalWeb"/>
+      </w:pPr>
+      <w:r>
+        <w:rPr>
+          <w:rStyle w:val="Strong"/>
+        </w:rPr>
+        <w:lastRenderedPageBreak/>
+        <w:t>Q787.</w:t>
+      </w:r>
+      <w:r>
+        <w:t xml:space="preserve"> </w:t>
+      </w:r>
+      <w:proofErr w:type="gramStart"/>
+      <w:r>
+        <w:t>Advantages of Microservices.</w:t>
+      </w:r>
+      <w:proofErr w:type="gramEnd"/>
+    </w:p>
+    <w:p>
+      <w:pPr>
+        <w:pStyle w:val="NormalWeb"/>
+      </w:pPr>
+      <w:r>
+        <w:rPr>
+          <w:rStyle w:val="Strong"/>
+        </w:rPr>
+        <w:t>Q788.</w:t>
+      </w:r>
+      <w:r>
+        <w:t xml:space="preserve"> </w:t>
+      </w:r>
+      <w:proofErr w:type="gramStart"/>
+      <w:r>
+        <w:t>Disadvantages of Microservices.</w:t>
+      </w:r>
+      <w:proofErr w:type="gramEnd"/>
+    </w:p>
+    <w:p>
+      <w:pPr>
+        <w:pStyle w:val="NormalWeb"/>
+      </w:pPr>
+      <w:r>
+        <w:rPr>
+          <w:rStyle w:val="Strong"/>
+        </w:rPr>
+        <w:t>Q789.</w:t>
+      </w:r>
+      <w:r>
+        <w:t xml:space="preserve"> When should Microservices be avoided?</w:t>
+      </w:r>
+    </w:p>
+    <w:p>
+      <w:pPr>
+        <w:pStyle w:val="NormalWeb"/>
+      </w:pPr>
+      <w:r>
+        <w:rPr>
+          <w:rStyle w:val="Strong"/>
+        </w:rPr>
+        <w:t>Q790.</w:t>
+      </w:r>
+      <w:r>
+        <w:t xml:space="preserve"> What architecture have you used in your last project?</w:t>
+      </w:r>
+    </w:p>
+    <w:p>
+      <w:pPr>
+        <w:pStyle w:val="Heading2"/>
+      </w:pPr>
+      <w:r>
+        <w:t>Microservice Design</w:t>
+      </w:r>
+    </w:p>
+    <w:p>
+      <w:pPr>
+        <w:pStyle w:val="NormalWeb"/>
+      </w:pPr>
+      <w:r>
+        <w:rPr>
+          <w:rStyle w:val="Strong"/>
+        </w:rPr>
+        <w:t>Q791.</w:t>
+      </w:r>
+      <w:r>
+        <w:t xml:space="preserve"> What </w:t>
+      </w:r>
+      <w:proofErr w:type="gramStart"/>
+      <w:r>
+        <w:t>are</w:t>
+      </w:r>
+      <w:proofErr w:type="gramEnd"/>
+      <w:r>
+        <w:t xml:space="preserve"> the design patterns used in Microservices?</w:t>
+      </w:r>
+    </w:p>
+    <w:p>
+      <w:pPr>
+        <w:pStyle w:val="NormalWeb"/>
+      </w:pPr>
+      <w:r>
+        <w:rPr>
+          <w:rStyle w:val="Strong"/>
+        </w:rPr>
+        <w:t>Q792.</w:t>
+      </w:r>
+      <w:r>
+        <w:t xml:space="preserve"> What are the broad categories of Microservice design patterns?</w:t>
+      </w:r>
+    </w:p>
+    <w:p>
+      <w:pPr>
+        <w:pStyle w:val="NormalWeb"/>
+      </w:pPr>
+      <w:r>
+        <w:rPr>
+          <w:rStyle w:val="Strong"/>
+        </w:rPr>
+        <w:t>Q793.</w:t>
+      </w:r>
+      <w:r>
+        <w:t xml:space="preserve"> Explain Decomposition Patterns.</w:t>
+      </w:r>
+    </w:p>
+    <w:p>
+      <w:pPr>
+        <w:pStyle w:val="NormalWeb"/>
+      </w:pPr>
+      <w:r>
+        <w:rPr>
+          <w:rStyle w:val="Strong"/>
+        </w:rPr>
+        <w:t>Q794.</w:t>
+      </w:r>
+      <w:r>
+        <w:t xml:space="preserve"> Explain Integration Patterns.</w:t>
+      </w:r>
+    </w:p>
+    <w:p>
+      <w:pPr>
+        <w:pStyle w:val="NormalWeb"/>
+      </w:pPr>
+      <w:r>
+        <w:rPr>
+          <w:rStyle w:val="Strong"/>
+        </w:rPr>
+        <w:t>Q795.</w:t>
+      </w:r>
+      <w:r>
+        <w:t xml:space="preserve"> Explain Data Patterns.</w:t>
+      </w:r>
+    </w:p>
+    <w:p>
+      <w:pPr>
+        <w:pStyle w:val="NormalWeb"/>
+      </w:pPr>
+      <w:r>
+        <w:rPr>
+          <w:rStyle w:val="Strong"/>
+        </w:rPr>
+        <w:t>Q796.</w:t>
+      </w:r>
+      <w:r>
+        <w:t xml:space="preserve"> Explain Resiliency Patterns.</w:t>
+      </w:r>
+    </w:p>
+    <w:p>
+      <w:pPr>
+        <w:pStyle w:val="NormalWeb"/>
+      </w:pPr>
+      <w:r>
+        <w:rPr>
+          <w:rStyle w:val="Strong"/>
+        </w:rPr>
+        <w:t>Q797.</w:t>
+      </w:r>
+      <w:r>
+        <w:t xml:space="preserve"> Explain the Circuit Breaker pattern with a real-world example.</w:t>
+      </w:r>
+    </w:p>
+    <w:p>
+      <w:pPr>
+        <w:pStyle w:val="Heading2"/>
+      </w:pPr>
+      <w:r>
+        <w:lastRenderedPageBreak/>
+        <w:t>API Gateway</w:t>
+      </w:r>
+    </w:p>
+    <w:p>
+      <w:pPr>
+        <w:pStyle w:val="NormalWeb"/>
+      </w:pPr>
+      <w:r>
+        <w:rPr>
+          <w:rStyle w:val="Strong"/>
+        </w:rPr>
+        <w:t>Q798.</w:t>
+      </w:r>
+      <w:r>
+        <w:t xml:space="preserve"> What is an API Gateway?</w:t>
+      </w:r>
+    </w:p>
+    <w:p>
+      <w:pPr>
+        <w:pStyle w:val="NormalWeb"/>
+      </w:pPr>
+      <w:r>
+        <w:rPr>
+          <w:rStyle w:val="Strong"/>
+        </w:rPr>
+        <w:t>Q799.</w:t>
+      </w:r>
+      <w:r>
+        <w:t xml:space="preserve"> Why do we need an API Gateway?</w:t>
+      </w:r>
+    </w:p>
+    <w:p>
+      <w:pPr>
+        <w:pStyle w:val="NormalWeb"/>
+      </w:pPr>
+      <w:r>
+        <w:rPr>
+          <w:rStyle w:val="Strong"/>
+        </w:rPr>
+        <w:t>Q800.</w:t>
+      </w:r>
+      <w:r>
+        <w:t xml:space="preserve"> How do you expose the API Gateway to other microservices?</w:t>
+      </w:r>
+    </w:p>
+    <w:p>
+      <w:pPr>
+        <w:pStyle w:val="NormalWeb"/>
+      </w:pPr>
+      <w:r>
+        <w:rPr>
+          <w:rStyle w:val="Strong"/>
+        </w:rPr>
+        <w:t>Q801.</w:t>
+      </w:r>
+      <w:r>
+        <w:t xml:space="preserve"> Explain request routing through Spring Cloud Gateway.</w:t>
+      </w:r>
+    </w:p>
+    <w:p>
+      <w:pPr>
+        <w:pStyle w:val="NormalWeb"/>
+      </w:pPr>
+      <w:r>
+        <w:rPr>
+          <w:rStyle w:val="Strong"/>
+        </w:rPr>
+        <w:t>Q802.</w:t>
+      </w:r>
+      <w:r>
+        <w:t xml:space="preserve"> What responsibilities should an API Gateway have?</w:t>
+      </w:r>
+    </w:p>
+    <w:p>
+      <w:pPr>
+        <w:pStyle w:val="Heading2"/>
+      </w:pPr>
+      <w:r>
+        <w:t>Service Discovery</w:t>
+      </w:r>
+    </w:p>
+    <w:p>
+      <w:pPr>
+        <w:pStyle w:val="NormalWeb"/>
+      </w:pPr>
+      <w:r>
+        <w:rPr>
+          <w:rStyle w:val="Strong"/>
+        </w:rPr>
+        <w:t>Q803.</w:t>
+      </w:r>
+      <w:r>
+        <w:t xml:space="preserve"> What is Service Discovery?</w:t>
+      </w:r>
+    </w:p>
+    <w:p>
+      <w:pPr>
+        <w:pStyle w:val="NormalWeb"/>
+      </w:pPr>
+      <w:r>
+        <w:rPr>
+          <w:rStyle w:val="Strong"/>
+        </w:rPr>
+        <w:t>Q804.</w:t>
+      </w:r>
+      <w:r>
+        <w:t xml:space="preserve"> Eureka Server.</w:t>
+      </w:r>
+    </w:p>
+    <w:p>
+      <w:pPr>
+        <w:pStyle w:val="NormalWeb"/>
+      </w:pPr>
+      <w:r>
+        <w:rPr>
+          <w:rStyle w:val="Strong"/>
+        </w:rPr>
+        <w:t>Q805.</w:t>
+      </w:r>
+      <w:r>
+        <w:t xml:space="preserve"> Eureka Client.</w:t>
+      </w:r>
+    </w:p>
+    <w:p>
+      <w:pPr>
+        <w:pStyle w:val="NormalWeb"/>
+      </w:pPr>
+      <w:r>
+        <w:rPr>
+          <w:rStyle w:val="Strong"/>
+        </w:rPr>
+        <w:t>Q806.</w:t>
+      </w:r>
+      <w:r>
+        <w:t xml:space="preserve"> How do services register themselves?</w:t>
+      </w:r>
+    </w:p>
+    <w:p>
+      <w:pPr>
+        <w:pStyle w:val="NormalWeb"/>
+      </w:pPr>
+      <w:r>
+        <w:rPr>
+          <w:rStyle w:val="Strong"/>
+        </w:rPr>
+        <w:t>Q807.</w:t>
+      </w:r>
+      <w:r>
+        <w:t xml:space="preserve"> What happens if Eureka Server goes down?</w:t>
+      </w:r>
+    </w:p>
+    <w:p>
+      <w:pPr>
+        <w:pStyle w:val="Heading2"/>
+      </w:pPr>
+      <w:r>
+        <w:lastRenderedPageBreak/>
+        <w:t>Service Communication</w:t>
+      </w:r>
+    </w:p>
+    <w:p>
+      <w:pPr>
+        <w:pStyle w:val="NormalWeb"/>
+      </w:pPr>
+      <w:r>
+        <w:rPr>
+          <w:rStyle w:val="Strong"/>
+        </w:rPr>
+        <w:t>Q808.</w:t>
+      </w:r>
+      <w:r>
+        <w:t xml:space="preserve"> </w:t>
+      </w:r>
+      <w:proofErr w:type="spellStart"/>
+      <w:proofErr w:type="gramStart"/>
+      <w:r>
+        <w:t>RestTemplate</w:t>
+      </w:r>
+      <w:proofErr w:type="spellEnd"/>
+      <w:r>
+        <w:t xml:space="preserve"> vs </w:t>
+      </w:r>
+      <w:proofErr w:type="spellStart"/>
+      <w:r>
+        <w:t>OpenFeign</w:t>
+      </w:r>
+      <w:proofErr w:type="spellEnd"/>
+      <w:r>
+        <w:t>.</w:t>
+      </w:r>
+      <w:proofErr w:type="gramEnd"/>
+    </w:p>
+    <w:p>
+      <w:pPr>
+        <w:pStyle w:val="NormalWeb"/>
+      </w:pPr>
+      <w:r>
+        <w:rPr>
+          <w:rStyle w:val="Strong"/>
+        </w:rPr>
+        <w:t>Q809.</w:t>
+      </w:r>
+      <w:r>
+        <w:t xml:space="preserve"> </w:t>
+      </w:r>
+      <w:proofErr w:type="spellStart"/>
+      <w:proofErr w:type="gramStart"/>
+      <w:r>
+        <w:t>WebClient</w:t>
+      </w:r>
+      <w:proofErr w:type="spellEnd"/>
+      <w:r>
+        <w:t xml:space="preserve"> vs </w:t>
+      </w:r>
+      <w:proofErr w:type="spellStart"/>
+      <w:r>
+        <w:t>RestTemplate</w:t>
+      </w:r>
+      <w:proofErr w:type="spellEnd"/>
+      <w:r>
+        <w:t>.</w:t>
+      </w:r>
+      <w:proofErr w:type="gramEnd"/>
+    </w:p>
+    <w:p>
+      <w:pPr>
+        <w:pStyle w:val="NormalWeb"/>
+      </w:pPr>
+      <w:r>
+        <w:rPr>
+          <w:rStyle w:val="Strong"/>
+        </w:rPr>
+        <w:t>Q810.</w:t>
+      </w:r>
+      <w:r>
+        <w:t xml:space="preserve"> </w:t>
+      </w:r>
+      <w:proofErr w:type="gramStart"/>
+      <w:r>
+        <w:t>Synchronous vs Asynchronous communication.</w:t>
+      </w:r>
+      <w:proofErr w:type="gramEnd"/>
+    </w:p>
+    <w:p>
+      <w:pPr>
+        <w:pStyle w:val="NormalWeb"/>
+      </w:pPr>
+      <w:r>
+        <w:rPr>
+          <w:rStyle w:val="Strong"/>
+        </w:rPr>
+        <w:t>Q811.</w:t>
+      </w:r>
+      <w:r>
+        <w:t xml:space="preserve"> When should Kafka be preferred over REST?</w:t>
+      </w:r>
+    </w:p>
+    <w:p>
+      <w:pPr>
+        <w:pStyle w:val="Heading2"/>
+      </w:pPr>
+      <w:r>
+        <w:t>Distributed Transactions</w:t>
+      </w:r>
+    </w:p>
+    <w:p>
+      <w:pPr>
+        <w:pStyle w:val="NormalWeb"/>
+      </w:pPr>
+      <w:r>
+        <w:rPr>
+          <w:rStyle w:val="Strong"/>
+        </w:rPr>
+        <w:t>Q812.</w:t>
+      </w:r>
+      <w:r>
+        <w:t xml:space="preserve"> What are Distributed Transactions?</w:t>
+      </w:r>
+    </w:p>
+    <w:p>
+      <w:pPr>
+        <w:pStyle w:val="NormalWeb"/>
+      </w:pPr>
+      <w:r>
+        <w:rPr>
+          <w:rStyle w:val="Strong"/>
+        </w:rPr>
+        <w:t>Q813.</w:t>
+      </w:r>
+      <w:r>
+        <w:t xml:space="preserve"> Why are Distributed Transactions difficult?</w:t>
+      </w:r>
+    </w:p>
+    <w:p>
+      <w:pPr>
+        <w:pStyle w:val="NormalWeb"/>
+      </w:pPr>
+      <w:r>
+        <w:rPr>
+          <w:rStyle w:val="Strong"/>
+        </w:rPr>
+        <w:t>Q814.</w:t>
+      </w:r>
+      <w:r>
+        <w:t xml:space="preserve"> What is Saga Pattern?</w:t>
+      </w:r>
+    </w:p>
+    <w:p>
+      <w:pPr>
+        <w:pStyle w:val="NormalWeb"/>
+      </w:pPr>
+      <w:r>
+        <w:rPr>
+          <w:rStyle w:val="Strong"/>
+        </w:rPr>
+        <w:t>Q815.</w:t>
+      </w:r>
+      <w:r>
+        <w:t xml:space="preserve"> </w:t>
+      </w:r>
+      <w:proofErr w:type="gramStart"/>
+      <w:r>
+        <w:t>Choreography vs Orchestration.</w:t>
+      </w:r>
+      <w:proofErr w:type="gramEnd"/>
+    </w:p>
+    <w:p>
+      <w:pPr>
+        <w:pStyle w:val="NormalWeb"/>
+      </w:pPr>
+      <w:r>
+        <w:rPr>
+          <w:rStyle w:val="Strong"/>
+        </w:rPr>
+        <w:t>Q816.</w:t>
+      </w:r>
+      <w:r>
+        <w:t xml:space="preserve"> How do you define the number of retries if a transaction fails in a series of transactions?</w:t>
+      </w:r>
+    </w:p>
+    <w:p>
+      <w:pPr>
+        <w:pStyle w:val="Heading2"/>
+      </w:pPr>
+      <w:r>
+        <w:lastRenderedPageBreak/>
+        <w:t>Circuit Breaker</w:t>
+      </w:r>
+    </w:p>
+    <w:p>
+      <w:pPr>
+        <w:pStyle w:val="NormalWeb"/>
+      </w:pPr>
+      <w:r>
+        <w:rPr>
+          <w:rStyle w:val="Strong"/>
+        </w:rPr>
+        <w:t>Q817.</w:t>
+      </w:r>
+      <w:r>
+        <w:t xml:space="preserve"> What is a Circuit Breaker?</w:t>
+      </w:r>
+    </w:p>
+    <w:p>
+      <w:pPr>
+        <w:pStyle w:val="NormalWeb"/>
+      </w:pPr>
+      <w:r>
+        <w:rPr>
+          <w:rStyle w:val="Strong"/>
+        </w:rPr>
+        <w:t>Q818.</w:t>
+      </w:r>
+      <w:r>
+        <w:t xml:space="preserve"> Open, Closed and Half-Open states.</w:t>
+      </w:r>
+    </w:p>
+    <w:p>
+      <w:pPr>
+        <w:pStyle w:val="NormalWeb"/>
+      </w:pPr>
+      <w:r>
+        <w:rPr>
+          <w:rStyle w:val="Strong"/>
+        </w:rPr>
+        <w:t>Q819.</w:t>
+      </w:r>
+      <w:r>
+        <w:t xml:space="preserve"> Retry vs Circuit Breaker.</w:t>
+      </w:r>
+    </w:p>
+    <w:p>
+      <w:pPr>
+        <w:pStyle w:val="NormalWeb"/>
+      </w:pPr>
+      <w:r>
+        <w:rPr>
+          <w:rStyle w:val="Strong"/>
+        </w:rPr>
+        <w:t>Q820.</w:t>
+      </w:r>
+      <w:r>
+        <w:t xml:space="preserve"> Retry vs </w:t>
+      </w:r>
+      <w:proofErr w:type="spellStart"/>
+      <w:r>
+        <w:t>Fallback</w:t>
+      </w:r>
+      <w:proofErr w:type="spellEnd"/>
+      <w:r>
+        <w:t>.</w:t>
+      </w:r>
+    </w:p>
+    <w:p>
+      <w:pPr>
+        <w:pStyle w:val="NormalWeb"/>
+      </w:pPr>
+      <w:r>
+        <w:rPr>
+          <w:rStyle w:val="Strong"/>
+        </w:rPr>
+        <w:t>Q821.</w:t>
+      </w:r>
+      <w:r>
+        <w:t xml:space="preserve"> </w:t>
+      </w:r>
+      <w:proofErr w:type="gramStart"/>
+      <w:r>
+        <w:t>Bulkhead Pattern.</w:t>
+      </w:r>
+      <w:proofErr w:type="gramEnd"/>
+    </w:p>
+    <w:p>
+      <w:pPr>
+        <w:pStyle w:val="NormalWeb"/>
+      </w:pPr>
+      <w:r>
+        <w:rPr>
+          <w:rStyle w:val="Strong"/>
+        </w:rPr>
+        <w:t>Q822.</w:t>
+      </w:r>
+      <w:r>
+        <w:t xml:space="preserve"> Timeout Pattern.</w:t>
+      </w:r>
+    </w:p>
+    <w:p>
+      <w:pPr>
+        <w:pStyle w:val="Heading2"/>
+      </w:pPr>
+      <w:r>
+        <w:t>Session Management</w:t>
+      </w:r>
+    </w:p>
+    <w:p>
+      <w:pPr>
+        <w:pStyle w:val="NormalWeb"/>
+      </w:pPr>
+      <w:r>
+        <w:rPr>
+          <w:rStyle w:val="Strong"/>
+        </w:rPr>
+        <w:t>Q823.</w:t>
+      </w:r>
+      <w:r>
+        <w:t xml:space="preserve"> How do you maintain session between different services?</w:t>
+      </w:r>
+    </w:p>
+    <w:p>
+      <w:pPr>
+        <w:pStyle w:val="NormalWeb"/>
+      </w:pPr>
+      <w:r>
+        <w:rPr>
+          <w:rStyle w:val="Strong"/>
+        </w:rPr>
+        <w:t>Q824.</w:t>
+      </w:r>
+      <w:r>
+        <w:t xml:space="preserve"> </w:t>
+      </w:r>
+      <w:proofErr w:type="gramStart"/>
+      <w:r>
+        <w:t>Stateless Authentication using JWT.</w:t>
+      </w:r>
+      <w:proofErr w:type="gramEnd"/>
+    </w:p>
+    <w:p>
+      <w:pPr>
+        <w:pStyle w:val="NormalWeb"/>
+      </w:pPr>
+      <w:r>
+        <w:rPr>
+          <w:rStyle w:val="Strong"/>
+        </w:rPr>
+        <w:t>Q825.</w:t>
+      </w:r>
+      <w:r>
+        <w:t xml:space="preserve"> </w:t>
+      </w:r>
+      <w:proofErr w:type="spellStart"/>
+      <w:r>
+        <w:t>Stateful</w:t>
+      </w:r>
+      <w:proofErr w:type="spellEnd"/>
+      <w:r>
+        <w:t xml:space="preserve"> Session using </w:t>
+      </w:r>
+      <w:proofErr w:type="spellStart"/>
+      <w:r>
+        <w:t>Redis</w:t>
+      </w:r>
+      <w:proofErr w:type="spellEnd"/>
+      <w:r>
+        <w:t>.</w:t>
+      </w:r>
+    </w:p>
+    <w:p>
+      <w:pPr>
+        <w:pStyle w:val="NormalWeb"/>
+      </w:pPr>
+      <w:r>
+        <w:rPr>
+          <w:rStyle w:val="Strong"/>
+        </w:rPr>
+        <w:t>Q826.</w:t>
+      </w:r>
+      <w:r>
+        <w:t xml:space="preserve"> Why is JWT preferred in Microservices?</w:t>
+      </w:r>
+    </w:p>
+    <w:p>
+      <w:pPr>
+        <w:pStyle w:val="Heading2"/>
+      </w:pPr>
+      <w:r>
+        <w:lastRenderedPageBreak/>
+        <w:t>Security</w:t>
+      </w:r>
+    </w:p>
+    <w:p>
+      <w:pPr>
+        <w:pStyle w:val="NormalWeb"/>
+      </w:pPr>
+      <w:r>
+        <w:rPr>
+          <w:rStyle w:val="Strong"/>
+        </w:rPr>
+        <w:t>Q827.</w:t>
+      </w:r>
+      <w:r>
+        <w:t xml:space="preserve"> </w:t>
+      </w:r>
+      <w:proofErr w:type="gramStart"/>
+      <w:r>
+        <w:t>JWT vs OAuth2.</w:t>
+      </w:r>
+      <w:proofErr w:type="gramEnd"/>
+    </w:p>
+    <w:p>
+      <w:pPr>
+        <w:pStyle w:val="NormalWeb"/>
+      </w:pPr>
+      <w:r>
+        <w:rPr>
+          <w:rStyle w:val="Strong"/>
+        </w:rPr>
+        <w:t>Q828.</w:t>
+      </w:r>
+      <w:r>
+        <w:t xml:space="preserve"> </w:t>
+      </w:r>
+      <w:proofErr w:type="gramStart"/>
+      <w:r>
+        <w:t>Authentication vs Authorization.</w:t>
+      </w:r>
+      <w:proofErr w:type="gramEnd"/>
+    </w:p>
+    <w:p>
+      <w:pPr>
+        <w:pStyle w:val="NormalWeb"/>
+      </w:pPr>
+      <w:r>
+        <w:rPr>
+          <w:rStyle w:val="Strong"/>
+        </w:rPr>
+        <w:t>Q829.</w:t>
+      </w:r>
+      <w:r>
+        <w:t xml:space="preserve"> How is JWT used inside OAuth2?</w:t>
+      </w:r>
+    </w:p>
+    <w:p>
+      <w:pPr>
+        <w:pStyle w:val="NormalWeb"/>
+      </w:pPr>
+      <w:r>
+        <w:rPr>
+          <w:rStyle w:val="Strong"/>
+        </w:rPr>
+        <w:t>Q830.</w:t>
+      </w:r>
+      <w:r>
+        <w:t xml:space="preserve"> </w:t>
+      </w:r>
+      <w:proofErr w:type="gramStart"/>
+      <w:r>
+        <w:t>OAuth2 Authorization Code Flow.</w:t>
+      </w:r>
+      <w:proofErr w:type="gramEnd"/>
+    </w:p>
+    <w:p>
+      <w:pPr>
+        <w:pStyle w:val="Heading2"/>
+      </w:pPr>
+      <w:r>
+        <w:t>Kafka</w:t>
+      </w:r>
+    </w:p>
+    <w:p>
+      <w:pPr>
+        <w:pStyle w:val="NormalWeb"/>
+      </w:pPr>
+      <w:r>
+        <w:rPr>
+          <w:rStyle w:val="Strong"/>
+        </w:rPr>
+        <w:t>Q831.</w:t>
+      </w:r>
+      <w:r>
+        <w:t xml:space="preserve"> What is Kafka?</w:t>
+      </w:r>
+    </w:p>
+    <w:p>
+      <w:pPr>
+        <w:pStyle w:val="NormalWeb"/>
+      </w:pPr>
+      <w:r>
+        <w:rPr>
+          <w:rStyle w:val="Strong"/>
+        </w:rPr>
+        <w:t>Q832.</w:t>
+      </w:r>
+      <w:r>
+        <w:t xml:space="preserve"> </w:t>
+      </w:r>
+      <w:proofErr w:type="gramStart"/>
+      <w:r>
+        <w:t>Producer.</w:t>
+      </w:r>
+      <w:proofErr w:type="gramEnd"/>
+    </w:p>
+    <w:p>
+      <w:pPr>
+        <w:pStyle w:val="NormalWeb"/>
+      </w:pPr>
+      <w:r>
+        <w:rPr>
+          <w:rStyle w:val="Strong"/>
+        </w:rPr>
+        <w:t>Q833.</w:t>
+      </w:r>
+      <w:r>
+        <w:t xml:space="preserve"> </w:t>
+      </w:r>
+      <w:proofErr w:type="gramStart"/>
+      <w:r>
+        <w:t>Consumer.</w:t>
+      </w:r>
+      <w:proofErr w:type="gramEnd"/>
+    </w:p>
+    <w:p>
+      <w:pPr>
+        <w:pStyle w:val="NormalWeb"/>
+      </w:pPr>
+      <w:r>
+        <w:rPr>
+          <w:rStyle w:val="Strong"/>
+        </w:rPr>
+        <w:t>Q834.</w:t>
+      </w:r>
+      <w:r>
+        <w:t xml:space="preserve"> Consumer Group.</w:t>
+      </w:r>
+    </w:p>
+    <w:p>
+      <w:pPr>
+        <w:pStyle w:val="NormalWeb"/>
+      </w:pPr>
+      <w:r>
+        <w:rPr>
+          <w:rStyle w:val="Strong"/>
+        </w:rPr>
+        <w:t>Q835.</w:t>
+      </w:r>
+      <w:r>
+        <w:t xml:space="preserve"> </w:t>
+      </w:r>
+      <w:proofErr w:type="gramStart"/>
+      <w:r>
+        <w:t>Partition.</w:t>
+      </w:r>
+      <w:proofErr w:type="gramEnd"/>
+    </w:p>
+    <w:p>
+      <w:pPr>
+        <w:pStyle w:val="NormalWeb"/>
+      </w:pPr>
+      <w:r>
+        <w:rPr>
+          <w:rStyle w:val="Strong"/>
+        </w:rPr>
+        <w:t>Q836.</w:t>
+      </w:r>
+      <w:r>
+        <w:t xml:space="preserve"> Offset.</w:t>
+      </w:r>
+    </w:p>
+    <w:p>
+      <w:pPr>
+        <w:pStyle w:val="NormalWeb"/>
+      </w:pPr>
+      <w:r>
+        <w:rPr>
+          <w:rStyle w:val="Strong"/>
+        </w:rPr>
+        <w:lastRenderedPageBreak/>
+        <w:t>Q837.</w:t>
+      </w:r>
+      <w:r>
+        <w:t xml:space="preserve"> Why is Kafka faster?</w:t>
+      </w:r>
+    </w:p>
+    <w:p>
+      <w:pPr>
+        <w:pStyle w:val="NormalWeb"/>
+      </w:pPr>
+      <w:r>
+        <w:rPr>
+          <w:rStyle w:val="Strong"/>
+        </w:rPr>
+        <w:t>Q838.</w:t>
+      </w:r>
+      <w:r>
+        <w:t xml:space="preserve"> </w:t>
+      </w:r>
+      <w:proofErr w:type="gramStart"/>
+      <w:r>
+        <w:t>Kafka vs RabbitMQ.</w:t>
+      </w:r>
+      <w:proofErr w:type="gramEnd"/>
+    </w:p>
+    <w:p>
+      <w:pPr>
+        <w:pStyle w:val="NormalWeb"/>
+      </w:pPr>
+      <w:r>
+        <w:rPr>
+          <w:rStyle w:val="Strong"/>
+        </w:rPr>
+        <w:t>Q839.</w:t>
+      </w:r>
+      <w:r>
+        <w:t xml:space="preserve"> How do you migrate from RabbitMQ/</w:t>
+      </w:r>
+      <w:proofErr w:type="spellStart"/>
+      <w:r>
+        <w:t>ActiveMQ</w:t>
+      </w:r>
+      <w:proofErr w:type="spellEnd"/>
+      <w:r>
+        <w:t xml:space="preserve"> to Kafka?</w:t>
+      </w:r>
+    </w:p>
+    <w:p>
+      <w:pPr>
+        <w:pStyle w:val="Heading2"/>
+      </w:pPr>
+      <w:proofErr w:type="spellStart"/>
+      <w:r>
+        <w:t>Redis</w:t>
+      </w:r>
+      <w:proofErr w:type="spellEnd"/>
+    </w:p>
+    <w:p>
+      <w:pPr>
+        <w:pStyle w:val="NormalWeb"/>
+      </w:pPr>
+      <w:r>
+        <w:rPr>
+          <w:rStyle w:val="Strong"/>
+        </w:rPr>
+        <w:t>Q840.</w:t>
+      </w:r>
+      <w:r>
+        <w:t xml:space="preserve"> What is </w:t>
+      </w:r>
+      <w:proofErr w:type="spellStart"/>
+      <w:r>
+        <w:t>Redis</w:t>
+      </w:r>
+      <w:proofErr w:type="spellEnd"/>
+      <w:r>
+        <w:t>?</w:t>
+      </w:r>
+    </w:p>
+    <w:p>
+      <w:pPr>
+        <w:pStyle w:val="NormalWeb"/>
+      </w:pPr>
+      <w:r>
+        <w:rPr>
+          <w:rStyle w:val="Strong"/>
+        </w:rPr>
+        <w:t>Q841.</w:t>
+      </w:r>
+      <w:r>
+        <w:t xml:space="preserve"> Why </w:t>
+      </w:r>
+      <w:proofErr w:type="spellStart"/>
+      <w:r>
+        <w:t>Redis</w:t>
+      </w:r>
+      <w:proofErr w:type="spellEnd"/>
+      <w:r>
+        <w:t>?</w:t>
+      </w:r>
+    </w:p>
+    <w:p>
+      <w:pPr>
+        <w:pStyle w:val="NormalWeb"/>
+      </w:pPr>
+      <w:r>
+        <w:rPr>
+          <w:rStyle w:val="Strong"/>
+        </w:rPr>
+        <w:t>Q842.</w:t>
+      </w:r>
+      <w:r>
+        <w:t xml:space="preserve"> </w:t>
+      </w:r>
+      <w:proofErr w:type="spellStart"/>
+      <w:r>
+        <w:t>Redis</w:t>
+      </w:r>
+      <w:proofErr w:type="spellEnd"/>
+      <w:r>
+        <w:t xml:space="preserve"> vs Database.</w:t>
+      </w:r>
+    </w:p>
+    <w:p>
+      <w:pPr>
+        <w:pStyle w:val="NormalWeb"/>
+      </w:pPr>
+      <w:r>
+        <w:rPr>
+          <w:rStyle w:val="Strong"/>
+        </w:rPr>
+        <w:t>Q843.</w:t>
+      </w:r>
+      <w:r>
+        <w:t xml:space="preserve"> </w:t>
+      </w:r>
+      <w:proofErr w:type="spellStart"/>
+      <w:r>
+        <w:t>Redis</w:t>
+      </w:r>
+      <w:proofErr w:type="spellEnd"/>
+      <w:r>
+        <w:t xml:space="preserve"> Cache.</w:t>
+      </w:r>
+    </w:p>
+    <w:p>
+      <w:pPr>
+        <w:pStyle w:val="NormalWeb"/>
+      </w:pPr>
+      <w:r>
+        <w:rPr>
+          <w:rStyle w:val="Strong"/>
+        </w:rPr>
+        <w:t>Q844.</w:t>
+      </w:r>
+      <w:r>
+        <w:t xml:space="preserve"> Cache Aside Pattern.</w:t>
+      </w:r>
+    </w:p>
+    <w:p>
+      <w:pPr>
+        <w:pStyle w:val="Heading2"/>
+      </w:pPr>
+      <w:r>
+        <w:t>Monitoring</w:t>
+      </w:r>
+    </w:p>
+    <w:p>
+      <w:pPr>
+        <w:pStyle w:val="NormalWeb"/>
+      </w:pPr>
+      <w:r>
+        <w:rPr>
+          <w:rStyle w:val="Strong"/>
+        </w:rPr>
+        <w:t>Q845.</w:t>
+      </w:r>
+      <w:r>
+        <w:t xml:space="preserve"> How do you monitor whether a service is down?</w:t>
+      </w:r>
+    </w:p>
+    <w:p>
+      <w:pPr>
+        <w:pStyle w:val="NormalWeb"/>
+      </w:pPr>
+      <w:r>
+        <w:rPr>
+          <w:rStyle w:val="Strong"/>
+        </w:rPr>
+        <w:t>Q846.</w:t>
+      </w:r>
+      <w:r>
+        <w:t xml:space="preserve"> </w:t>
+      </w:r>
+      <w:proofErr w:type="gramStart"/>
+      <w:r>
+        <w:t>Spring Boot Actuator.</w:t>
+      </w:r>
+      <w:proofErr w:type="gramEnd"/>
+    </w:p>
+    <w:p>
+      <w:pPr>
+        <w:pStyle w:val="NormalWeb"/>
+      </w:pPr>
+      <w:r>
+        <w:rPr>
+          <w:rStyle w:val="Strong"/>
+        </w:rPr>
+        <w:lastRenderedPageBreak/>
+        <w:t>Q847.</w:t>
+      </w:r>
+      <w:r>
+        <w:t xml:space="preserve"> </w:t>
+      </w:r>
+      <w:proofErr w:type="gramStart"/>
+      <w:r>
+        <w:t>Prometheus.</w:t>
+      </w:r>
+      <w:proofErr w:type="gramEnd"/>
+    </w:p>
+    <w:p>
+      <w:pPr>
+        <w:pStyle w:val="NormalWeb"/>
+      </w:pPr>
+      <w:r>
+        <w:rPr>
+          <w:rStyle w:val="Strong"/>
+        </w:rPr>
+        <w:t>Q848.</w:t>
+      </w:r>
+      <w:r>
+        <w:t xml:space="preserve"> </w:t>
+      </w:r>
+      <w:proofErr w:type="gramStart"/>
+      <w:r>
+        <w:t>Grafana.</w:t>
+      </w:r>
+      <w:proofErr w:type="gramEnd"/>
+    </w:p>
+    <w:p>
+      <w:pPr>
+        <w:pStyle w:val="NormalWeb"/>
+      </w:pPr>
+      <w:r>
+        <w:rPr>
+          <w:rStyle w:val="Strong"/>
+        </w:rPr>
+        <w:t>Q849.</w:t>
+      </w:r>
+      <w:r>
+        <w:t xml:space="preserve"> ELK Stack.</w:t>
+      </w:r>
+    </w:p>
+    <w:p>
+      <w:pPr>
+        <w:pStyle w:val="NormalWeb"/>
+      </w:pPr>
+      <w:r>
+        <w:rPr>
+          <w:rStyle w:val="Strong"/>
+        </w:rPr>
+        <w:t>Q850.</w:t>
+      </w:r>
+      <w:r>
+        <w:t xml:space="preserve"> </w:t>
+      </w:r>
+      <w:proofErr w:type="spellStart"/>
+      <w:proofErr w:type="gramStart"/>
+      <w:r>
+        <w:t>Kubernetes</w:t>
+      </w:r>
+      <w:proofErr w:type="spellEnd"/>
+      <w:r>
+        <w:t xml:space="preserve"> </w:t>
+      </w:r>
+      <w:proofErr w:type="spellStart"/>
+      <w:r>
+        <w:t>Liveness</w:t>
+      </w:r>
+      <w:proofErr w:type="spellEnd"/>
+      <w:r>
+        <w:t xml:space="preserve"> Probe.</w:t>
+      </w:r>
+      <w:proofErr w:type="gramEnd"/>
+    </w:p>
+    <w:p>
+      <w:pPr>
+        <w:pStyle w:val="NormalWeb"/>
+      </w:pPr>
+      <w:r>
+        <w:rPr>
+          <w:rStyle w:val="Strong"/>
+        </w:rPr>
+        <w:t>Q851.</w:t>
+      </w:r>
+      <w:r>
+        <w:t xml:space="preserve"> </w:t>
+      </w:r>
+      <w:proofErr w:type="spellStart"/>
+      <w:proofErr w:type="gramStart"/>
+      <w:r>
+        <w:t>Kubernetes</w:t>
+      </w:r>
+      <w:proofErr w:type="spellEnd"/>
+      <w:r>
+        <w:t xml:space="preserve"> Readiness Probe.</w:t>
+      </w:r>
+      <w:proofErr w:type="gramEnd"/>
+    </w:p>
+    <w:p>
+      <w:pPr>
+        <w:pStyle w:val="Heading2"/>
+      </w:pPr>
+      <w:r>
+        <w:t>Production Support</w:t>
+      </w:r>
+    </w:p>
+    <w:p>
+      <w:pPr>
+        <w:pStyle w:val="NormalWeb"/>
+      </w:pPr>
+      <w:r>
+        <w:rPr>
+          <w:rStyle w:val="Strong"/>
+        </w:rPr>
+        <w:t>Q852.</w:t>
+      </w:r>
+      <w:r>
+        <w:t xml:space="preserve"> One service is down. What is your production strategy?</w:t>
+      </w:r>
+    </w:p>
+    <w:p>
+      <w:pPr>
+        <w:pStyle w:val="NormalWeb"/>
+      </w:pPr>
+      <w:r>
+        <w:rPr>
+          <w:rStyle w:val="Strong"/>
+        </w:rPr>
+        <w:t>Q853.</w:t>
+      </w:r>
+      <w:r>
+        <w:t xml:space="preserve"> How do you resolve production issues in live applications?</w:t>
+      </w:r>
+    </w:p>
+    <w:p>
+      <w:pPr>
+        <w:pStyle w:val="NormalWeb"/>
+      </w:pPr>
+      <w:r>
+        <w:rPr>
+          <w:rStyle w:val="Strong"/>
+        </w:rPr>
+        <w:t>Q854.</w:t>
+      </w:r>
+      <w:r>
+        <w:t xml:space="preserve"> How do you optimize an existing application?</w:t>
+      </w:r>
+    </w:p>
+    <w:p>
+      <w:pPr>
+        <w:pStyle w:val="Heading2"/>
+      </w:pPr>
+      <w:r>
+        <w:t>Scenario Questions</w:t>
+      </w:r>
+    </w:p>
+    <w:p>
+      <w:pPr>
+        <w:pStyle w:val="NormalWeb"/>
+      </w:pPr>
+      <w:r>
+        <w:rPr>
+          <w:rStyle w:val="Strong"/>
+        </w:rPr>
+        <w:t>Q855.</w:t>
+      </w:r>
+      <w:r>
+        <w:t xml:space="preserve"> Your API works locally but becomes slow only in production. What would you check first?</w:t>
+      </w:r>
+    </w:p>
+    <w:p>
+      <w:pPr>
+        <w:pStyle w:val="NormalWeb"/>
+      </w:pPr>
+      <w:r>
+        <w:rPr>
+          <w:rStyle w:val="Strong"/>
+        </w:rPr>
+        <w:t>Q856.</w:t>
+      </w:r>
+      <w:r>
+        <w:t xml:space="preserve"> Kafka consumers are running normally, but message lag keeps increasing. Why?</w:t>
+      </w:r>
+    </w:p>
+    <w:p>
+      <w:pPr>
+        <w:pStyle w:val="NormalWeb"/>
+      </w:pPr>
+      <w:r>
+        <w:rPr>
+          <w:rStyle w:val="Strong"/>
+        </w:rPr>
+        <w:lastRenderedPageBreak/>
+        <w:t>Q857.</w:t>
+      </w:r>
+      <w:r>
+        <w:t xml:space="preserve"> Database connections suddenly get exhausted during peak traffic. What could cause this?</w:t>
+      </w:r>
+    </w:p>
+    <w:p>
+      <w:pPr>
+        <w:pStyle w:val="NormalWeb"/>
+      </w:pPr>
+      <w:r>
+        <w:rPr>
+          <w:rStyle w:val="Strong"/>
+        </w:rPr>
+        <w:t>Q858.</w:t>
+      </w:r>
+      <w:r>
+        <w:t xml:space="preserve"> </w:t>
+      </w:r>
+      <w:proofErr w:type="spellStart"/>
+      <w:r>
+        <w:t>Autoscaling</w:t>
+      </w:r>
+      <w:proofErr w:type="spellEnd"/>
+      <w:r>
+        <w:t xml:space="preserve"> creates more pods, but response time still keeps increasing. Why?</w:t>
+      </w:r>
+    </w:p>
+    <w:p>
+      <w:pPr>
+        <w:pStyle w:val="NormalWeb"/>
+      </w:pPr>
+      <w:r>
+        <w:rPr>
+          <w:rStyle w:val="Strong"/>
+        </w:rPr>
+        <w:t>Q859.</w:t>
+      </w:r>
+      <w:r>
+        <w:t xml:space="preserve"> Retry logic starts creating duplicate payment transactions. Why?</w:t>
+      </w:r>
+    </w:p>
+    <w:p>
+      <w:pPr>
+        <w:pStyle w:val="NormalWeb"/>
+      </w:pPr>
+      <w:r>
+        <w:rPr>
+          <w:rStyle w:val="Strong"/>
+        </w:rPr>
+        <w:t>Q860.</w:t>
+      </w:r>
+      <w:r>
+        <w:t xml:space="preserve"> A scheduled job suddenly starts executing multiple times after scaling.</w:t>
+      </w:r>
+    </w:p>
+    <w:p>
+      <w:pPr>
+        <w:pStyle w:val="NormalWeb"/>
+      </w:pPr>
+      <w:r>
+        <w:rPr>
+          <w:rStyle w:val="Strong"/>
+        </w:rPr>
+        <w:t>Q861.</w:t>
+      </w:r>
+      <w:r>
+        <w:t xml:space="preserve"> One slow downstream service starts affecting the entire platform.</w:t>
+      </w:r>
+    </w:p>
+    <w:p>
+      <w:pPr>
+        <w:pStyle w:val="NormalWeb"/>
+      </w:pPr>
+      <w:r>
+        <w:rPr>
+          <w:rStyle w:val="Strong"/>
+        </w:rPr>
+        <w:t>Q862.</w:t>
+      </w:r>
+      <w:r>
+        <w:t xml:space="preserve"> APIs randomly return HTTP 500 errors, but infrastructure looks healthy.</w:t>
+      </w:r>
+    </w:p>
+    <w:p>
+      <w:pPr>
+        <w:pStyle w:val="NormalWeb"/>
+      </w:pPr>
+      <w:r>
+        <w:rPr>
+          <w:rStyle w:val="Strong"/>
+        </w:rPr>
+        <w:t>Q863.</w:t>
+      </w:r>
+      <w:r>
+        <w:t xml:space="preserve"> Health checks pass, but users still face failures.</w:t>
+      </w:r>
+    </w:p>
+    <w:p>
+      <w:pPr>
+        <w:pStyle w:val="NormalWeb"/>
+      </w:pPr>
+      <w:r>
+        <w:rPr>
+          <w:rStyle w:val="Strong"/>
+        </w:rPr>
+        <w:t>Q864.</w:t>
+      </w:r>
+      <w:r>
+        <w:t xml:space="preserve"> Cache improves performance initially but later starts returning stale data.</w:t>
+      </w:r>
+    </w:p>
+    <w:p>
+      <w:pPr>
+        <w:pStyle w:val="NormalWeb"/>
+      </w:pPr>
+      <w:r>
+        <w:rPr>
+          <w:rStyle w:val="Strong"/>
+        </w:rPr>
+        <w:t>Q865.</w:t>
+      </w:r>
+      <w:r>
+        <w:t xml:space="preserve"> Logs exist everywhere, but debugging across services is still difficult.</w:t>
+      </w:r>
+    </w:p>
+    <w:p>
+      <w:pPr>
+        <w:pStyle w:val="NormalWeb"/>
+      </w:pPr>
+      <w:r>
+        <w:rPr>
+          <w:rStyle w:val="Strong"/>
+        </w:rPr>
+        <w:t>Q866.</w:t>
+      </w:r>
+      <w:r>
+        <w:t xml:space="preserve"> JVM memory usage slowly increases after every deployment.</w:t>
+      </w:r>
+    </w:p>
+    <w:p>
+      <w:pPr>
+        <w:pStyle w:val="Heading1"/>
+      </w:pPr>
+      <w:r>
+        <w:t>SECTION 11 — SPRING DATA JPA / HIBERNATE</w:t>
+      </w:r>
+    </w:p>
+    <w:p>
+      <w:pPr>
+        <w:pStyle w:val="NormalWeb"/>
+      </w:pPr>
+      <w:r>
+        <w:rPr>
+          <w:rStyle w:val="Strong"/>
+        </w:rPr>
+        <w:t>Q867.</w:t>
+      </w:r>
+      <w:r>
+        <w:t xml:space="preserve"> What is JPA?</w:t>
+      </w:r>
+    </w:p>
+    <w:p>
+      <w:pPr>
+        <w:pStyle w:val="NormalWeb"/>
+      </w:pPr>
+      <w:r>
+        <w:rPr>
+          <w:rStyle w:val="Strong"/>
+        </w:rPr>
+        <w:lastRenderedPageBreak/>
+        <w:t>Q868.</w:t>
+      </w:r>
+      <w:r>
+        <w:t xml:space="preserve"> What is Hibernate?</w:t>
+      </w:r>
+    </w:p>
+    <w:p>
+      <w:pPr>
+        <w:pStyle w:val="NormalWeb"/>
+      </w:pPr>
+      <w:r>
+        <w:rPr>
+          <w:rStyle w:val="Strong"/>
+        </w:rPr>
+        <w:t>Q869.</w:t>
+      </w:r>
+      <w:r>
+        <w:t xml:space="preserve"> What is the difference between JPA and Hibernate?</w:t>
+      </w:r>
+    </w:p>
+    <w:p>
+      <w:pPr>
+        <w:pStyle w:val="NormalWeb"/>
+      </w:pPr>
+      <w:r>
+        <w:rPr>
+          <w:rStyle w:val="Strong"/>
+        </w:rPr>
+        <w:t>Q870.</w:t>
+      </w:r>
+      <w:r>
+        <w:t xml:space="preserve"> What is Spring Data JPA?</w:t>
+      </w:r>
+    </w:p>
+    <w:p>
+      <w:pPr>
+        <w:pStyle w:val="NormalWeb"/>
+      </w:pPr>
+      <w:r>
+        <w:rPr>
+          <w:rStyle w:val="Strong"/>
+        </w:rPr>
+        <w:t>Q871.</w:t>
+      </w:r>
+      <w:r>
+        <w:t xml:space="preserve"> What is the difference between Spring Data JPA and Hibernate?</w:t>
+      </w:r>
+    </w:p>
+    <w:p>
+      <w:pPr>
+        <w:pStyle w:val="NormalWeb"/>
+      </w:pPr>
+      <w:r>
+        <w:rPr>
+          <w:rStyle w:val="Strong"/>
+        </w:rPr>
+        <w:t>Q872.</w:t>
+      </w:r>
+      <w:r>
+        <w:t xml:space="preserve"> What is the difference between Repository, </w:t>
+      </w:r>
+      <w:proofErr w:type="spellStart"/>
+      <w:r>
+        <w:t>CrudRepository</w:t>
+      </w:r>
+      <w:proofErr w:type="spellEnd"/>
+      <w:r>
+        <w:t xml:space="preserve">, </w:t>
+      </w:r>
+      <w:proofErr w:type="spellStart"/>
+      <w:r>
+        <w:t>PagingAndSortingRepository</w:t>
+      </w:r>
+      <w:proofErr w:type="spellEnd"/>
+      <w:r>
+        <w:t xml:space="preserve"> and </w:t>
+      </w:r>
+      <w:proofErr w:type="spellStart"/>
+      <w:r>
+        <w:t>JpaRepository</w:t>
+      </w:r>
+      <w:proofErr w:type="spellEnd"/>
+      <w:r>
+        <w:t>?</w:t>
+      </w:r>
+    </w:p>
+    <w:p>
+      <w:pPr>
+        <w:pStyle w:val="NormalWeb"/>
+      </w:pPr>
+      <w:r>
+        <w:rPr>
+          <w:rStyle w:val="Strong"/>
+        </w:rPr>
+        <w:t>Q873.</w:t>
+      </w:r>
+      <w:r>
+        <w:t xml:space="preserve"> What is </w:t>
+      </w:r>
+      <w:proofErr w:type="spellStart"/>
+      <w:r>
+        <w:t>EntityManager</w:t>
+      </w:r>
+      <w:proofErr w:type="spellEnd"/>
+      <w:r>
+        <w:t>?</w:t>
+      </w:r>
+    </w:p>
+    <w:p>
+      <w:pPr>
+        <w:pStyle w:val="NormalWeb"/>
+      </w:pPr>
+      <w:r>
+        <w:rPr>
+          <w:rStyle w:val="Strong"/>
+        </w:rPr>
+        <w:t>Q874.</w:t>
+      </w:r>
+      <w:r>
+        <w:t xml:space="preserve"> What is Persistence Context?</w:t>
+      </w:r>
+    </w:p>
+    <w:p>
+      <w:pPr>
+        <w:pStyle w:val="NormalWeb"/>
+      </w:pPr>
+      <w:r>
+        <w:rPr>
+          <w:rStyle w:val="Strong"/>
+        </w:rPr>
+        <w:t>Q875.</w:t>
+      </w:r>
+      <w:r>
+        <w:t xml:space="preserve"> What is Hibernate Proxy?</w:t>
+      </w:r>
+    </w:p>
+    <w:p>
+      <w:pPr>
+        <w:pStyle w:val="NormalWeb"/>
+      </w:pPr>
+      <w:r>
+        <w:rPr>
+          <w:rStyle w:val="Strong"/>
+        </w:rPr>
+        <w:t>Q876.</w:t>
+      </w:r>
+      <w:r>
+        <w:t xml:space="preserve"> What is Lazy Loading?</w:t>
+      </w:r>
+    </w:p>
+    <w:p>
+      <w:pPr>
+        <w:pStyle w:val="NormalWeb"/>
+      </w:pPr>
+      <w:r>
+        <w:rPr>
+          <w:rStyle w:val="Strong"/>
+        </w:rPr>
+        <w:t>Q877.</w:t>
+      </w:r>
+      <w:r>
+        <w:t xml:space="preserve"> What is </w:t>
+      </w:r>
+      <w:proofErr w:type="spellStart"/>
+      <w:r>
+        <w:t>LazyInitializationException</w:t>
+      </w:r>
+      <w:proofErr w:type="spellEnd"/>
+      <w:r>
+        <w:t>?</w:t>
+      </w:r>
+    </w:p>
+    <w:p>
+      <w:pPr>
+        <w:pStyle w:val="NormalWeb"/>
+      </w:pPr>
+      <w:r>
+        <w:rPr>
+          <w:rStyle w:val="Strong"/>
+        </w:rPr>
+        <w:t>Q878.</w:t>
+      </w:r>
+      <w:r>
+        <w:t xml:space="preserve"> What is the difference between </w:t>
+      </w:r>
+      <w:proofErr w:type="spellStart"/>
+      <w:proofErr w:type="gramStart"/>
+      <w:r>
+        <w:t>findById</w:t>
+      </w:r>
+      <w:proofErr w:type="spellEnd"/>
+      <w:r>
+        <w:t>(</w:t>
+      </w:r>
+      <w:proofErr w:type="gramEnd"/>
+      <w:r>
+        <w:t xml:space="preserve">) and </w:t>
+      </w:r>
+      <w:proofErr w:type="spellStart"/>
+      <w:r>
+        <w:t>getReferenceById</w:t>
+      </w:r>
+      <w:proofErr w:type="spellEnd"/>
+      <w:r>
+        <w:t>()?</w:t>
+      </w:r>
+    </w:p>
+    <w:p>
+      <w:pPr>
+        <w:pStyle w:val="NormalWeb"/>
+      </w:pPr>
+      <w:r>
+        <w:rPr>
+          <w:rStyle w:val="Strong"/>
+        </w:rPr>
+        <w:t>Q879.</w:t>
+      </w:r>
+      <w:r>
+        <w:t xml:space="preserve"> What is First-Level Cache?</w:t>
+      </w:r>
+    </w:p>
+    <w:p>
+      <w:pPr>
+        <w:pStyle w:val="NormalWeb"/>
+      </w:pPr>
+      <w:r>
+        <w:rPr>
+          <w:rStyle w:val="Strong"/>
+        </w:rPr>
+        <w:lastRenderedPageBreak/>
+        <w:t>Q880.</w:t>
+      </w:r>
+      <w:r>
+        <w:t xml:space="preserve"> What is Second-Level Cache?</w:t>
+      </w:r>
+    </w:p>
+    <w:p>
+      <w:pPr>
+        <w:pStyle w:val="NormalWeb"/>
+      </w:pPr>
+      <w:r>
+        <w:rPr>
+          <w:rStyle w:val="Strong"/>
+        </w:rPr>
+        <w:t>Q881.</w:t>
+      </w:r>
+      <w:r>
+        <w:t xml:space="preserve"> What is the difference between First-Level Cache and Second-Level Cache?</w:t>
+      </w:r>
+    </w:p>
+    <w:p>
+      <w:pPr>
+        <w:pStyle w:val="NormalWeb"/>
+      </w:pPr>
+      <w:r>
+        <w:rPr>
+          <w:rStyle w:val="Strong"/>
+        </w:rPr>
+        <w:t>Q882.</w:t>
+      </w:r>
+      <w:r>
+        <w:t xml:space="preserve"> What is JPQL?</w:t>
+      </w:r>
+    </w:p>
+    <w:p>
+      <w:pPr>
+        <w:pStyle w:val="NormalWeb"/>
+      </w:pPr>
+      <w:r>
+        <w:rPr>
+          <w:rStyle w:val="Strong"/>
+        </w:rPr>
+        <w:t>Q883.</w:t>
+      </w:r>
+      <w:r>
+        <w:t xml:space="preserve"> What is the difference between JPQL and SQL?</w:t>
+      </w:r>
+    </w:p>
+    <w:p>
+      <w:pPr>
+        <w:pStyle w:val="NormalWeb"/>
+      </w:pPr>
+      <w:r>
+        <w:rPr>
+          <w:rStyle w:val="Strong"/>
+        </w:rPr>
+        <w:t>Q884.</w:t>
+      </w:r>
+      <w:r>
+        <w:t xml:space="preserve"> How Hibernate Generates SQL?</w:t>
+      </w:r>
+    </w:p>
+    <w:p>
+      <w:pPr>
+        <w:pStyle w:val="NormalWeb"/>
+      </w:pPr>
+      <w:r>
+        <w:rPr>
+          <w:rStyle w:val="Strong"/>
+        </w:rPr>
+        <w:t>Q885.</w:t>
+      </w:r>
+      <w:r>
+        <w:t xml:space="preserve"> Explain the complete flow of </w:t>
+      </w:r>
+      <w:proofErr w:type="spellStart"/>
+      <w:proofErr w:type="gramStart"/>
+      <w:r>
+        <w:t>employeeRepository.save</w:t>
+      </w:r>
+      <w:proofErr w:type="spellEnd"/>
+      <w:r>
+        <w:t>(</w:t>
+      </w:r>
+      <w:proofErr w:type="gramEnd"/>
+      <w:r>
+        <w:t>employee) until data is inserted into the database.</w:t>
+      </w:r>
+    </w:p>
+    <w:p>
+      <w:pPr>
+        <w:pStyle w:val="NormalWeb"/>
+      </w:pPr>
+      <w:r>
+        <w:rPr>
+          <w:rStyle w:val="Strong"/>
+        </w:rPr>
+        <w:t>Q886.</w:t>
+      </w:r>
+      <w:r>
+        <w:t xml:space="preserve"> Explain the complete architecture from Controller → Service → Repository → </w:t>
+      </w:r>
+      <w:proofErr w:type="spellStart"/>
+      <w:r>
+        <w:t>EntityManager</w:t>
+      </w:r>
+      <w:proofErr w:type="spellEnd"/>
+      <w:r>
+        <w:t xml:space="preserve"> → Hibernate → JDBC → Database.</w:t>
+      </w:r>
+    </w:p>
+    <w:p>
+      <w:pPr>
+        <w:pStyle w:val="NormalWeb"/>
+      </w:pPr>
+      <w:r>
+        <w:rPr>
+          <w:rStyle w:val="Strong"/>
+        </w:rPr>
+        <w:t>Q887.</w:t>
+      </w:r>
+      <w:r>
+        <w:t xml:space="preserve"> Explain the role of JDBC in Hibernate.</w:t>
+      </w:r>
+    </w:p>
+    <w:p>
+      <w:pPr>
+        <w:pStyle w:val="NormalWeb"/>
+      </w:pPr>
+      <w:r>
+        <w:rPr>
+          <w:rStyle w:val="Strong"/>
+        </w:rPr>
+        <w:t>Q888.</w:t>
+      </w:r>
+      <w:r>
+        <w:t xml:space="preserve"> </w:t>
+      </w:r>
+      <w:proofErr w:type="spellStart"/>
+      <w:proofErr w:type="gramStart"/>
+      <w:r>
+        <w:t>getById</w:t>
+      </w:r>
+      <w:proofErr w:type="spellEnd"/>
+      <w:r>
+        <w:t>(</w:t>
+      </w:r>
+      <w:proofErr w:type="gramEnd"/>
+      <w:r>
+        <w:t xml:space="preserve">) vs </w:t>
+      </w:r>
+      <w:proofErr w:type="spellStart"/>
+      <w:r>
+        <w:t>findById</w:t>
+      </w:r>
+      <w:proofErr w:type="spellEnd"/>
+      <w:r>
+        <w:t>().</w:t>
+      </w:r>
+    </w:p>
+    <w:p>
+      <w:pPr>
+        <w:pStyle w:val="NormalWeb"/>
+      </w:pPr>
+      <w:r>
+        <w:rPr>
+          <w:rStyle w:val="Strong"/>
+        </w:rPr>
+        <w:t>Q889.</w:t>
+      </w:r>
+      <w:r>
+        <w:t xml:space="preserve"> </w:t>
+      </w:r>
+      <w:proofErr w:type="gramStart"/>
+      <w:r>
+        <w:t>save(</w:t>
+      </w:r>
+      <w:proofErr w:type="gramEnd"/>
+      <w:r>
+        <w:t xml:space="preserve">) vs </w:t>
+      </w:r>
+      <w:proofErr w:type="spellStart"/>
+      <w:r>
+        <w:t>saveAndFlush</w:t>
+      </w:r>
+      <w:proofErr w:type="spellEnd"/>
+      <w:r>
+        <w:t>().</w:t>
+      </w:r>
+    </w:p>
+    <w:p>
+      <w:pPr>
+        <w:pStyle w:val="NormalWeb"/>
+      </w:pPr>
+      <w:r>
+        <w:rPr>
+          <w:rStyle w:val="Strong"/>
+        </w:rPr>
+        <w:t>Q890.</w:t>
+      </w:r>
+      <w:r>
+        <w:t xml:space="preserve"> </w:t>
+      </w:r>
+      <w:proofErr w:type="gramStart"/>
+      <w:r>
+        <w:t>delete(</w:t>
+      </w:r>
+      <w:proofErr w:type="gramEnd"/>
+      <w:r>
+        <w:t xml:space="preserve">) vs </w:t>
+      </w:r>
+      <w:proofErr w:type="spellStart"/>
+      <w:r>
+        <w:t>deleteById</w:t>
+      </w:r>
+      <w:proofErr w:type="spellEnd"/>
+      <w:r>
+        <w:t>().</w:t>
+      </w:r>
+    </w:p>
+    <w:p>
+      <w:pPr>
+        <w:pStyle w:val="NormalWeb"/>
+      </w:pPr>
+      <w:r>
+        <w:rPr>
+          <w:rStyle w:val="Strong"/>
+        </w:rPr>
+        <w:lastRenderedPageBreak/>
+        <w:t>Q891.</w:t>
+      </w:r>
+      <w:r>
+        <w:t xml:space="preserve"> </w:t>
+      </w:r>
+      <w:proofErr w:type="spellStart"/>
+      <w:proofErr w:type="gramStart"/>
+      <w:r>
+        <w:t>existsById</w:t>
+      </w:r>
+      <w:proofErr w:type="spellEnd"/>
+      <w:r>
+        <w:t>(</w:t>
+      </w:r>
+      <w:proofErr w:type="gramEnd"/>
+      <w:r>
+        <w:t>).</w:t>
+      </w:r>
+    </w:p>
+    <w:p>
+      <w:pPr>
+        <w:pStyle w:val="NormalWeb"/>
+      </w:pPr>
+      <w:r>
+        <w:rPr>
+          <w:rStyle w:val="Strong"/>
+        </w:rPr>
+        <w:t>Q892.</w:t>
+      </w:r>
+      <w:r>
+        <w:t xml:space="preserve"> </w:t>
+      </w:r>
+      <w:proofErr w:type="gramStart"/>
+      <w:r>
+        <w:t>count(</w:t>
+      </w:r>
+      <w:proofErr w:type="gramEnd"/>
+      <w:r>
+        <w:t>).</w:t>
+      </w:r>
+    </w:p>
+    <w:p>
+      <w:pPr>
+        <w:pStyle w:val="NormalWeb"/>
+      </w:pPr>
+      <w:r>
+        <w:rPr>
+          <w:rStyle w:val="Strong"/>
+        </w:rPr>
+        <w:t>Q893.</w:t>
+      </w:r>
+      <w:r>
+        <w:t xml:space="preserve"> Why can @Transactional fail to roll back changes?</w:t>
+      </w:r>
+    </w:p>
+    <w:p>
+      <w:pPr>
+        <w:pStyle w:val="NormalWeb"/>
+      </w:pPr>
+      <w:r>
+        <w:rPr>
+          <w:rStyle w:val="Strong"/>
+        </w:rPr>
+        <w:t>Q894.</w:t>
+      </w:r>
+      <w:r>
+        <w:t xml:space="preserve"> Why can </w:t>
+      </w:r>
+      <w:proofErr w:type="spellStart"/>
+      <w:r>
+        <w:t>LazyInitializationException</w:t>
+      </w:r>
+      <w:proofErr w:type="spellEnd"/>
+      <w:r>
+        <w:t xml:space="preserve"> occur?</w:t>
+      </w:r>
+    </w:p>
+    <w:p>
+      <w:pPr>
+        <w:pStyle w:val="NormalWeb"/>
+      </w:pPr>
+      <w:r>
+        <w:rPr>
+          <w:rStyle w:val="Strong"/>
+        </w:rPr>
+        <w:t>Q895.</w:t>
+      </w:r>
+      <w:r>
+        <w:t xml:space="preserve"> Why should </w:t>
+      </w:r>
+      <w:proofErr w:type="spellStart"/>
+      <w:r>
+        <w:t>EntityManager</w:t>
+      </w:r>
+      <w:proofErr w:type="spellEnd"/>
+      <w:r>
+        <w:t xml:space="preserve"> not be shared between threads?</w:t>
+      </w:r>
+    </w:p>
+    <w:p>
+      <w:pPr>
+        <w:pStyle w:val="NormalWeb"/>
+      </w:pPr>
+      <w:r>
+        <w:rPr>
+          <w:rStyle w:val="Strong"/>
+        </w:rPr>
+        <w:t>Q896.</w:t>
+      </w:r>
+      <w:r>
+        <w:t xml:space="preserve"> How do you optimize JPA performance?</w:t>
+      </w:r>
+    </w:p>
+    <w:p>
+      <w:pPr>
+        <w:pStyle w:val="NormalWeb"/>
+      </w:pPr>
+      <w:r>
+        <w:rPr>
+          <w:rStyle w:val="Strong"/>
+        </w:rPr>
+        <w:t>Q897.</w:t>
+      </w:r>
+      <w:r>
+        <w:t xml:space="preserve"> How do you reduce unnecessary SQL queries generated by Hibernate?</w:t>
+      </w:r>
+    </w:p>
+    <w:p>
+      <w:pPr>
+        <w:pStyle w:val="NormalWeb"/>
+      </w:pPr>
+      <w:r>
+        <w:rPr>
+          <w:rStyle w:val="Strong"/>
+        </w:rPr>
+        <w:t>Q898.</w:t>
+      </w:r>
+      <w:r>
+        <w:t xml:space="preserve"> Which cache would you use for read-heavy applications?</w:t>
+      </w:r>
+    </w:p>
+    <w:p>
+      <w:pPr>
+        <w:pStyle w:val="NormalWeb"/>
+      </w:pPr>
+      <w:r>
+        <w:rPr>
+          <w:rStyle w:val="Strong"/>
+        </w:rPr>
+        <w:t>Q899.</w:t>
+      </w:r>
+      <w:r>
+        <w:t xml:space="preserve"> How do you debug slow Hibernate queries?</w:t>
+      </w:r>
+    </w:p>
+    <w:p>
+      <w:pPr>
+        <w:pStyle w:val="NormalWeb"/>
+      </w:pPr>
+      <w:r>
+        <w:rPr>
+          <w:rStyle w:val="Strong"/>
+        </w:rPr>
+        <w:t>Q900.</w:t>
+      </w:r>
+      <w:r>
+        <w:t xml:space="preserve"> Explain the complete Spring Boot + Spring Data JPA + Hibernate + JDBC + Database flow from an interview perspective.</w:t>
+      </w:r>
+    </w:p>
+    <w:p>
+      <w:pPr>
+        <w:pStyle w:val="NormalWeb"/>
+      </w:pPr>
+      <w:r>
+        <w:rPr>
+          <w:rStyle w:val="Strong"/>
+        </w:rPr>
+        <w:t>Q901.</w:t>
+      </w:r>
+      <w:r>
+        <w:t xml:space="preserve"> Can Hibernate be used without JPA?</w:t>
+      </w:r>
+    </w:p>
+    <w:p>
+      <w:pPr>
+        <w:pStyle w:val="Heading1"/>
+      </w:pPr>
+      <w:r>
+        <w:lastRenderedPageBreak/>
+        <w:t>SECTION 12 — DATABASE &amp; SQL</w:t>
+      </w:r>
+    </w:p>
+    <w:p>
+      <w:pPr>
+        <w:pStyle w:val="NormalWeb"/>
+      </w:pPr>
+      <w:r>
+        <w:rPr>
+          <w:rStyle w:val="Strong"/>
+        </w:rPr>
+        <w:t>Q902.</w:t>
+      </w:r>
+      <w:r>
+        <w:t xml:space="preserve"> What is a Database?</w:t>
+      </w:r>
+    </w:p>
+    <w:p>
+      <w:pPr>
+        <w:pStyle w:val="NormalWeb"/>
+      </w:pPr>
+      <w:r>
+        <w:rPr>
+          <w:rStyle w:val="Strong"/>
+        </w:rPr>
+        <w:t>Q903.</w:t>
+      </w:r>
+      <w:r>
+        <w:t xml:space="preserve"> What is a Relational Database?</w:t>
+      </w:r>
+    </w:p>
+    <w:p>
+      <w:pPr>
+        <w:pStyle w:val="NormalWeb"/>
+      </w:pPr>
+      <w:r>
+        <w:rPr>
+          <w:rStyle w:val="Strong"/>
+        </w:rPr>
+        <w:t>Q904.</w:t>
+      </w:r>
+      <w:r>
+        <w:t xml:space="preserve"> What is SQL?</w:t>
+      </w:r>
+    </w:p>
+    <w:p>
+      <w:pPr>
+        <w:pStyle w:val="NormalWeb"/>
+      </w:pPr>
+      <w:r>
+        <w:rPr>
+          <w:rStyle w:val="Strong"/>
+        </w:rPr>
+        <w:t>Q905.</w:t>
+      </w:r>
+      <w:r>
+        <w:t xml:space="preserve"> What is a Transaction in SQL?</w:t>
+      </w:r>
+    </w:p>
+    <w:p>
+      <w:pPr>
+        <w:pStyle w:val="NormalWeb"/>
+      </w:pPr>
+      <w:r>
+        <w:rPr>
+          <w:rStyle w:val="Strong"/>
+        </w:rPr>
+        <w:t>Q906.</w:t>
+      </w:r>
+      <w:r>
+        <w:t xml:space="preserve"> Explain ACID properties.</w:t>
+      </w:r>
+    </w:p>
+    <w:p>
+      <w:pPr>
+        <w:pStyle w:val="NormalWeb"/>
+      </w:pPr>
+      <w:r>
+        <w:rPr>
+          <w:rStyle w:val="Strong"/>
+        </w:rPr>
+        <w:t>Q907.</w:t>
+      </w:r>
+      <w:r>
+        <w:t xml:space="preserve"> What are BEGIN, COMMIT, ROLLBACK and SAVEPOINT?</w:t>
+      </w:r>
+    </w:p>
+    <w:p>
+      <w:pPr>
+        <w:pStyle w:val="NormalWeb"/>
+      </w:pPr>
+      <w:r>
+        <w:rPr>
+          <w:rStyle w:val="Strong"/>
+        </w:rPr>
+        <w:t>Q908.</w:t>
+      </w:r>
+      <w:r>
+        <w:t xml:space="preserve"> What is the difference between ACID and BASE?</w:t>
+      </w:r>
+    </w:p>
+    <w:p>
+      <w:pPr>
+        <w:pStyle w:val="NormalWeb"/>
+      </w:pPr>
+      <w:r>
+        <w:rPr>
+          <w:rStyle w:val="Strong"/>
+        </w:rPr>
+        <w:t>Q909.</w:t>
+      </w:r>
+      <w:r>
+        <w:t xml:space="preserve"> What is Normalization?</w:t>
+      </w:r>
+    </w:p>
+    <w:p>
+      <w:pPr>
+        <w:pStyle w:val="NormalWeb"/>
+      </w:pPr>
+      <w:r>
+        <w:rPr>
+          <w:rStyle w:val="Strong"/>
+        </w:rPr>
+        <w:t>Q910.</w:t>
+      </w:r>
+      <w:r>
+        <w:t xml:space="preserve"> Explain 1NF, 2NF, 3NF and BCNF.</w:t>
+      </w:r>
+    </w:p>
+    <w:p>
+      <w:pPr>
+        <w:pStyle w:val="NormalWeb"/>
+      </w:pPr>
+      <w:r>
+        <w:rPr>
+          <w:rStyle w:val="Strong"/>
+        </w:rPr>
+        <w:t>Q911.</w:t>
+      </w:r>
+      <w:r>
+        <w:t xml:space="preserve"> What is </w:t>
+      </w:r>
+      <w:proofErr w:type="spellStart"/>
+      <w:r>
+        <w:t>Denormalization</w:t>
+      </w:r>
+      <w:proofErr w:type="spellEnd"/>
+      <w:r>
+        <w:t>?</w:t>
+      </w:r>
+    </w:p>
+    <w:p>
+      <w:pPr>
+        <w:pStyle w:val="NormalWeb"/>
+      </w:pPr>
+      <w:r>
+        <w:rPr>
+          <w:rStyle w:val="Strong"/>
+        </w:rPr>
+        <w:t>Q912.</w:t>
+      </w:r>
+      <w:r>
+        <w:t xml:space="preserve"> What is a Primary Key?</w:t>
+      </w:r>
+    </w:p>
+    <w:p>
+      <w:pPr>
+        <w:pStyle w:val="NormalWeb"/>
+      </w:pPr>
+      <w:r>
+        <w:rPr>
+          <w:rStyle w:val="Strong"/>
+        </w:rPr>
+        <w:lastRenderedPageBreak/>
+        <w:t>Q913.</w:t>
+      </w:r>
+      <w:r>
+        <w:t xml:space="preserve"> What is a Foreign Key?</w:t>
+      </w:r>
+    </w:p>
+    <w:p>
+      <w:pPr>
+        <w:pStyle w:val="NormalWeb"/>
+      </w:pPr>
+      <w:r>
+        <w:rPr>
+          <w:rStyle w:val="Strong"/>
+        </w:rPr>
+        <w:t>Q914.</w:t>
+      </w:r>
+      <w:r>
+        <w:t xml:space="preserve"> What is a Unique Key?</w:t>
+      </w:r>
+    </w:p>
+    <w:p>
+      <w:pPr>
+        <w:pStyle w:val="NormalWeb"/>
+      </w:pPr>
+      <w:r>
+        <w:rPr>
+          <w:rStyle w:val="Strong"/>
+        </w:rPr>
+        <w:t>Q915.</w:t>
+      </w:r>
+      <w:r>
+        <w:t xml:space="preserve"> What is a Composite Key?</w:t>
+      </w:r>
+    </w:p>
+    <w:p>
+      <w:pPr>
+        <w:pStyle w:val="NormalWeb"/>
+      </w:pPr>
+      <w:r>
+        <w:rPr>
+          <w:rStyle w:val="Strong"/>
+        </w:rPr>
+        <w:t>Q916.</w:t>
+      </w:r>
+      <w:r>
+        <w:t xml:space="preserve"> What are Constraints in SQL?</w:t>
+      </w:r>
+    </w:p>
+    <w:p>
+      <w:pPr>
+        <w:pStyle w:val="NormalWeb"/>
+      </w:pPr>
+      <w:r>
+        <w:rPr>
+          <w:rStyle w:val="Strong"/>
+        </w:rPr>
+        <w:t>Q917.</w:t>
+      </w:r>
+      <w:r>
+        <w:t xml:space="preserve"> What is an Index?</w:t>
+      </w:r>
+    </w:p>
+    <w:p>
+      <w:pPr>
+        <w:pStyle w:val="NormalWeb"/>
+      </w:pPr>
+      <w:r>
+        <w:rPr>
+          <w:rStyle w:val="Strong"/>
+        </w:rPr>
+        <w:t>Q918.</w:t>
+      </w:r>
+      <w:r>
+        <w:t xml:space="preserve"> How does an Index improve query performance?</w:t>
+      </w:r>
+    </w:p>
+    <w:p>
+      <w:pPr>
+        <w:pStyle w:val="NormalWeb"/>
+      </w:pPr>
+      <w:r>
+        <w:rPr>
+          <w:rStyle w:val="Strong"/>
+        </w:rPr>
+        <w:t>Q919.</w:t>
+      </w:r>
+      <w:r>
+        <w:t xml:space="preserve"> What are the disadvantages of indexes?</w:t>
+      </w:r>
+    </w:p>
+    <w:p>
+      <w:pPr>
+        <w:pStyle w:val="NormalWeb"/>
+      </w:pPr>
+      <w:r>
+        <w:rPr>
+          <w:rStyle w:val="Strong"/>
+        </w:rPr>
+        <w:t>Q920.</w:t>
+      </w:r>
+      <w:r>
+        <w:t xml:space="preserve"> What is a Clustered Index?</w:t>
+      </w:r>
+    </w:p>
+    <w:p>
+      <w:pPr>
+        <w:pStyle w:val="NormalWeb"/>
+      </w:pPr>
+      <w:r>
+        <w:rPr>
+          <w:rStyle w:val="Strong"/>
+        </w:rPr>
+        <w:t>Q921.</w:t>
+      </w:r>
+      <w:r>
+        <w:t xml:space="preserve"> What is a Non-Clustered Index?</w:t>
+      </w:r>
+    </w:p>
+    <w:p>
+      <w:pPr>
+        <w:pStyle w:val="NormalWeb"/>
+      </w:pPr>
+      <w:r>
+        <w:rPr>
+          <w:rStyle w:val="Strong"/>
+        </w:rPr>
+        <w:t>Q922.</w:t>
+      </w:r>
+      <w:r>
+        <w:t xml:space="preserve"> What is a Composite Index?</w:t>
+      </w:r>
+    </w:p>
+    <w:p>
+      <w:pPr>
+        <w:pStyle w:val="NormalWeb"/>
+      </w:pPr>
+      <w:r>
+        <w:rPr>
+          <w:rStyle w:val="Strong"/>
+        </w:rPr>
+        <w:t>Q923.</w:t>
+      </w:r>
+      <w:r>
+        <w:t xml:space="preserve"> What is a Covering Index?</w:t>
+      </w:r>
+    </w:p>
+    <w:p>
+      <w:pPr>
+        <w:pStyle w:val="NormalWeb"/>
+      </w:pPr>
+      <w:r>
+        <w:rPr>
+          <w:rStyle w:val="Strong"/>
+        </w:rPr>
+        <w:t>Q924.</w:t>
+      </w:r>
+      <w:r>
+        <w:t xml:space="preserve"> When will a database not use an index?</w:t>
+      </w:r>
+    </w:p>
+    <w:p>
+      <w:pPr>
+        <w:pStyle w:val="NormalWeb"/>
+      </w:pPr>
+      <w:r>
+        <w:rPr>
+          <w:rStyle w:val="Strong"/>
+        </w:rPr>
+        <w:lastRenderedPageBreak/>
+        <w:t>Q925.</w:t>
+      </w:r>
+      <w:r>
+        <w:t xml:space="preserve"> What is a Table Scan?</w:t>
+      </w:r>
+    </w:p>
+    <w:p>
+      <w:pPr>
+        <w:pStyle w:val="NormalWeb"/>
+      </w:pPr>
+      <w:r>
+        <w:rPr>
+          <w:rStyle w:val="Strong"/>
+        </w:rPr>
+        <w:t>Q926.</w:t>
+      </w:r>
+      <w:r>
+        <w:t xml:space="preserve"> What is a Query Execution Plan?</w:t>
+      </w:r>
+    </w:p>
+    <w:p>
+      <w:pPr>
+        <w:pStyle w:val="NormalWeb"/>
+      </w:pPr>
+      <w:r>
+        <w:rPr>
+          <w:rStyle w:val="Strong"/>
+        </w:rPr>
+        <w:t>Q927.</w:t>
+      </w:r>
+      <w:r>
+        <w:t xml:space="preserve"> How do you </w:t>
+      </w:r>
+      <w:proofErr w:type="spellStart"/>
+      <w:r>
+        <w:t>analyze</w:t>
+      </w:r>
+      <w:proofErr w:type="spellEnd"/>
+      <w:r>
+        <w:t xml:space="preserve"> a Query Execution Plan?</w:t>
+      </w:r>
+    </w:p>
+    <w:p>
+      <w:pPr>
+        <w:pStyle w:val="NormalWeb"/>
+      </w:pPr>
+      <w:r>
+        <w:rPr>
+          <w:rStyle w:val="Strong"/>
+        </w:rPr>
+        <w:t>Q928.</w:t>
+      </w:r>
+      <w:r>
+        <w:t xml:space="preserve"> What is the difference between INNER JOIN, LEFT JOIN, RIGHT JOIN and FULL JOIN?</w:t>
+      </w:r>
+    </w:p>
+    <w:p>
+      <w:pPr>
+        <w:pStyle w:val="NormalWeb"/>
+      </w:pPr>
+      <w:r>
+        <w:rPr>
+          <w:rStyle w:val="Strong"/>
+        </w:rPr>
+        <w:t>Q929.</w:t>
+      </w:r>
+      <w:r>
+        <w:t xml:space="preserve"> What is a Self Join?</w:t>
+      </w:r>
+    </w:p>
+    <w:p>
+      <w:pPr>
+        <w:pStyle w:val="NormalWeb"/>
+      </w:pPr>
+      <w:r>
+        <w:rPr>
+          <w:rStyle w:val="Strong"/>
+        </w:rPr>
+        <w:t>Q930.</w:t>
+      </w:r>
+      <w:r>
+        <w:t xml:space="preserve"> What is a Cross Join?</w:t>
+      </w:r>
+    </w:p>
+    <w:p>
+      <w:pPr>
+        <w:pStyle w:val="NormalWeb"/>
+      </w:pPr>
+      <w:r>
+        <w:rPr>
+          <w:rStyle w:val="Strong"/>
+        </w:rPr>
+        <w:t>Q931.</w:t>
+      </w:r>
+      <w:r>
+        <w:t xml:space="preserve"> What is the difference between WHERE and HAVING?</w:t>
+      </w:r>
+    </w:p>
+    <w:p>
+      <w:pPr>
+        <w:pStyle w:val="NormalWeb"/>
+      </w:pPr>
+      <w:r>
+        <w:rPr>
+          <w:rStyle w:val="Strong"/>
+        </w:rPr>
+        <w:t>Q932.</w:t>
+      </w:r>
+      <w:r>
+        <w:t xml:space="preserve"> What is the difference between GROUP BY and ORDER BY?</w:t>
+      </w:r>
+    </w:p>
+    <w:p>
+      <w:pPr>
+        <w:pStyle w:val="NormalWeb"/>
+      </w:pPr>
+      <w:r>
+        <w:rPr>
+          <w:rStyle w:val="Strong"/>
+        </w:rPr>
+        <w:t>Q933.</w:t>
+      </w:r>
+      <w:r>
+        <w:t xml:space="preserve"> What is the difference between UNION and UNION ALL?</w:t>
+      </w:r>
+    </w:p>
+    <w:p>
+      <w:pPr>
+        <w:pStyle w:val="NormalWeb"/>
+      </w:pPr>
+      <w:r>
+        <w:rPr>
+          <w:rStyle w:val="Strong"/>
+        </w:rPr>
+        <w:t>Q934.</w:t>
+      </w:r>
+      <w:r>
+        <w:t xml:space="preserve"> What is a </w:t>
+      </w:r>
+      <w:proofErr w:type="spellStart"/>
+      <w:r>
+        <w:t>Subquery</w:t>
+      </w:r>
+      <w:proofErr w:type="spellEnd"/>
+      <w:r>
+        <w:t>?</w:t>
+      </w:r>
+    </w:p>
+    <w:p>
+      <w:pPr>
+        <w:pStyle w:val="NormalWeb"/>
+      </w:pPr>
+      <w:r>
+        <w:rPr>
+          <w:rStyle w:val="Strong"/>
+        </w:rPr>
+        <w:t>Q935.</w:t>
+      </w:r>
+      <w:r>
+        <w:t xml:space="preserve"> What is a Correlated </w:t>
+      </w:r>
+      <w:proofErr w:type="spellStart"/>
+      <w:r>
+        <w:t>Subquery</w:t>
+      </w:r>
+      <w:proofErr w:type="spellEnd"/>
+      <w:r>
+        <w:t>?</w:t>
+      </w:r>
+    </w:p>
+    <w:p>
+      <w:pPr>
+        <w:pStyle w:val="NormalWeb"/>
+      </w:pPr>
+      <w:r>
+        <w:rPr>
+          <w:rStyle w:val="Strong"/>
+        </w:rPr>
+        <w:t>Q936.</w:t>
+      </w:r>
+      <w:r>
+        <w:t xml:space="preserve"> What is the difference between IN and EXISTS?</w:t>
+      </w:r>
+    </w:p>
+    <w:p>
+      <w:pPr>
+        <w:pStyle w:val="NormalWeb"/>
+      </w:pPr>
+      <w:r>
+        <w:rPr>
+          <w:rStyle w:val="Strong"/>
+        </w:rPr>
+        <w:lastRenderedPageBreak/>
+        <w:t>Q937.</w:t>
+      </w:r>
+      <w:r>
+        <w:t xml:space="preserve"> What is a View?</w:t>
+      </w:r>
+    </w:p>
+    <w:p>
+      <w:pPr>
+        <w:pStyle w:val="NormalWeb"/>
+      </w:pPr>
+      <w:r>
+        <w:rPr>
+          <w:rStyle w:val="Strong"/>
+        </w:rPr>
+        <w:t>Q938.</w:t>
+      </w:r>
+      <w:r>
+        <w:t xml:space="preserve"> What is a Materialized View?</w:t>
+      </w:r>
+    </w:p>
+    <w:p>
+      <w:pPr>
+        <w:pStyle w:val="NormalWeb"/>
+      </w:pPr>
+      <w:r>
+        <w:rPr>
+          <w:rStyle w:val="Strong"/>
+        </w:rPr>
+        <w:t>Q939.</w:t>
+      </w:r>
+      <w:r>
+        <w:t xml:space="preserve"> What is a Stored Procedure?</w:t>
+      </w:r>
+    </w:p>
+    <w:p>
+      <w:pPr>
+        <w:pStyle w:val="NormalWeb"/>
+      </w:pPr>
+      <w:r>
+        <w:rPr>
+          <w:rStyle w:val="Strong"/>
+        </w:rPr>
+        <w:t>Q940.</w:t>
+      </w:r>
+      <w:r>
+        <w:t xml:space="preserve"> What is a Function?</w:t>
+      </w:r>
+    </w:p>
+    <w:p>
+      <w:pPr>
+        <w:pStyle w:val="NormalWeb"/>
+      </w:pPr>
+      <w:r>
+        <w:rPr>
+          <w:rStyle w:val="Strong"/>
+        </w:rPr>
+        <w:t>Q941.</w:t>
+      </w:r>
+      <w:r>
+        <w:t xml:space="preserve"> Stored Procedure vs Function.</w:t>
+      </w:r>
+    </w:p>
+    <w:p>
+      <w:pPr>
+        <w:pStyle w:val="NormalWeb"/>
+      </w:pPr>
+      <w:r>
+        <w:rPr>
+          <w:rStyle w:val="Strong"/>
+        </w:rPr>
+        <w:t>Q942.</w:t>
+      </w:r>
+      <w:r>
+        <w:t xml:space="preserve"> What is a Trigger?</w:t>
+      </w:r>
+    </w:p>
+    <w:p>
+      <w:pPr>
+        <w:pStyle w:val="NormalWeb"/>
+      </w:pPr>
+      <w:r>
+        <w:rPr>
+          <w:rStyle w:val="Strong"/>
+        </w:rPr>
+        <w:t>Q943.</w:t>
+      </w:r>
+      <w:r>
+        <w:t xml:space="preserve"> What is a Deadlock?</w:t>
+      </w:r>
+    </w:p>
+    <w:p>
+      <w:pPr>
+        <w:pStyle w:val="NormalWeb"/>
+      </w:pPr>
+      <w:r>
+        <w:rPr>
+          <w:rStyle w:val="Strong"/>
+        </w:rPr>
+        <w:t>Q944.</w:t>
+      </w:r>
+      <w:r>
+        <w:t xml:space="preserve"> How do you prevent Deadlocks?</w:t>
+      </w:r>
+    </w:p>
+    <w:p>
+      <w:pPr>
+        <w:pStyle w:val="NormalWeb"/>
+      </w:pPr>
+      <w:r>
+        <w:rPr>
+          <w:rStyle w:val="Strong"/>
+        </w:rPr>
+        <w:t>Q945.</w:t>
+      </w:r>
+      <w:r>
+        <w:t xml:space="preserve"> What is Transaction Isolation?</w:t>
+      </w:r>
+    </w:p>
+    <w:p>
+      <w:pPr>
+        <w:pStyle w:val="NormalWeb"/>
+      </w:pPr>
+      <w:r>
+        <w:rPr>
+          <w:rStyle w:val="Strong"/>
+        </w:rPr>
+        <w:t>Q946.</w:t>
+      </w:r>
+      <w:r>
+        <w:t xml:space="preserve"> Explain Read Uncommitted, Read Committed, Repeatable Read and </w:t>
+      </w:r>
+      <w:proofErr w:type="spellStart"/>
+      <w:r>
+        <w:t>Serializable</w:t>
+      </w:r>
+      <w:proofErr w:type="spellEnd"/>
+      <w:r>
+        <w:t>.</w:t>
+      </w:r>
+    </w:p>
+    <w:p>
+      <w:pPr>
+        <w:pStyle w:val="NormalWeb"/>
+      </w:pPr>
+      <w:r>
+        <w:rPr>
+          <w:rStyle w:val="Strong"/>
+        </w:rPr>
+        <w:t>Q947.</w:t>
+      </w:r>
+      <w:r>
+        <w:t xml:space="preserve"> What are Dirty Read, Non-Repeatable Read and Phantom Read?</w:t>
+      </w:r>
+    </w:p>
+    <w:p>
+      <w:pPr>
+        <w:pStyle w:val="NormalWeb"/>
+      </w:pPr>
+      <w:r>
+        <w:rPr>
+          <w:rStyle w:val="Strong"/>
+        </w:rPr>
+        <w:t>Q948.</w:t>
+      </w:r>
+      <w:r>
+        <w:t xml:space="preserve"> What is Optimistic Locking?</w:t>
+      </w:r>
+    </w:p>
+    <w:p>
+      <w:pPr>
+        <w:pStyle w:val="NormalWeb"/>
+      </w:pPr>
+      <w:r>
+        <w:rPr>
+          <w:rStyle w:val="Strong"/>
+        </w:rPr>
+        <w:lastRenderedPageBreak/>
+        <w:t>Q949.</w:t>
+      </w:r>
+      <w:r>
+        <w:t xml:space="preserve"> What is Pessimistic Locking?</w:t>
+      </w:r>
+    </w:p>
+    <w:p>
+      <w:pPr>
+        <w:pStyle w:val="NormalWeb"/>
+      </w:pPr>
+      <w:r>
+        <w:rPr>
+          <w:rStyle w:val="Strong"/>
+        </w:rPr>
+        <w:t>Q950.</w:t>
+      </w:r>
+      <w:r>
+        <w:t xml:space="preserve"> </w:t>
+      </w:r>
+      <w:proofErr w:type="gramStart"/>
+      <w:r>
+        <w:t>Optimistic Locking vs Pessimistic Locking.</w:t>
+      </w:r>
+      <w:proofErr w:type="gramEnd"/>
+    </w:p>
+    <w:p>
+      <w:pPr>
+        <w:pStyle w:val="NormalWeb"/>
+      </w:pPr>
+      <w:r>
+        <w:rPr>
+          <w:rStyle w:val="Strong"/>
+        </w:rPr>
+        <w:t>Q951.</w:t>
+      </w:r>
+      <w:r>
+        <w:t xml:space="preserve"> What is Database Replication?</w:t>
+      </w:r>
+    </w:p>
+    <w:p>
+      <w:pPr>
+        <w:pStyle w:val="NormalWeb"/>
+      </w:pPr>
+      <w:r>
+        <w:rPr>
+          <w:rStyle w:val="Strong"/>
+        </w:rPr>
+        <w:t>Q952.</w:t>
+      </w:r>
+      <w:r>
+        <w:t xml:space="preserve"> What is Database </w:t>
+      </w:r>
+      <w:proofErr w:type="spellStart"/>
+      <w:r>
+        <w:t>Sharding</w:t>
+      </w:r>
+      <w:proofErr w:type="spellEnd"/>
+      <w:r>
+        <w:t>?</w:t>
+      </w:r>
+    </w:p>
+    <w:p>
+      <w:pPr>
+        <w:pStyle w:val="NormalWeb"/>
+      </w:pPr>
+      <w:r>
+        <w:rPr>
+          <w:rStyle w:val="Strong"/>
+        </w:rPr>
+        <w:t>Q953.</w:t>
+      </w:r>
+      <w:r>
+        <w:t xml:space="preserve"> </w:t>
+      </w:r>
+      <w:proofErr w:type="spellStart"/>
+      <w:proofErr w:type="gramStart"/>
+      <w:r>
+        <w:t>Sharding</w:t>
+      </w:r>
+      <w:proofErr w:type="spellEnd"/>
+      <w:r>
+        <w:t xml:space="preserve"> vs Replication.</w:t>
+      </w:r>
+      <w:proofErr w:type="gramEnd"/>
+    </w:p>
+    <w:p>
+      <w:pPr>
+        <w:pStyle w:val="NormalWeb"/>
+      </w:pPr>
+      <w:r>
+        <w:rPr>
+          <w:rStyle w:val="Strong"/>
+        </w:rPr>
+        <w:t>Q954.</w:t>
+      </w:r>
+      <w:r>
+        <w:t xml:space="preserve"> What is Partitioning?</w:t>
+      </w:r>
+    </w:p>
+    <w:p>
+      <w:pPr>
+        <w:pStyle w:val="NormalWeb"/>
+      </w:pPr>
+      <w:r>
+        <w:rPr>
+          <w:rStyle w:val="Strong"/>
+        </w:rPr>
+        <w:t>Q955.</w:t>
+      </w:r>
+      <w:r>
+        <w:t xml:space="preserve"> </w:t>
+      </w:r>
+      <w:proofErr w:type="gramStart"/>
+      <w:r>
+        <w:t xml:space="preserve">Partitioning vs </w:t>
+      </w:r>
+      <w:proofErr w:type="spellStart"/>
+      <w:r>
+        <w:t>Sharding</w:t>
+      </w:r>
+      <w:proofErr w:type="spellEnd"/>
+      <w:r>
+        <w:t>.</w:t>
+      </w:r>
+      <w:proofErr w:type="gramEnd"/>
+    </w:p>
+    <w:p>
+      <w:pPr>
+        <w:pStyle w:val="NormalWeb"/>
+      </w:pPr>
+      <w:r>
+        <w:rPr>
+          <w:rStyle w:val="Strong"/>
+        </w:rPr>
+        <w:t>Q956.</w:t>
+      </w:r>
+      <w:r>
+        <w:t xml:space="preserve"> How do you handle a very large table?</w:t>
+      </w:r>
+    </w:p>
+    <w:p>
+      <w:pPr>
+        <w:pStyle w:val="NormalWeb"/>
+      </w:pPr>
+      <w:r>
+        <w:rPr>
+          <w:rStyle w:val="Strong"/>
+        </w:rPr>
+        <w:t>Q957.</w:t>
+      </w:r>
+      <w:r>
+        <w:t xml:space="preserve"> How do you optimize a slow SQL query?</w:t>
+      </w:r>
+    </w:p>
+    <w:p>
+      <w:pPr>
+        <w:pStyle w:val="NormalWeb"/>
+      </w:pPr>
+      <w:r>
+        <w:rPr>
+          <w:rStyle w:val="Strong"/>
+        </w:rPr>
+        <w:t>Q958.</w:t>
+      </w:r>
+      <w:r>
+        <w:t xml:space="preserve"> A query was fast earlier but suddenly became slow. How would you investigate?</w:t>
+      </w:r>
+    </w:p>
+    <w:p>
+      <w:pPr>
+        <w:pStyle w:val="NormalWeb"/>
+      </w:pPr>
+      <w:r>
+        <w:rPr>
+          <w:rStyle w:val="Strong"/>
+        </w:rPr>
+        <w:t>Q959.</w:t>
+      </w:r>
+      <w:r>
+        <w:t xml:space="preserve"> How do indexes, statistics, CPU, logical reads and network connectivity help diagnose a slow query?</w:t>
+      </w:r>
+    </w:p>
+    <w:p>
+      <w:pPr>
+        <w:spacing w:before="100" w:beforeAutospacing="1" w:after="100" w:afterAutospacing="1"/>
+      </w:pPr>
+      <w:r>
+        <w:rPr>
+          <w:rStyle w:val="Strong"/>
+        </w:rPr>
+        <w:t>Q960.</w:t>
+      </w:r>
+      <w:r>
+        <w:t xml:space="preserve"> What is JSON in SQL?</w:t>
+      </w:r>
+    </w:p>
+    <w:p>
+      <w:pPr>
+        <w:pStyle w:val="NormalWeb"/>
+      </w:pPr>
+      <w:r>
+        <w:rPr>
+          <w:rStyle w:val="Strong"/>
+        </w:rPr>
+        <w:lastRenderedPageBreak/>
+        <w:t>Q961.</w:t>
+      </w:r>
+      <w:r>
+        <w:t xml:space="preserve"> What is XML in SQL?</w:t>
+      </w:r>
+    </w:p>
+    <w:p>
+      <w:pPr>
+        <w:pStyle w:val="Heading1"/>
+      </w:pPr>
+      <w:r>
+        <w:t>SECTION 13 — SPRING SECURITY</w:t>
+      </w:r>
+    </w:p>
+    <w:p>
+      <w:pPr>
+        <w:pStyle w:val="NormalWeb"/>
+      </w:pPr>
+      <w:r>
+        <w:rPr>
+          <w:rStyle w:val="Strong"/>
+        </w:rPr>
+        <w:t>Q962.</w:t>
+      </w:r>
+      <w:r>
+        <w:t xml:space="preserve"> How do you implement JWT authentication?</w:t>
+      </w:r>
+    </w:p>
+    <w:p>
+      <w:pPr>
+        <w:pStyle w:val="NormalWeb"/>
+      </w:pPr>
+      <w:r>
+        <w:rPr>
+          <w:rStyle w:val="Strong"/>
+        </w:rPr>
+        <w:t>Q963.</w:t>
+      </w:r>
+      <w:r>
+        <w:t xml:space="preserve"> </w:t>
+      </w:r>
+      <w:proofErr w:type="gramStart"/>
+      <w:r>
+        <w:t>OAuth2 vs JWT?</w:t>
+      </w:r>
+      <w:proofErr w:type="gramEnd"/>
+    </w:p>
+    <w:p>
+      <w:pPr>
+        <w:pStyle w:val="NormalWeb"/>
+      </w:pPr>
+      <w:r>
+        <w:rPr>
+          <w:rStyle w:val="Strong"/>
+        </w:rPr>
+        <w:t>Q964.</w:t>
+      </w:r>
+      <w:r>
+        <w:t xml:space="preserve"> What is RBAC?</w:t>
+      </w:r>
+    </w:p>
+    <w:p>
+      <w:pPr>
+        <w:pStyle w:val="NormalWeb"/>
+      </w:pPr>
+      <w:r>
+        <w:rPr>
+          <w:rStyle w:val="Strong"/>
+        </w:rPr>
+        <w:t>Q965.</w:t>
+      </w:r>
+      <w:r>
+        <w:t xml:space="preserve"> </w:t>
+      </w:r>
+      <w:proofErr w:type="spellStart"/>
+      <w:r>
+        <w:t>OAuth</w:t>
+      </w:r>
+      <w:proofErr w:type="spellEnd"/>
+      <w:r>
+        <w:t xml:space="preserve"> vs RBAC Difference</w:t>
+      </w:r>
+    </w:p>
+    <w:p>
+      <w:pPr>
+        <w:pStyle w:val="NormalWeb"/>
+      </w:pPr>
+      <w:r>
+        <w:rPr>
+          <w:rStyle w:val="Strong"/>
+        </w:rPr>
+        <w:t>Q966.</w:t>
+      </w:r>
+      <w:r>
+        <w:t xml:space="preserve"> How </w:t>
+      </w:r>
+      <w:proofErr w:type="gramStart"/>
+      <w:r>
+        <w:t>does</w:t>
+      </w:r>
+      <w:proofErr w:type="gramEnd"/>
+      <w:r>
+        <w:t xml:space="preserve"> </w:t>
+      </w:r>
+      <w:proofErr w:type="spellStart"/>
+      <w:r>
+        <w:t>OAuth</w:t>
+      </w:r>
+      <w:proofErr w:type="spellEnd"/>
+      <w:r>
+        <w:t xml:space="preserve"> + RBAC work together?</w:t>
+      </w:r>
+    </w:p>
+    <w:p>
+      <w:pPr>
+        <w:pStyle w:val="NormalWeb"/>
+      </w:pPr>
+      <w:r>
+        <w:rPr>
+          <w:rStyle w:val="Strong"/>
+        </w:rPr>
+        <w:t>Q967.</w:t>
+      </w:r>
+      <w:r>
+        <w:t xml:space="preserve"> What is Refresh Token Rotation?</w:t>
+      </w:r>
+    </w:p>
+    <w:p>
+      <w:pPr>
+        <w:pStyle w:val="Heading1"/>
+      </w:pPr>
+      <w:r>
+        <w:t>SECTION 14 — SYSTEM DESIGN</w:t>
+      </w:r>
+    </w:p>
+    <w:p>
+      <w:pPr>
+        <w:pStyle w:val="NormalWeb"/>
+      </w:pPr>
+      <w:r>
+        <w:rPr>
+          <w:rStyle w:val="Strong"/>
+        </w:rPr>
+        <w:t>Q968.</w:t>
+      </w:r>
+      <w:r>
+        <w:t xml:space="preserve"> Design a Payment / NEFT Processing System.</w:t>
+      </w:r>
+    </w:p>
+    <w:p>
+      <w:pPr>
+        <w:pStyle w:val="NormalWeb"/>
+      </w:pPr>
+      <w:r>
+        <w:rPr>
+          <w:rStyle w:val="Strong"/>
+        </w:rPr>
+        <w:t>Q969.</w:t>
+      </w:r>
+      <w:r>
+        <w:t xml:space="preserve"> How to handle 1M+ transactions daily?</w:t>
+      </w:r>
+    </w:p>
+    <w:p>
+      <w:pPr>
+        <w:pStyle w:val="NormalWeb"/>
+      </w:pPr>
+      <w:r>
+        <w:rPr>
+          <w:rStyle w:val="Strong"/>
+        </w:rPr>
+        <w:lastRenderedPageBreak/>
+        <w:t>Q970.</w:t>
+      </w:r>
+      <w:r>
+        <w:t xml:space="preserve"> </w:t>
+      </w:r>
+      <w:proofErr w:type="gramStart"/>
+      <w:r>
+        <w:t>Saga Pattern vs 2PC?</w:t>
+      </w:r>
+      <w:proofErr w:type="gramEnd"/>
+    </w:p>
+    <w:p>
+      <w:pPr>
+        <w:pStyle w:val="NormalWeb"/>
+      </w:pPr>
+      <w:r>
+        <w:rPr>
+          <w:rStyle w:val="Strong"/>
+        </w:rPr>
+        <w:t>Q971.</w:t>
+      </w:r>
+      <w:r>
+        <w:t xml:space="preserve"> How to ensure data consistency across services?</w:t>
+      </w:r>
+    </w:p>
+    <w:p>
+      <w:pPr>
+        <w:pStyle w:val="NormalWeb"/>
+      </w:pPr>
+      <w:r>
+        <w:rPr>
+          <w:rStyle w:val="Strong"/>
+        </w:rPr>
+        <w:t>Q972.</w:t>
+      </w:r>
+      <w:r>
+        <w:t xml:space="preserve"> How to implement distributed locking?</w:t>
+      </w:r>
+    </w:p>
+    <w:p>
+      <w:pPr>
+        <w:pStyle w:val="Heading1"/>
+      </w:pPr>
+      <w:r>
+        <w:t>SECTION 15 — PRODUCTION SCENARIOS &amp; TROUBLESHOOTING</w:t>
+      </w:r>
+    </w:p>
+    <w:p>
+      <w:pPr>
+        <w:pStyle w:val="NormalWeb"/>
+      </w:pPr>
+      <w:r>
+        <w:rPr>
+          <w:rStyle w:val="Strong"/>
+        </w:rPr>
+        <w:t>Q973.</w:t>
+      </w:r>
+      <w:r>
+        <w:t xml:space="preserve"> Your API latency jumps from 20 </w:t>
+      </w:r>
+      <w:proofErr w:type="spellStart"/>
+      <w:r>
+        <w:t>ms</w:t>
+      </w:r>
+      <w:proofErr w:type="spellEnd"/>
+      <w:r>
+        <w:t xml:space="preserve"> to 5 seconds. Where do you investigate first?</w:t>
+      </w:r>
+    </w:p>
+    <w:p>
+      <w:pPr>
+        <w:pStyle w:val="NormalWeb"/>
+      </w:pPr>
+      <w:r>
+        <w:rPr>
+          <w:rStyle w:val="Strong"/>
+        </w:rPr>
+        <w:t>Q974.</w:t>
+      </w:r>
+      <w:r>
+        <w:t xml:space="preserve"> Works for 100 users but fails at 10,000. What breaks?</w:t>
+      </w:r>
+    </w:p>
+    <w:p>
+      <w:pPr>
+        <w:pStyle w:val="NormalWeb"/>
+      </w:pPr>
+      <w:r>
+        <w:rPr>
+          <w:rStyle w:val="Strong"/>
+        </w:rPr>
+        <w:t>Q975.</w:t>
+      </w:r>
+      <w:r>
+        <w:t xml:space="preserve"> CPU is stable, but latency is high. What's happening?</w:t>
+      </w:r>
+    </w:p>
+    <w:p>
+      <w:pPr>
+        <w:pStyle w:val="NormalWeb"/>
+      </w:pPr>
+      <w:r>
+        <w:rPr>
+          <w:rStyle w:val="Strong"/>
+        </w:rPr>
+        <w:t>Q976.</w:t>
+      </w:r>
+      <w:r>
+        <w:t xml:space="preserve"> How do you identify whether the bottleneck is your code, the database, the network, or a downstream service?</w:t>
+      </w:r>
+    </w:p>
+    <w:p>
+      <w:pPr>
+        <w:pStyle w:val="NormalWeb"/>
+      </w:pPr>
+      <w:r>
+        <w:rPr>
+          <w:rStyle w:val="Strong"/>
+        </w:rPr>
+        <w:t>Q977.</w:t>
+      </w:r>
+      <w:r>
+        <w:t xml:space="preserve"> A query is fast in development but takes 10 seconds in production. Why?</w:t>
+      </w:r>
+    </w:p>
+    <w:p>
+      <w:pPr>
+        <w:pStyle w:val="NormalWeb"/>
+      </w:pPr>
+      <w:r>
+        <w:rPr>
+          <w:rStyle w:val="Strong"/>
+        </w:rPr>
+        <w:t>Q978.</w:t>
+      </w:r>
+      <w:r>
+        <w:t xml:space="preserve"> Memory usage keeps growing until the application crashes. How do you find the leak?</w:t>
+      </w:r>
+    </w:p>
+    <w:p>
+      <w:pPr>
+        <w:pStyle w:val="NormalWeb"/>
+      </w:pPr>
+      <w:r>
+        <w:rPr>
+          <w:rStyle w:val="Strong"/>
+        </w:rPr>
+        <w:t>Q979.</w:t>
+      </w:r>
+      <w:r>
+        <w:t xml:space="preserve"> A downstream service slows down. How do you prevent a cascading failure?</w:t>
+      </w:r>
+    </w:p>
+    <w:p>
+      <w:pPr>
+        <w:pStyle w:val="NormalWeb"/>
+      </w:pPr>
+      <w:r>
+        <w:rPr>
+          <w:rStyle w:val="Strong"/>
+        </w:rPr>
+        <w:lastRenderedPageBreak/>
+        <w:t>Q980.</w:t>
+      </w:r>
+      <w:r>
+        <w:t xml:space="preserve"> When do you use Circuit Breaker, Retry, Timeout, and Bulkhead?</w:t>
+      </w:r>
+    </w:p>
+    <w:p>
+      <w:pPr>
+        <w:pStyle w:val="NormalWeb"/>
+      </w:pPr>
+      <w:r>
+        <w:rPr>
+          <w:rStyle w:val="Strong"/>
+        </w:rPr>
+        <w:t>Q981.</w:t>
+      </w:r>
+      <w:r>
+        <w:t xml:space="preserve"> Your database connection pool is exhausted. What are the likely causes?</w:t>
+      </w:r>
+    </w:p>
+    <w:p>
+      <w:pPr>
+        <w:pStyle w:val="NormalWeb"/>
+      </w:pPr>
+      <w:r>
+        <w:rPr>
+          <w:rStyle w:val="Strong"/>
+        </w:rPr>
+        <w:t>Q982.</w:t>
+      </w:r>
+      <w:r>
+        <w:t xml:space="preserve"> </w:t>
+      </w:r>
+      <w:proofErr w:type="spellStart"/>
+      <w:r>
+        <w:t>Redis</w:t>
+      </w:r>
+      <w:proofErr w:type="spellEnd"/>
+      <w:r>
+        <w:t xml:space="preserve"> is unavailable. Should your application fail? What's the </w:t>
+      </w:r>
+      <w:proofErr w:type="spellStart"/>
+      <w:r>
+        <w:t>fallback</w:t>
+      </w:r>
+      <w:proofErr w:type="spellEnd"/>
+      <w:r>
+        <w:t>?</w:t>
+      </w:r>
+    </w:p>
+    <w:p>
+      <w:pPr>
+        <w:pStyle w:val="NormalWeb"/>
+      </w:pPr>
+      <w:r>
+        <w:rPr>
+          <w:rStyle w:val="Strong"/>
+        </w:rPr>
+        <w:t>Q983.</w:t>
+      </w:r>
+      <w:r>
+        <w:t xml:space="preserve"> How do you invalidate cache across multiple instances?</w:t>
+      </w:r>
+    </w:p>
+    <w:p>
+      <w:pPr>
+        <w:pStyle w:val="NormalWeb"/>
+      </w:pPr>
+      <w:r>
+        <w:rPr>
+          <w:rStyle w:val="Strong"/>
+        </w:rPr>
+        <w:t>Q984.</w:t>
+      </w:r>
+      <w:r>
+        <w:t xml:space="preserve"> A user clicks Pay twice. How do you prevent duplicate charges?</w:t>
+      </w:r>
+    </w:p>
+    <w:p>
+      <w:pPr>
+        <w:pStyle w:val="NormalWeb"/>
+      </w:pPr>
+      <w:r>
+        <w:rPr>
+          <w:rStyle w:val="Strong"/>
+        </w:rPr>
+        <w:t>Q985.</w:t>
+      </w:r>
+      <w:r>
+        <w:t xml:space="preserve"> Where do you store the </w:t>
+      </w:r>
+      <w:proofErr w:type="spellStart"/>
+      <w:r>
+        <w:t>idempotency</w:t>
+      </w:r>
+      <w:proofErr w:type="spellEnd"/>
+      <w:r>
+        <w:t xml:space="preserve"> key, and how do you handle concurrent requests?</w:t>
+      </w:r>
+    </w:p>
+    <w:p>
+      <w:pPr>
+        <w:pStyle w:val="NormalWeb"/>
+      </w:pPr>
+      <w:r>
+        <w:rPr>
+          <w:rStyle w:val="Strong"/>
+        </w:rPr>
+        <w:t>Q986.</w:t>
+      </w:r>
+      <w:r>
+        <w:t xml:space="preserve"> A retry sends the same request twice. How do you guarantee the same outcome?</w:t>
+      </w:r>
+    </w:p>
+    <w:p>
+      <w:pPr>
+        <w:pStyle w:val="NormalWeb"/>
+      </w:pPr>
+      <w:r>
+        <w:rPr>
+          <w:rStyle w:val="Strong"/>
+        </w:rPr>
+        <w:t>Q987.</w:t>
+      </w:r>
+      <w:r>
+        <w:t xml:space="preserve"> How do you manage transactions across multiple microservices?</w:t>
+      </w:r>
+    </w:p>
+    <w:p>
+      <w:pPr>
+        <w:pStyle w:val="NormalWeb"/>
+      </w:pPr>
+      <w:r>
+        <w:rPr>
+          <w:rStyle w:val="Strong"/>
+        </w:rPr>
+        <w:t>Q988.</w:t>
+      </w:r>
+      <w:r>
+        <w:t xml:space="preserve"> When do you use the Saga pattern, and how do you handle compensation failures?</w:t>
+      </w:r>
+    </w:p>
+    <w:p>
+      <w:pPr>
+        <w:pStyle w:val="NormalWeb"/>
+      </w:pPr>
+      <w:r>
+        <w:rPr>
+          <w:rStyle w:val="Strong"/>
+        </w:rPr>
+        <w:t>Q989.</w:t>
+      </w:r>
+      <w:r>
+        <w:t xml:space="preserve"> When do you choose synchronous APIs over asynchronous messaging?</w:t>
+      </w:r>
+    </w:p>
+    <w:p>
+      <w:pPr>
+        <w:pStyle w:val="NormalWeb"/>
+      </w:pPr>
+      <w:r>
+        <w:rPr>
+          <w:rStyle w:val="Strong"/>
+        </w:rPr>
+        <w:t>Q990.</w:t>
+      </w:r>
+      <w:r>
+        <w:t xml:space="preserve"> A Kafka consumer crashes before committing the offset. What happens next?</w:t>
+      </w:r>
+    </w:p>
+    <w:p>
+      <w:pPr>
+        <w:pStyle w:val="NormalWeb"/>
+      </w:pPr>
+      <w:r>
+        <w:rPr>
+          <w:rStyle w:val="Strong"/>
+        </w:rPr>
+        <w:t>Q991.</w:t>
+      </w:r>
+      <w:r>
+        <w:t xml:space="preserve"> How do you prevent duplicate Kafka event processing?</w:t>
+      </w:r>
+    </w:p>
+    <w:p>
+      <w:pPr>
+        <w:pStyle w:val="NormalWeb"/>
+      </w:pPr>
+      <w:r>
+        <w:rPr>
+          <w:rStyle w:val="Strong"/>
+        </w:rPr>
+        <w:lastRenderedPageBreak/>
+        <w:t>Q992.</w:t>
+      </w:r>
+      <w:r>
+        <w:t xml:space="preserve"> A pod keeps restarting, but logs show nothing. How do you debug it?</w:t>
+      </w:r>
+    </w:p>
+    <w:p>
+      <w:pPr>
+        <w:pStyle w:val="NormalWeb"/>
+      </w:pPr>
+      <w:r>
+        <w:rPr>
+          <w:rStyle w:val="Strong"/>
+        </w:rPr>
+        <w:t>Q993.</w:t>
+      </w:r>
+      <w:r>
+        <w:t xml:space="preserve"> How do you deploy a Spring Boot service with zero downtime?</w:t>
+      </w:r>
+    </w:p>
+    <w:p>
+      <w:pPr>
+        <w:pStyle w:val="NormalWeb"/>
+      </w:pPr>
+      <w:r>
+        <w:rPr>
+          <w:rStyle w:val="Strong"/>
+        </w:rPr>
+        <w:t>Q994.</w:t>
+      </w:r>
+      <w:r>
+        <w:t xml:space="preserve"> A pod is terminating. How do you handle in-flight requests?</w:t>
+      </w:r>
+    </w:p>
+    <w:p>
+      <w:pPr>
+        <w:pStyle w:val="NormalWeb"/>
+      </w:pPr>
+      <w:r>
+        <w:rPr>
+          <w:rStyle w:val="Strong"/>
+        </w:rPr>
+        <w:t>Q995.</w:t>
+      </w:r>
+      <w:r>
+        <w:t xml:space="preserve"> Design a rate-limiting solution for an API serving millions of users.</w:t>
+      </w:r>
+    </w:p>
+    <w:p>
+      <w:pPr>
+        <w:pStyle w:val="NormalWeb"/>
+      </w:pPr>
+      <w:r>
+        <w:rPr>
+          <w:rStyle w:val="Strong"/>
+        </w:rPr>
+        <w:t>Q996.</w:t>
+      </w:r>
+      <w:r>
+        <w:t xml:space="preserve"> How would you process a 5 GB CSV file without causing an </w:t>
+      </w:r>
+      <w:proofErr w:type="spellStart"/>
+      <w:r>
+        <w:t>OutOfMemoryError</w:t>
+      </w:r>
+      <w:proofErr w:type="spellEnd"/>
+      <w:r>
+        <w:t>?</w:t>
+      </w:r>
+    </w:p>
+    <w:p>
+      <w:pPr>
+        <w:pStyle w:val="NormalWeb"/>
+      </w:pPr>
+      <w:r>
+        <w:rPr>
+          <w:rStyle w:val="Strong"/>
+        </w:rPr>
+        <w:t>Q997.</w:t>
+      </w:r>
+      <w:r>
+        <w:t xml:space="preserve"> A bug appears only under heavy traffic. How do you diagnose it?</w:t>
+      </w:r>
+    </w:p>
+    <w:p>
+      <w:pPr>
+        <w:pStyle w:val="Heading1"/>
+      </w:pPr>
+      <w:r>
+        <w:t>SECTION 16 — FILTER, INTERCEPTOR &amp; SPRING AOP</w:t>
+      </w:r>
+    </w:p>
+    <w:p>
+      <w:pPr>
+        <w:pStyle w:val="NormalWeb"/>
+      </w:pPr>
+      <w:r>
+        <w:rPr>
+          <w:rStyle w:val="Strong"/>
+        </w:rPr>
+        <w:t>Q998.</w:t>
+      </w:r>
+      <w:r>
+        <w:t xml:space="preserve"> What is a Filter in Spring Boot?</w:t>
+      </w:r>
+    </w:p>
+    <w:p>
+      <w:pPr>
+        <w:pStyle w:val="NormalWeb"/>
+      </w:pPr>
+      <w:r>
+        <w:rPr>
+          <w:rStyle w:val="Strong"/>
+        </w:rPr>
+        <w:t>Q999.</w:t>
+      </w:r>
+      <w:r>
+        <w:t xml:space="preserve"> What is an Interceptor in Spring MVC?</w:t>
+      </w:r>
+    </w:p>
+    <w:p>
+      <w:pPr>
+        <w:pStyle w:val="NormalWeb"/>
+      </w:pPr>
+      <w:r>
+        <w:rPr>
+          <w:rStyle w:val="Strong"/>
+        </w:rPr>
+        <w:t>Q1000.</w:t>
+      </w:r>
+      <w:r>
+        <w:t xml:space="preserve"> What is Spring AOP?</w:t>
+      </w:r>
+    </w:p>
+    <w:p>
+      <w:pPr>
+        <w:pStyle w:val="NormalWeb"/>
+      </w:pPr>
+      <w:r>
+        <w:rPr>
+          <w:rStyle w:val="Strong"/>
+        </w:rPr>
+        <w:t>Q1001.</w:t>
+      </w:r>
+      <w:r>
+        <w:t xml:space="preserve"> What is the difference between Filter, Interceptor, and Spring AOP?</w:t>
+      </w:r>
+    </w:p>
+    <w:p>
+      <w:pPr>
+        <w:pStyle w:val="NormalWeb"/>
+      </w:pPr>
+      <w:r>
+        <w:rPr>
+          <w:rStyle w:val="Strong"/>
+        </w:rPr>
+        <w:t>Q1002.</w:t>
+      </w:r>
+      <w:r>
+        <w:t xml:space="preserve"> Why do we need Filter, Interceptor, and AOP?</w:t>
+      </w:r>
+    </w:p>
+    <w:p>
+      <w:pPr>
+        <w:pStyle w:val="NormalWeb"/>
+      </w:pPr>
+      <w:r>
+        <w:rPr>
+          <w:rStyle w:val="Strong"/>
+        </w:rPr>
+        <w:lastRenderedPageBreak/>
+        <w:t>Q1003.</w:t>
+      </w:r>
+      <w:r>
+        <w:t xml:space="preserve"> What happens if we don't call </w:t>
+      </w:r>
+      <w:proofErr w:type="spellStart"/>
+      <w:proofErr w:type="gramStart"/>
+      <w:r>
+        <w:t>FilterChain.doFilter</w:t>
+      </w:r>
+      <w:proofErr w:type="spellEnd"/>
+      <w:r>
+        <w:t>(</w:t>
+      </w:r>
+      <w:proofErr w:type="gramEnd"/>
+      <w:r>
+        <w:t>)?</w:t>
+      </w:r>
+    </w:p>
+    <w:p>
+      <w:pPr>
+        <w:pStyle w:val="NormalWeb"/>
+      </w:pPr>
+      <w:r>
+        <w:rPr>
+          <w:rStyle w:val="Strong"/>
+        </w:rPr>
+        <w:t>Q1004.</w:t>
+      </w:r>
+      <w:r>
+        <w:t xml:space="preserve"> What is the use of </w:t>
+      </w:r>
+      <w:proofErr w:type="spellStart"/>
+      <w:r>
+        <w:t>OncePerRequestFilter</w:t>
+      </w:r>
+      <w:proofErr w:type="spellEnd"/>
+      <w:r>
+        <w:t>?</w:t>
+      </w:r>
+    </w:p>
+    <w:p>
+      <w:pPr>
+        <w:pStyle w:val="NormalWeb"/>
+      </w:pPr>
+      <w:r>
+        <w:rPr>
+          <w:rStyle w:val="Strong"/>
+        </w:rPr>
+        <w:t>Q1005.</w:t>
+      </w:r>
+      <w:r>
+        <w:t xml:space="preserve"> Is Filter vs Interceptor?</w:t>
+      </w:r>
+    </w:p>
+    <w:p>
+      <w:pPr>
+        <w:pStyle w:val="NormalWeb"/>
+      </w:pPr>
+      <w:r>
+        <w:rPr>
+          <w:rStyle w:val="Strong"/>
+        </w:rPr>
+        <w:t>Q1006.</w:t>
+      </w:r>
+      <w:r>
+        <w:t xml:space="preserve"> Is Interceptor vs AOP?</w:t>
+      </w:r>
+    </w:p>
+    <w:p>
+      <w:pPr>
+        <w:pStyle w:val="NormalWeb"/>
+      </w:pPr>
+      <w:r>
+        <w:rPr>
+          <w:rStyle w:val="Strong"/>
+        </w:rPr>
+        <w:t>Q1007.</w:t>
+      </w:r>
+      <w:r>
+        <w:t xml:space="preserve"> Why is Filter executed before Interceptor?</w:t>
+      </w:r>
+    </w:p>
+    <w:p>
+      <w:pPr>
+        <w:pStyle w:val="NormalWeb"/>
+      </w:pPr>
+      <w:r>
+        <w:rPr>
+          <w:rStyle w:val="Strong"/>
+        </w:rPr>
+        <w:t>Q1008.</w:t>
+      </w:r>
+      <w:r>
+        <w:t xml:space="preserve"> Why is </w:t>
+      </w:r>
+      <w:proofErr w:type="spellStart"/>
+      <w:r>
+        <w:t>DispatcherServlet</w:t>
+      </w:r>
+      <w:proofErr w:type="spellEnd"/>
+      <w:r>
+        <w:t xml:space="preserve"> important?</w:t>
+      </w:r>
+    </w:p>
+    <w:p>
+      <w:pPr>
+        <w:pStyle w:val="NormalWeb"/>
+      </w:pPr>
+      <w:r>
+        <w:rPr>
+          <w:rStyle w:val="Strong"/>
+        </w:rPr>
+        <w:t>Q1009.</w:t>
+      </w:r>
+      <w:r>
+        <w:t xml:space="preserve"> What is the role of </w:t>
+      </w:r>
+      <w:proofErr w:type="spellStart"/>
+      <w:r>
+        <w:t>HandlerExecutionChain</w:t>
+      </w:r>
+      <w:proofErr w:type="spellEnd"/>
+      <w:r>
+        <w:t>?</w:t>
+      </w:r>
+    </w:p>
+    <w:p>
+      <w:pPr>
+        <w:pStyle w:val="NormalWeb"/>
+      </w:pPr>
+      <w:r>
+        <w:rPr>
+          <w:rStyle w:val="Strong"/>
+        </w:rPr>
+        <w:t>Q1010.</w:t>
+      </w:r>
+      <w:r>
+        <w:t xml:space="preserve"> What are the Interceptor methods?</w:t>
+      </w:r>
+    </w:p>
+    <w:p>
+      <w:pPr>
+        <w:pStyle w:val="NormalWeb"/>
+      </w:pPr>
+      <w:r>
+        <w:rPr>
+          <w:rStyle w:val="Strong"/>
+        </w:rPr>
+        <w:t>Q1011.</w:t>
+      </w:r>
+      <w:r>
+        <w:t xml:space="preserve"> What is the difference between @Before and @Around advice?</w:t>
+      </w:r>
+    </w:p>
+    <w:p>
+      <w:pPr>
+        <w:pStyle w:val="NormalWeb"/>
+      </w:pPr>
+      <w:r>
+        <w:rPr>
+          <w:rStyle w:val="Strong"/>
+        </w:rPr>
+        <w:t>Q1012.</w:t>
+      </w:r>
+      <w:r>
+        <w:t xml:space="preserve"> Can AOP replace Filters or Interceptors?</w:t>
+      </w:r>
+    </w:p>
+    <w:p>
+      <w:pPr>
+        <w:pStyle w:val="NormalWeb"/>
+      </w:pPr>
+      <w:r>
+        <w:rPr>
+          <w:rStyle w:val="Strong"/>
+        </w:rPr>
+        <w:t>Q1013.</w:t>
+      </w:r>
+      <w:r>
+        <w:t xml:space="preserve"> Why is self-invocation not intercepted in AOP?</w:t>
+      </w:r>
+    </w:p>
+    <w:p>
+      <w:pPr>
+        <w:pStyle w:val="NormalWeb"/>
+      </w:pPr>
+      <w:r>
+        <w:rPr>
+          <w:rStyle w:val="Strong"/>
+        </w:rPr>
+        <w:t>Q1014.</w:t>
+      </w:r>
+      <w:r>
+        <w:t xml:space="preserve"> Can Dynamic Proxies use CGLIB Proxy?</w:t>
+      </w:r>
+    </w:p>
+    <w:p>
+      <w:pPr>
+        <w:pStyle w:val="NormalWeb"/>
+      </w:pPr>
+      <w:r>
+        <w:rPr>
+          <w:rStyle w:val="Strong"/>
+        </w:rPr>
+        <w:lastRenderedPageBreak/>
+        <w:t>Q1015.</w:t>
+      </w:r>
+      <w:r>
+        <w:t xml:space="preserve"> What are the limitations of AOP?</w:t>
+      </w:r>
+    </w:p>
+    <w:p>
+      <w:pPr>
+        <w:pStyle w:val="NormalWeb"/>
+      </w:pPr>
+      <w:r>
+        <w:rPr>
+          <w:rStyle w:val="Strong"/>
+        </w:rPr>
+        <w:t>Q1016.</w:t>
+      </w:r>
+      <w:r>
+        <w:t xml:space="preserve"> How does Spring Security use Filters?</w:t>
+      </w:r>
+    </w:p>
+    <w:p>
+      <w:pPr>
+        <w:pStyle w:val="NormalWeb"/>
+      </w:pPr>
+      <w:r>
+        <w:rPr>
+          <w:rStyle w:val="Strong"/>
+        </w:rPr>
+        <w:t>Q1017.</w:t>
+      </w:r>
+      <w:r>
+        <w:t xml:space="preserve"> How does @Transactional work internally?</w:t>
+      </w:r>
+    </w:p>
+    <w:p>
+      <w:pPr>
+        <w:pStyle w:val="NormalWeb"/>
+      </w:pPr>
+      <w:r>
+        <w:rPr>
+          <w:rStyle w:val="Strong"/>
+        </w:rPr>
+        <w:t>Q1018.</w:t>
+      </w:r>
+      <w:r>
+        <w:t xml:space="preserve"> Explain the complete execution flow of an HTTP request</w:t>
+      </w:r>
+    </w:p>
+    <w:p>
+      <w:pPr>
+        <w:pStyle w:val="Heading1"/>
+      </w:pPr>
+      <w:r>
+        <w:t>SECTION 17 — EXCEPTION HANDLING IN SPRING BOOT</w:t>
+      </w:r>
+    </w:p>
+    <w:p>
+      <w:pPr>
+        <w:pStyle w:val="NormalWeb"/>
+      </w:pPr>
+      <w:r>
+        <w:rPr>
+          <w:rStyle w:val="Strong"/>
+        </w:rPr>
+        <w:t>Q1019.</w:t>
+      </w:r>
+      <w:r>
+        <w:t xml:space="preserve"> What is Exception Handling in Spring Boot Controllers?</w:t>
+      </w:r>
+    </w:p>
+    <w:p>
+      <w:pPr>
+        <w:pStyle w:val="NormalWeb"/>
+      </w:pPr>
+      <w:r>
+        <w:rPr>
+          <w:rStyle w:val="Strong"/>
+        </w:rPr>
+        <w:t>Q1020.</w:t>
+      </w:r>
+      <w:r>
+        <w:t xml:space="preserve"> What is the difference between try-catch and global exception handling?</w:t>
+      </w:r>
+    </w:p>
+    <w:p>
+      <w:pPr>
+        <w:pStyle w:val="NormalWeb"/>
+      </w:pPr>
+      <w:r>
+        <w:rPr>
+          <w:rStyle w:val="Strong"/>
+        </w:rPr>
+        <w:t>Q1021.</w:t>
+      </w:r>
+      <w:r>
+        <w:t xml:space="preserve"> What is a Custom Exception?</w:t>
+      </w:r>
+    </w:p>
+    <w:p>
+      <w:pPr>
+        <w:pStyle w:val="NormalWeb"/>
+      </w:pPr>
+      <w:r>
+        <w:rPr>
+          <w:rStyle w:val="Strong"/>
+        </w:rPr>
+        <w:t>Q1022.</w:t>
+      </w:r>
+      <w:r>
+        <w:t xml:space="preserve"> What is </w:t>
+      </w:r>
+      <w:r>
+        <w:rPr>
+          <w:rStyle w:val="HTMLCode"/>
+        </w:rPr>
+        <w:t>@</w:t>
+      </w:r>
+      <w:proofErr w:type="spellStart"/>
+      <w:r>
+        <w:rPr>
+          <w:rStyle w:val="HTMLCode"/>
+        </w:rPr>
+        <w:t>ExceptionHandler</w:t>
+      </w:r>
+      <w:proofErr w:type="spellEnd"/>
+      <w:r>
+        <w:t>?</w:t>
+      </w:r>
+    </w:p>
+    <w:p>
+      <w:pPr>
+        <w:pStyle w:val="NormalWeb"/>
+      </w:pPr>
+      <w:r>
+        <w:rPr>
+          <w:rStyle w:val="Strong"/>
+        </w:rPr>
+        <w:t>Q1023.</w:t>
+      </w:r>
+      <w:r>
+        <w:t xml:space="preserve"> What is </w:t>
+      </w:r>
+      <w:r>
+        <w:rPr>
+          <w:rStyle w:val="HTMLCode"/>
+        </w:rPr>
+        <w:t>@</w:t>
+      </w:r>
+      <w:proofErr w:type="spellStart"/>
+      <w:r>
+        <w:rPr>
+          <w:rStyle w:val="HTMLCode"/>
+        </w:rPr>
+        <w:t>ControllerAdvice</w:t>
+      </w:r>
+      <w:proofErr w:type="spellEnd"/>
+      <w:r>
+        <w:t>?</w:t>
+      </w:r>
+    </w:p>
+    <w:p>
+      <w:pPr>
+        <w:pStyle w:val="NormalWeb"/>
+      </w:pPr>
+      <w:r>
+        <w:rPr>
+          <w:rStyle w:val="Strong"/>
+        </w:rPr>
+        <w:t>Q1024.</w:t>
+      </w:r>
+      <w:r>
+        <w:t xml:space="preserve"> What is </w:t>
+      </w:r>
+      <w:r>
+        <w:rPr>
+          <w:rStyle w:val="HTMLCode"/>
+        </w:rPr>
+        <w:t>@</w:t>
+      </w:r>
+      <w:proofErr w:type="spellStart"/>
+      <w:r>
+        <w:rPr>
+          <w:rStyle w:val="HTMLCode"/>
+        </w:rPr>
+        <w:t>RestControllerAdvice</w:t>
+      </w:r>
+      <w:proofErr w:type="spellEnd"/>
+      <w:r>
+        <w:t>?</w:t>
+      </w:r>
+    </w:p>
+    <w:p>
+      <w:pPr>
+        <w:pStyle w:val="NormalWeb"/>
+      </w:pPr>
+      <w:r>
+        <w:rPr>
+          <w:rStyle w:val="Strong"/>
+        </w:rPr>
+        <w:t>Q1025.</w:t>
+      </w:r>
+      <w:r>
+        <w:t xml:space="preserve"> What is the difference between </w:t>
+      </w:r>
+      <w:r>
+        <w:rPr>
+          <w:rStyle w:val="HTMLCode"/>
+        </w:rPr>
+        <w:t>@</w:t>
+      </w:r>
+      <w:proofErr w:type="spellStart"/>
+      <w:r>
+        <w:rPr>
+          <w:rStyle w:val="HTMLCode"/>
+        </w:rPr>
+        <w:t>ControllerAdvice</w:t>
+      </w:r>
+      <w:proofErr w:type="spellEnd"/>
+      <w:r>
+        <w:t xml:space="preserve"> and </w:t>
+      </w:r>
+      <w:r>
+        <w:rPr>
+          <w:rStyle w:val="HTMLCode"/>
+        </w:rPr>
+        <w:t>@</w:t>
+      </w:r>
+      <w:proofErr w:type="spellStart"/>
+      <w:r>
+        <w:rPr>
+          <w:rStyle w:val="HTMLCode"/>
+        </w:rPr>
+        <w:t>RestControllerAdvice</w:t>
+      </w:r>
+      <w:proofErr w:type="spellEnd"/>
+      <w:r>
+        <w:t>?</w:t>
+      </w:r>
+    </w:p>
+    <w:p>
+      <w:pPr>
+        <w:pStyle w:val="NormalWeb"/>
+      </w:pPr>
+      <w:r>
+        <w:rPr>
+          <w:rStyle w:val="Strong"/>
+        </w:rPr>
+        <w:lastRenderedPageBreak/>
+        <w:t>Q1026.</w:t>
+      </w:r>
+      <w:r>
+        <w:t xml:space="preserve"> How do you handle multiple exceptions?</w:t>
+      </w:r>
+    </w:p>
+    <w:p>
+      <w:pPr>
+        <w:pStyle w:val="NormalWeb"/>
+      </w:pPr>
+      <w:r>
+        <w:rPr>
+          <w:rStyle w:val="Strong"/>
+        </w:rPr>
+        <w:t>Q1027.</w:t>
+      </w:r>
+      <w:r>
+        <w:t xml:space="preserve"> What is </w:t>
+      </w:r>
+      <w:proofErr w:type="spellStart"/>
+      <w:r>
+        <w:rPr>
+          <w:rStyle w:val="HTMLCode"/>
+        </w:rPr>
+        <w:t>ResponseEntityExceptionHandler</w:t>
+      </w:r>
+      <w:proofErr w:type="spellEnd"/>
+      <w:r>
+        <w:t>?</w:t>
+      </w:r>
+    </w:p>
+    <w:p>
+      <w:pPr>
+        <w:pStyle w:val="NormalWeb"/>
+      </w:pPr>
+      <w:r>
+        <w:rPr>
+          <w:rStyle w:val="Strong"/>
+        </w:rPr>
+        <w:t>Q1028.</w:t>
+      </w:r>
+      <w:r>
+        <w:t xml:space="preserve"> How do you create a standard Error Response Object?</w:t>
+      </w:r>
+    </w:p>
+    <w:p>
+      <w:pPr>
+        <w:pStyle w:val="NormalWeb"/>
+      </w:pPr>
+      <w:r>
+        <w:rPr>
+          <w:rStyle w:val="Strong"/>
+        </w:rPr>
+        <w:t>Q1029.</w:t>
+      </w:r>
+      <w:r>
+        <w:t xml:space="preserve"> Where </w:t>
+      </w:r>
+      <w:proofErr w:type="gramStart"/>
+      <w:r>
+        <w:t>should business exceptions</w:t>
+      </w:r>
+      <w:proofErr w:type="gramEnd"/>
+      <w:r>
+        <w:t xml:space="preserve"> be thrown?</w:t>
+      </w:r>
+    </w:p>
+    <w:p>
+      <w:pPr>
+        <w:pStyle w:val="NormalWeb"/>
+      </w:pPr>
+      <w:r>
+        <w:rPr>
+          <w:rStyle w:val="Strong"/>
+        </w:rPr>
+        <w:t>Q1030.</w:t>
+      </w:r>
+      <w:r>
+        <w:t xml:space="preserve"> Explain the complete exception flow from Controller → Service → </w:t>
+      </w:r>
+      <w:r>
+        <w:rPr>
+          <w:rStyle w:val="HTMLCode"/>
+        </w:rPr>
+        <w:t>@</w:t>
+      </w:r>
+      <w:proofErr w:type="spellStart"/>
+      <w:r>
+        <w:rPr>
+          <w:rStyle w:val="HTMLCode"/>
+        </w:rPr>
+        <w:t>RestControllerAdvice</w:t>
+      </w:r>
+      <w:proofErr w:type="spellEnd"/>
+      <w:r>
+        <w:t xml:space="preserve"> → HTTP Response.</w:t>
+      </w:r>
+    </w:p>
+    <w:p>
+      <w:pPr>
+        <w:pStyle w:val="NormalWeb"/>
+      </w:pPr>
+      <w:r>
+        <w:rPr>
+          <w:rStyle w:val="Strong"/>
+        </w:rPr>
+        <w:t>Q1031.</w:t>
+      </w:r>
+      <w:r>
+        <w:t xml:space="preserve"> How do you handle exceptions in a REST API?</w:t>
+      </w:r>
+    </w:p>
+    <w:p>
+      <w:pPr>
+        <w:pStyle w:val="NormalWeb"/>
+      </w:pPr>
+      <w:r>
+        <w:rPr>
+          <w:rStyle w:val="Strong"/>
+        </w:rPr>
+        <w:t>Q1032.</w:t>
+      </w:r>
+      <w:r>
+        <w:t xml:space="preserve"> How do you handle exceptions in an MVC View Page?</w:t>
+      </w:r>
+    </w:p>
+    <w:p>
+      <w:pPr>
+        <w:pStyle w:val="NormalWeb"/>
+      </w:pPr>
+      <w:r>
+        <w:rPr>
+          <w:rStyle w:val="Strong"/>
+        </w:rPr>
+        <w:t>Q1033.</w:t>
+      </w:r>
+      <w:r>
+        <w:t xml:space="preserve"> What is the difference between exception handling for MVC View Page and REST API?</w:t>
+      </w:r>
+    </w:p>
+    <w:p>
+      <w:pPr>
+        <w:pStyle w:val="Heading2"/>
+      </w:pPr>
+      <w:r>
+        <w:t>SECTION 18 — TRANSACTION PROPAGATION</w:t>
+      </w:r>
+    </w:p>
+    <w:p>
+      <w:pPr>
+        <w:pStyle w:val="NormalWeb"/>
+      </w:pPr>
+      <w:r>
+        <w:t xml:space="preserve">This is the </w:t>
+      </w:r>
+      <w:r>
+        <w:rPr>
+          <w:rStyle w:val="Strong"/>
+        </w:rPr>
+        <w:t>next topic</w:t>
+      </w:r>
+      <w:r>
+        <w:t xml:space="preserve"> in your Spring Boot interview sequence after Exception Handling. Your source explicitly lists </w:t>
+      </w:r>
+      <w:r>
+        <w:rPr>
+          <w:rStyle w:val="Strong"/>
+        </w:rPr>
+        <w:t>Transaction propagation</w:t>
+      </w:r>
+      <w:r>
+        <w:t xml:space="preserve"> immediately after exception handling. </w:t>
+      </w:r>
+    </w:p>
+    <w:p>
+      <w:pPr>
+        <w:pStyle w:val="Heading3"/>
+      </w:pPr>
+      <w:r>
+        <w:t>Interview Questions</w:t>
+      </w:r>
+    </w:p>
+    <w:p>
+      <w:pPr>
+        <w:pStyle w:val="NormalWeb"/>
+      </w:pPr>
+      <w:r>
+        <w:rPr>
+          <w:rStyle w:val="Strong"/>
+        </w:rPr>
+        <w:lastRenderedPageBreak/>
+        <w:t>Q1034.</w:t>
+      </w:r>
+      <w:r>
+        <w:t xml:space="preserve"> What is a transaction in </w:t>
+      </w:r>
+      <w:proofErr w:type="gramStart"/>
+      <w:r>
+        <w:t>Spring</w:t>
+      </w:r>
+      <w:proofErr w:type="gramEnd"/>
+      <w:r>
+        <w:t>?</w:t>
+      </w:r>
+    </w:p>
+    <w:p>
+      <w:pPr>
+        <w:pStyle w:val="NormalWeb"/>
+      </w:pPr>
+      <w:r>
+        <w:rPr>
+          <w:rStyle w:val="Strong"/>
+        </w:rPr>
+        <w:t>Q1035.</w:t>
+      </w:r>
+      <w:r>
+        <w:t xml:space="preserve"> What is </w:t>
+      </w:r>
+      <w:r>
+        <w:rPr>
+          <w:rStyle w:val="HTMLCode"/>
+        </w:rPr>
+        <w:t>@Transactional</w:t>
+      </w:r>
+      <w:r>
+        <w:t>?</w:t>
+      </w:r>
+    </w:p>
+    <w:p>
+      <w:pPr>
+        <w:pStyle w:val="NormalWeb"/>
+      </w:pPr>
+      <w:r>
+        <w:rPr>
+          <w:rStyle w:val="Strong"/>
+        </w:rPr>
+        <w:t>Q1036.</w:t>
+      </w:r>
+      <w:r>
+        <w:t xml:space="preserve"> Why do we need transactions?</w:t>
+      </w:r>
+    </w:p>
+    <w:p>
+      <w:pPr>
+        <w:pStyle w:val="NormalWeb"/>
+      </w:pPr>
+      <w:r>
+        <w:rPr>
+          <w:rStyle w:val="Strong"/>
+        </w:rPr>
+        <w:t>Q1037.</w:t>
+      </w:r>
+      <w:r>
+        <w:t xml:space="preserve"> What is transaction propagation?</w:t>
+      </w:r>
+    </w:p>
+    <w:p>
+      <w:pPr>
+        <w:pStyle w:val="NormalWeb"/>
+      </w:pPr>
+      <w:r>
+        <w:rPr>
+          <w:rStyle w:val="Strong"/>
+        </w:rPr>
+        <w:t>Q1038.</w:t>
+      </w:r>
+      <w:r>
+        <w:t xml:space="preserve"> What are the different propagation types?</w:t>
+      </w:r>
+    </w:p>
+    <w:p>
+      <w:pPr>
+        <w:pStyle w:val="NormalWeb"/>
+      </w:pPr>
+      <w:r>
+        <w:rPr>
+          <w:rStyle w:val="Strong"/>
+        </w:rPr>
+        <w:t>Q1039.</w:t>
+      </w:r>
+      <w:r>
+        <w:t xml:space="preserve"> What is </w:t>
+      </w:r>
+      <w:proofErr w:type="spellStart"/>
+      <w:r>
+        <w:rPr>
+          <w:rStyle w:val="HTMLCode"/>
+        </w:rPr>
+        <w:t>Propagation.REQUIRED</w:t>
+      </w:r>
+      <w:proofErr w:type="spellEnd"/>
+      <w:r>
+        <w:t>?</w:t>
+      </w:r>
+    </w:p>
+    <w:p>
+      <w:pPr>
+        <w:pStyle w:val="NormalWeb"/>
+      </w:pPr>
+      <w:r>
+        <w:rPr>
+          <w:rStyle w:val="Strong"/>
+        </w:rPr>
+        <w:t>Q1040.</w:t>
+      </w:r>
+      <w:r>
+        <w:t xml:space="preserve"> What is </w:t>
+      </w:r>
+      <w:proofErr w:type="spellStart"/>
+      <w:r>
+        <w:rPr>
+          <w:rStyle w:val="HTMLCode"/>
+        </w:rPr>
+        <w:t>Propagation.REQUIRES_NEW</w:t>
+      </w:r>
+      <w:proofErr w:type="spellEnd"/>
+      <w:r>
+        <w:t>?</w:t>
+      </w:r>
+    </w:p>
+    <w:p>
+      <w:pPr>
+        <w:pStyle w:val="NormalWeb"/>
+      </w:pPr>
+      <w:r>
+        <w:rPr>
+          <w:rStyle w:val="Strong"/>
+        </w:rPr>
+        <w:t>Q1041.</w:t>
+      </w:r>
+      <w:r>
+        <w:t xml:space="preserve"> Difference between </w:t>
+      </w:r>
+      <w:r>
+        <w:rPr>
+          <w:rStyle w:val="HTMLCode"/>
+        </w:rPr>
+        <w:t>REQUIRED</w:t>
+      </w:r>
+      <w:r>
+        <w:t xml:space="preserve"> and </w:t>
+      </w:r>
+      <w:r>
+        <w:rPr>
+          <w:rStyle w:val="HTMLCode"/>
+        </w:rPr>
+        <w:t>REQUIRES_NEW</w:t>
+      </w:r>
+      <w:r>
+        <w:t>.</w:t>
+      </w:r>
+    </w:p>
+    <w:p>
+      <w:pPr>
+        <w:pStyle w:val="NormalWeb"/>
+      </w:pPr>
+      <w:r>
+        <w:rPr>
+          <w:rStyle w:val="Strong"/>
+        </w:rPr>
+        <w:t>Q1042.</w:t>
+      </w:r>
+      <w:r>
+        <w:t xml:space="preserve"> What is </w:t>
+      </w:r>
+      <w:proofErr w:type="spellStart"/>
+      <w:r>
+        <w:rPr>
+          <w:rStyle w:val="HTMLCode"/>
+        </w:rPr>
+        <w:t>Propagation.SUPPORTS</w:t>
+      </w:r>
+      <w:proofErr w:type="spellEnd"/>
+      <w:r>
+        <w:t>?</w:t>
+      </w:r>
+    </w:p>
+    <w:p>
+      <w:pPr>
+        <w:pStyle w:val="NormalWeb"/>
+      </w:pPr>
+      <w:r>
+        <w:rPr>
+          <w:rStyle w:val="Strong"/>
+        </w:rPr>
+        <w:t>Q1043.</w:t>
+      </w:r>
+      <w:r>
+        <w:t xml:space="preserve"> What is </w:t>
+      </w:r>
+      <w:proofErr w:type="spellStart"/>
+      <w:r>
+        <w:rPr>
+          <w:rStyle w:val="HTMLCode"/>
+        </w:rPr>
+        <w:t>Propagation.NOT_SUPPORTED</w:t>
+      </w:r>
+      <w:proofErr w:type="spellEnd"/>
+      <w:r>
+        <w:t>?</w:t>
+      </w:r>
+    </w:p>
+    <w:p>
+      <w:pPr>
+        <w:pStyle w:val="NormalWeb"/>
+      </w:pPr>
+      <w:r>
+        <w:rPr>
+          <w:rStyle w:val="Strong"/>
+        </w:rPr>
+        <w:t>Q1044.</w:t>
+      </w:r>
+      <w:r>
+        <w:t xml:space="preserve"> What is </w:t>
+      </w:r>
+      <w:proofErr w:type="spellStart"/>
+      <w:r>
+        <w:rPr>
+          <w:rStyle w:val="HTMLCode"/>
+        </w:rPr>
+        <w:t>Propagation.MANDATORY</w:t>
+      </w:r>
+      <w:proofErr w:type="spellEnd"/>
+      <w:r>
+        <w:t>?</w:t>
+      </w:r>
+    </w:p>
+    <w:p>
+      <w:pPr>
+        <w:pStyle w:val="NormalWeb"/>
+      </w:pPr>
+      <w:r>
+        <w:rPr>
+          <w:rStyle w:val="Strong"/>
+        </w:rPr>
+        <w:t>Q1045.</w:t>
+      </w:r>
+      <w:r>
+        <w:t xml:space="preserve"> What is </w:t>
+      </w:r>
+      <w:proofErr w:type="spellStart"/>
+      <w:r>
+        <w:rPr>
+          <w:rStyle w:val="HTMLCode"/>
+        </w:rPr>
+        <w:t>Propagation.NEVER</w:t>
+      </w:r>
+      <w:proofErr w:type="spellEnd"/>
+      <w:r>
+        <w:t>?</w:t>
+      </w:r>
+    </w:p>
+    <w:p>
+      <w:pPr>
+        <w:pStyle w:val="NormalWeb"/>
+      </w:pPr>
+      <w:r>
+        <w:rPr>
+          <w:rStyle w:val="Strong"/>
+        </w:rPr>
+        <w:lastRenderedPageBreak/>
+        <w:t>Q1046.</w:t>
+      </w:r>
+      <w:r>
+        <w:t xml:space="preserve"> What is </w:t>
+      </w:r>
+      <w:proofErr w:type="spellStart"/>
+      <w:r>
+        <w:rPr>
+          <w:rStyle w:val="HTMLCode"/>
+        </w:rPr>
+        <w:t>Propagation.NESTED</w:t>
+      </w:r>
+      <w:proofErr w:type="spellEnd"/>
+      <w:r>
+        <w:t>?</w:t>
+      </w:r>
+    </w:p>
+    <w:p>
+      <w:pPr>
+        <w:pStyle w:val="NormalWeb"/>
+      </w:pPr>
+      <w:r>
+        <w:rPr>
+          <w:rStyle w:val="Strong"/>
+        </w:rPr>
+        <w:t>Q1047.</w:t>
+      </w:r>
+      <w:r>
+        <w:t xml:space="preserve"> What happens when one </w:t>
+      </w:r>
+      <w:r>
+        <w:rPr>
+          <w:rStyle w:val="HTMLCode"/>
+        </w:rPr>
+        <w:t>@Transactional</w:t>
+      </w:r>
+      <w:r>
+        <w:t xml:space="preserve"> method calls another </w:t>
+      </w:r>
+      <w:r>
+        <w:rPr>
+          <w:rStyle w:val="HTMLCode"/>
+        </w:rPr>
+        <w:t>@Transactional</w:t>
+      </w:r>
+      <w:r>
+        <w:t xml:space="preserve"> method?</w:t>
+      </w:r>
+    </w:p>
+    <w:p>
+      <w:pPr>
+        <w:pStyle w:val="NormalWeb"/>
+      </w:pPr>
+      <w:r>
+        <w:rPr>
+          <w:rStyle w:val="Strong"/>
+        </w:rPr>
+        <w:t>Q1048.</w:t>
+      </w:r>
+      <w:r>
+        <w:t xml:space="preserve"> What happens if an exception occurs inside a transaction?</w:t>
+      </w:r>
+    </w:p>
+    <w:p>
+      <w:pPr>
+        <w:pStyle w:val="NormalWeb"/>
+      </w:pPr>
+      <w:r>
+        <w:rPr>
+          <w:rStyle w:val="Strong"/>
+        </w:rPr>
+        <w:t>Q1049.</w:t>
+      </w:r>
+      <w:r>
+        <w:t xml:space="preserve"> Which exceptions cause rollback by default?</w:t>
+      </w:r>
+    </w:p>
+    <w:p>
+      <w:pPr>
+        <w:pStyle w:val="NormalWeb"/>
+      </w:pPr>
+      <w:r>
+        <w:rPr>
+          <w:rStyle w:val="Strong"/>
+        </w:rPr>
+        <w:t>Q1050.</w:t>
+      </w:r>
+      <w:r>
+        <w:t xml:space="preserve"> How do you configure rollback for a checked exception?</w:t>
+      </w:r>
+    </w:p>
+    <w:p>
+      <w:pPr>
+        <w:pStyle w:val="NormalWeb"/>
+      </w:pPr>
+      <w:r>
+        <w:rPr>
+          <w:rStyle w:val="Strong"/>
+        </w:rPr>
+        <w:t>Q1051.</w:t>
+      </w:r>
+      <w:r>
+        <w:t xml:space="preserve"> Can </w:t>
+      </w:r>
+      <w:r>
+        <w:rPr>
+          <w:rStyle w:val="HTMLCode"/>
+        </w:rPr>
+        <w:t>@Transactional</w:t>
+      </w:r>
+      <w:r>
+        <w:t xml:space="preserve"> be applied to a private method?</w:t>
+      </w:r>
+    </w:p>
+    <w:p>
+      <w:pPr>
+        <w:pStyle w:val="NormalWeb"/>
+      </w:pPr>
+      <w:r>
+        <w:rPr>
+          <w:rStyle w:val="Strong"/>
+        </w:rPr>
+        <w:t>Q1052.</w:t>
+      </w:r>
+      <w:r>
+        <w:t xml:space="preserve"> Can </w:t>
+      </w:r>
+      <w:r>
+        <w:rPr>
+          <w:rStyle w:val="HTMLCode"/>
+        </w:rPr>
+        <w:t>@Transactional</w:t>
+      </w:r>
+      <w:r>
+        <w:t xml:space="preserve"> work when a method calls another method in the same class?</w:t>
+      </w:r>
+    </w:p>
+    <w:p>
+      <w:pPr>
+        <w:pStyle w:val="NormalWeb"/>
+      </w:pPr>
+      <w:r>
+        <w:rPr>
+          <w:rStyle w:val="Strong"/>
+        </w:rPr>
+        <w:t>Q1053.</w:t>
+      </w:r>
+      <w:r>
+        <w:t xml:space="preserve"> What is self-invocation in </w:t>
+      </w:r>
+      <w:proofErr w:type="gramStart"/>
+      <w:r>
+        <w:t>Spring</w:t>
+      </w:r>
+      <w:proofErr w:type="gramEnd"/>
+      <w:r>
+        <w:t xml:space="preserve"> transactions?</w:t>
+      </w:r>
+    </w:p>
+    <w:p>
+      <w:pPr>
+        <w:pStyle w:val="NormalWeb"/>
+      </w:pPr>
+      <w:r>
+        <w:rPr>
+          <w:rStyle w:val="Strong"/>
+        </w:rPr>
+        <w:t>Q1054.</w:t>
+      </w:r>
+      <w:r>
+        <w:t xml:space="preserve"> Where </w:t>
+      </w:r>
+      <w:proofErr w:type="gramStart"/>
+      <w:r>
+        <w:t xml:space="preserve">should </w:t>
+      </w:r>
+      <w:r>
+        <w:rPr>
+          <w:rStyle w:val="HTMLCode"/>
+        </w:rPr>
+        <w:t>@Transactional</w:t>
+      </w:r>
+      <w:proofErr w:type="gramEnd"/>
+      <w:r>
+        <w:t xml:space="preserve"> normally be placed — Controller, Service, or Repository?</w:t>
+      </w:r>
+    </w:p>
+    <w:p>
+      <w:pPr>
+        <w:pStyle w:val="NormalWeb"/>
+      </w:pPr>
+      <w:r>
+        <w:rPr>
+          <w:rStyle w:val="Strong"/>
+        </w:rPr>
+        <w:t>Q1055.</w:t>
+      </w:r>
+      <w:r>
+        <w:t xml:space="preserve"> Explain transaction flow with Service → Repository → Database.</w:t>
+      </w:r>
+    </w:p>
+    <w:p>
+      <w:pPr>
+        <w:pStyle w:val="NormalWeb"/>
+      </w:pPr>
+      <w:r>
+        <w:rPr>
+          <w:rStyle w:val="Strong"/>
+        </w:rPr>
+        <w:t>Q1056.</w:t>
+      </w:r>
+      <w:r>
+        <w:t xml:space="preserve"> Real-world example: payment transaction fails after money is deducted — how would you handle it?</w:t>
+      </w:r>
+    </w:p>
+    <w:p>
+      <w:pPr>
+        <w:pStyle w:val="NormalWeb"/>
+      </w:pPr>
+      <w:r>
+        <w:rPr>
+          <w:rStyle w:val="Strong"/>
+        </w:rPr>
+        <w:t>Q1057.</w:t>
+      </w:r>
+      <w:r>
+        <w:t xml:space="preserve"> What is the difference between transaction propagation and transaction isolation?</w:t>
+      </w:r>
+    </w:p>
+    <w:p>
+      <w:pPr>
+        <w:pStyle w:val="NormalWeb"/>
+      </w:pPr>
+      <w:r>
+        <w:rPr>
+          <w:rStyle w:val="Strong"/>
+        </w:rPr>
+        <w:lastRenderedPageBreak/>
+        <w:t>Q1058.</w:t>
+      </w:r>
+      <w:r>
+        <w:t xml:space="preserve"> What happens when </w:t>
+      </w:r>
+      <w:r>
+        <w:rPr>
+          <w:rStyle w:val="HTMLCode"/>
+        </w:rPr>
+        <w:t>REQUIRES_NEW</w:t>
+      </w:r>
+      <w:r>
+        <w:t xml:space="preserve"> is called inside an existing transaction?</w:t>
+      </w:r>
+    </w:p>
+    <w:p>
+      <w:pPr>
+        <w:pStyle w:val="NormalWeb"/>
+      </w:pPr>
+      <w:r>
+        <w:rPr>
+          <w:rStyle w:val="Strong"/>
+        </w:rPr>
+        <w:t>Q1059.</w:t>
+      </w:r>
+      <w:r>
+        <w:t xml:space="preserve"> What happens to the outer transaction when the inner transaction fails?</w:t>
+      </w:r>
+    </w:p>
+    <w:p>
+      <w:pPr>
+        <w:pStyle w:val="NormalWeb"/>
+      </w:pPr>
+      <w:r>
+        <w:rPr>
+          <w:rStyle w:val="Strong"/>
+        </w:rPr>
+        <w:t>Q1060.</w:t>
+      </w:r>
+      <w:r>
+        <w:t xml:space="preserve"> Explain </w:t>
+      </w:r>
+      <w:r>
+        <w:rPr>
+          <w:rStyle w:val="HTMLCode"/>
+        </w:rPr>
+        <w:t>REQUIRED</w:t>
+      </w:r>
+      <w:r>
+        <w:t xml:space="preserve"> vs </w:t>
+      </w:r>
+      <w:r>
+        <w:rPr>
+          <w:rStyle w:val="HTMLCode"/>
+        </w:rPr>
+        <w:t>REQUIRES_NEW</w:t>
+      </w:r>
+      <w:r>
+        <w:t xml:space="preserve"> with a banking example.</w:t>
+      </w:r>
+    </w:p>
+    <w:p>
+      <w:pPr>
+        <w:pStyle w:val="Heading3"/>
+      </w:pPr>
+      <w:r>
+        <w:t>⭐ Most Important for Technical Lead</w:t>
+      </w:r>
+    </w:p>
+    <w:p>
+      <w:pPr>
+        <w:pStyle w:val="NormalWeb"/>
+      </w:pPr>
+      <w:r>
+        <w:t>Remember these first:</w:t>
+      </w:r>
+    </w:p>
+    <w:p>
+      <w:pPr>
+        <w:pStyle w:val="NormalWeb"/>
+      </w:pPr>
+      <w:r>
+        <w:rPr>
+          <w:rStyle w:val="HTMLCode"/>
+          <w:b/>
+          <w:bCs/>
+        </w:rPr>
+        <w:t>REQUIRED</w:t>
+      </w:r>
+      <w:r>
+        <w:rPr>
+          <w:rStyle w:val="Strong"/>
+        </w:rPr>
+        <w:t xml:space="preserve"> → join existing transaction or create one</w:t>
+      </w:r>
+    </w:p>
+    <w:p>
+      <w:pPr>
+        <w:pStyle w:val="NormalWeb"/>
+      </w:pPr>
+      <w:r>
+        <w:rPr>
+          <w:rStyle w:val="HTMLCode"/>
+          <w:b/>
+          <w:bCs/>
+        </w:rPr>
+        <w:t>REQUIRES_NEW</w:t>
+      </w:r>
+      <w:r>
+        <w:rPr>
+          <w:rStyle w:val="Strong"/>
+        </w:rPr>
+        <w:t xml:space="preserve"> → suspend existing transaction and create a completely new one</w:t>
+      </w:r>
+    </w:p>
+    <w:p>
+      <w:pPr>
+        <w:pStyle w:val="NormalWeb"/>
+      </w:pPr>
+      <w:r>
+        <w:rPr>
+          <w:rStyle w:val="HTMLCode"/>
+          <w:b/>
+          <w:bCs/>
+        </w:rPr>
+        <w:t>@Transactional</w:t>
+      </w:r>
+      <w:r>
+        <w:rPr>
+          <w:rStyle w:val="Strong"/>
+        </w:rPr>
+        <w:t xml:space="preserve"> → normally Service layer</w:t>
+      </w:r>
+    </w:p>
+    <w:p>
+      <w:pPr>
+        <w:pStyle w:val="NormalWeb"/>
+      </w:pPr>
+      <w:r>
+        <w:rPr>
+          <w:rStyle w:val="Strong"/>
+        </w:rPr>
+        <w:t>Propagation ≠ Isolation</w:t>
+      </w:r>
+    </w:p>
+    <w:p>
+      <w:pPr>
+        <w:pStyle w:val="NormalWeb"/>
+      </w:pPr>
+      <w:r>
+        <w:t xml:space="preserve">We should take </w:t>
+      </w:r>
+      <w:r>
+        <w:rPr>
+          <w:rStyle w:val="Strong"/>
+        </w:rPr>
+        <w:t>Q1034 → Q1060 one by one</w:t>
+      </w:r>
+      <w:r>
+        <w:t>, starting with the basic meaning of a transaction, then build propagation from there.</w:t>
+      </w:r>
+    </w:p>
+    <w:p>
+      <w:pPr>
+        <w:pStyle w:val="Heading1"/>
+      </w:pPr>
+      <w:r>
+        <w:lastRenderedPageBreak/>
+        <w:t>SECTION 19 — JAVA 17 MIGRATION &amp; INTEGRATION</w:t>
+      </w:r>
+    </w:p>
+    <w:p>
+      <w:pPr>
+        <w:pStyle w:val="NormalWeb"/>
+      </w:pPr>
+      <w:r>
+        <w:rPr>
+          <w:rStyle w:val="Strong"/>
+        </w:rPr>
+        <w:t>Q1061.</w:t>
+      </w:r>
+      <w:r>
+        <w:t xml:space="preserve"> What should be considered while </w:t>
+      </w:r>
+      <w:proofErr w:type="gramStart"/>
+      <w:r>
+        <w:t>migrating</w:t>
+      </w:r>
+      <w:proofErr w:type="gramEnd"/>
+      <w:r>
+        <w:t xml:space="preserve"> a project from Java 6/7/8/9/11/16 to Java 17?</w:t>
+      </w:r>
+    </w:p>
+    <w:p>
+      <w:pPr>
+        <w:pStyle w:val="NormalWeb"/>
+      </w:pPr>
+      <w:r>
+        <w:rPr>
+          <w:rStyle w:val="Strong"/>
+        </w:rPr>
+        <w:t>Q1062.</w:t>
+      </w:r>
+      <w:r>
+        <w:t xml:space="preserve"> How will you consume a REST API and produce a SOAP request in a message broker application?</w:t>
+      </w:r>
+    </w:p>
+    <w:p>
+      <w:pPr>
+        <w:pStyle w:val="NormalWeb"/>
+      </w:pPr>
+      <w:r>
+        <w:rPr>
+          <w:rStyle w:val="Strong"/>
+        </w:rPr>
+        <w:t>Q1063.</w:t>
+      </w:r>
+      <w:r>
+        <w:t xml:space="preserve"> How is session managed in REST and SOAP web services?</w:t>
+      </w:r>
+    </w:p>
+    <w:p>
+      <w:pPr>
+        <w:pStyle w:val="NormalWeb"/>
+      </w:pPr>
+      <w:r>
+        <w:rPr>
+          <w:rStyle w:val="Strong"/>
+        </w:rPr>
+        <w:t>Q1064.</w:t>
+      </w:r>
+      <w:r>
+        <w:t xml:space="preserve"> Can you use Hibernate without JPA?</w:t>
+      </w:r>
+    </w:p>
+    <w:p>
+      <w:pPr>
+        <w:pStyle w:val="NormalWeb"/>
+      </w:pPr>
+      <w:r>
+        <w:rPr>
+          <w:rStyle w:val="Strong"/>
+        </w:rPr>
+        <w:t>Q1065.</w:t>
+      </w:r>
+      <w:r>
+        <w:t xml:space="preserve"> How do you convert a Hibernate-only application to a JPA-compliant application?</w:t>
+      </w:r>
+    </w:p>
+    <w:p>
+      <w:pPr>
+        <w:pStyle w:val="NormalWeb"/>
+      </w:pPr>
+      <w:r>
+        <w:rPr>
+          <w:rStyle w:val="Strong"/>
+        </w:rPr>
+        <w:t>Q1066.</w:t>
+      </w:r>
+      <w:r>
+        <w:t xml:space="preserve"> Design an application stack where a mobile app and web app share a common backend.</w:t>
+      </w:r>
+    </w:p>
+    <w:p>
+      <w:pPr>
+        <w:pStyle w:val="NormalWeb"/>
+      </w:pPr>
+      <w:r>
+        <w:rPr>
+          <w:rStyle w:val="Strong"/>
+        </w:rPr>
+        <w:t>Q1067.</w:t>
+      </w:r>
+      <w:r>
+        <w:t xml:space="preserve"> What architectures have you used in your previous project?</w:t>
+      </w:r>
+    </w:p>
+    <w:p>
+      <w:pPr>
+        <w:pStyle w:val="NormalWeb"/>
+      </w:pPr>
+      <w:r>
+        <w:rPr>
+          <w:rStyle w:val="Strong"/>
+        </w:rPr>
+        <w:t>Q1068.</w:t>
+      </w:r>
+      <w:r>
+        <w:t xml:space="preserve"> How do you select the most suitable architecture, framework, platform, or library for an application?</w:t>
+      </w:r>
+    </w:p>
+    <w:p>
+      <w:pPr>
+        <w:pStyle w:val="Heading1"/>
+      </w:pPr>
+      <w:r>
+        <w:t>SECTION 20 — JAVA CORE</w:t>
+      </w:r>
+    </w:p>
+    <w:p>
+      <w:pPr>
+        <w:pStyle w:val="NormalWeb"/>
+      </w:pPr>
+      <w:r>
+        <w:rPr>
+          <w:rStyle w:val="Strong"/>
+        </w:rPr>
+        <w:t>Q1069.</w:t>
+      </w:r>
+      <w:r>
+        <w:t xml:space="preserve"> What are Java memory models?</w:t>
+      </w:r>
+    </w:p>
+    <w:p>
+      <w:pPr>
+        <w:pStyle w:val="NormalWeb"/>
+      </w:pPr>
+      <w:r>
+        <w:rPr>
+          <w:rStyle w:val="Strong"/>
+        </w:rPr>
+        <w:t>Q1070.</w:t>
+      </w:r>
+      <w:r>
+        <w:t xml:space="preserve"> How does the heap memory model work?</w:t>
+      </w:r>
+    </w:p>
+    <w:p>
+      <w:pPr>
+        <w:pStyle w:val="NormalWeb"/>
+      </w:pPr>
+      <w:r>
+        <w:rPr>
+          <w:rStyle w:val="Strong"/>
+        </w:rPr>
+        <w:lastRenderedPageBreak/>
+        <w:t>Q1071.</w:t>
+      </w:r>
+      <w:r>
+        <w:t xml:space="preserve"> What are the different types of references in Java?</w:t>
+      </w:r>
+    </w:p>
+    <w:p>
+      <w:pPr>
+        <w:pStyle w:val="NormalWeb"/>
+      </w:pPr>
+      <w:r>
+        <w:rPr>
+          <w:rStyle w:val="Strong"/>
+        </w:rPr>
+        <w:t>Q1072.</w:t>
+      </w:r>
+      <w:r>
+        <w:t xml:space="preserve"> What are your views on String Pool and String immutability?</w:t>
+      </w:r>
+    </w:p>
+    <w:p>
+      <w:pPr>
+        <w:pStyle w:val="NormalWeb"/>
+      </w:pPr>
+      <w:r>
+        <w:rPr>
+          <w:rStyle w:val="Strong"/>
+        </w:rPr>
+        <w:t>Q1073.</w:t>
+      </w:r>
+      <w:r>
+        <w:t xml:space="preserve"> On which principle does </w:t>
+      </w:r>
+      <w:proofErr w:type="spellStart"/>
+      <w:r>
+        <w:t>HashMap</w:t>
+      </w:r>
+      <w:proofErr w:type="spellEnd"/>
+      <w:r>
+        <w:t xml:space="preserve"> work?</w:t>
+      </w:r>
+    </w:p>
+    <w:p>
+      <w:pPr>
+        <w:pStyle w:val="NormalWeb"/>
+      </w:pPr>
+      <w:r>
+        <w:rPr>
+          <w:rStyle w:val="Strong"/>
+        </w:rPr>
+        <w:t>Q1074.</w:t>
+      </w:r>
+      <w:r>
+        <w:t xml:space="preserve"> Why is Map not part of the Collection framework?</w:t>
+      </w:r>
+    </w:p>
+    <w:p>
+      <w:pPr>
+        <w:pStyle w:val="NormalWeb"/>
+      </w:pPr>
+      <w:r>
+        <w:rPr>
+          <w:rStyle w:val="Strong"/>
+        </w:rPr>
+        <w:t>Q1075.</w:t>
+      </w:r>
+      <w:r>
+        <w:t xml:space="preserve"> What happens internally in </w:t>
+      </w:r>
+      <w:proofErr w:type="spellStart"/>
+      <w:proofErr w:type="gramStart"/>
+      <w:r>
+        <w:t>String.substring</w:t>
+      </w:r>
+      <w:proofErr w:type="spellEnd"/>
+      <w:r>
+        <w:t>(</w:t>
+      </w:r>
+      <w:proofErr w:type="gramEnd"/>
+      <w:r>
+        <w:t>)?</w:t>
+      </w:r>
+    </w:p>
+    <w:p>
+      <w:pPr>
+        <w:pStyle w:val="NormalWeb"/>
+      </w:pPr>
+      <w:r>
+        <w:rPr>
+          <w:rStyle w:val="Strong"/>
+        </w:rPr>
+        <w:t>Q1076.</w:t>
+      </w:r>
+      <w:r>
+        <w:t xml:space="preserve"> Why do cryptography APIs use </w:t>
+      </w:r>
+      <w:proofErr w:type="gramStart"/>
+      <w:r>
+        <w:t>byte[</w:t>
+      </w:r>
+      <w:proofErr w:type="gramEnd"/>
+      <w:r>
+        <w:t>] instead of String?</w:t>
+      </w:r>
+    </w:p>
+    <w:p>
+      <w:pPr>
+        <w:pStyle w:val="NormalWeb"/>
+      </w:pPr>
+      <w:r>
+        <w:rPr>
+          <w:rStyle w:val="Strong"/>
+        </w:rPr>
+        <w:t>Q1077.</w:t>
+      </w:r>
+      <w:r>
+        <w:t xml:space="preserve"> Why is Java considered (or not considered) an object-oriented language?</w:t>
+      </w:r>
+    </w:p>
+    <w:p>
+      <w:pPr>
+        <w:pStyle w:val="NormalWeb"/>
+      </w:pPr>
+      <w:r>
+        <w:rPr>
+          <w:rStyle w:val="Strong"/>
+        </w:rPr>
+        <w:t>Q1078.</w:t>
+      </w:r>
+      <w:r>
+        <w:t xml:space="preserve"> What is Java?</w:t>
       </w:r>
     </w:p>
     <w:p>

--- a/TheorynCoding/Study Material/Java Overall/Java Overall/Quick Java/oza sir/Study This/study material/Interview Question/One Go.docx
+++ b/TheorynCoding/Study Material/Java Overall/Java Overall/Quick Java/oza sir/Study This/study material/Interview Question/One Go.docx
@@ -25813,9 +25813,2131 @@
       </w:r>
     </w:p>
     <w:p>
+      <w:pPr>
+        <w:pStyle w:val="Heading1"/>
+      </w:pPr>
+      <w:r>
+        <w:t>SECTION 21 — SPRING BOOT</w:t>
+      </w:r>
+    </w:p>
+    <w:p>
+      <w:pPr>
+        <w:pStyle w:val="NormalWeb"/>
+      </w:pPr>
+      <w:r>
+        <w:rPr>
+          <w:rStyle w:val="Strong"/>
+        </w:rPr>
+        <w:t>Q1079.</w:t>
+      </w:r>
+      <w:r>
+        <w:t xml:space="preserve"> How do you deploy a web application in </w:t>
+      </w:r>
+      <w:proofErr w:type="spellStart"/>
+      <w:r>
+        <w:t>WebSphere</w:t>
+      </w:r>
+      <w:proofErr w:type="spellEnd"/>
+      <w:r>
+        <w:t>?</w:t>
+      </w:r>
+    </w:p>
+    <w:p>
+      <w:pPr>
+        <w:pStyle w:val="NormalWeb"/>
+      </w:pPr>
+      <w:r>
+        <w:rPr>
+          <w:rStyle w:val="Strong"/>
+        </w:rPr>
+        <w:t>Q1080.</w:t>
+      </w:r>
+      <w:r>
+        <w:t xml:space="preserve"> What changes are required in a Spring Boot application to deploy it in </w:t>
+      </w:r>
+      <w:proofErr w:type="spellStart"/>
+      <w:r>
+        <w:t>WebSphere</w:t>
+      </w:r>
+      <w:proofErr w:type="spellEnd"/>
+      <w:r>
+        <w:t>?</w:t>
+      </w:r>
+    </w:p>
+    <w:p>
+      <w:pPr>
+        <w:pStyle w:val="NormalWeb"/>
+      </w:pPr>
+      <w:r>
+        <w:rPr>
+          <w:rStyle w:val="Strong"/>
+        </w:rPr>
+        <w:t>Q1081.</w:t>
+      </w:r>
+      <w:r>
+        <w:t xml:space="preserve"> What changes are required in Spring Servlet for </w:t>
+      </w:r>
+      <w:proofErr w:type="spellStart"/>
+      <w:r>
+        <w:t>WebSphere</w:t>
+      </w:r>
+      <w:proofErr w:type="spellEnd"/>
+      <w:r>
+        <w:t xml:space="preserve"> deployment?</w:t>
+      </w:r>
+    </w:p>
+    <w:p>
+      <w:pPr>
+        <w:pStyle w:val="NormalWeb"/>
+      </w:pPr>
+      <w:r>
+        <w:rPr>
+          <w:rStyle w:val="Strong"/>
+        </w:rPr>
+        <w:lastRenderedPageBreak/>
+        <w:t>Q1082.</w:t>
+      </w:r>
+      <w:r>
+        <w:t xml:space="preserve"> What changes are required in JPA for </w:t>
+      </w:r>
+      <w:proofErr w:type="spellStart"/>
+      <w:r>
+        <w:t>WebSphere</w:t>
+      </w:r>
+      <w:proofErr w:type="spellEnd"/>
+      <w:r>
+        <w:t xml:space="preserve"> deployment?</w:t>
+      </w:r>
+    </w:p>
+    <w:p>
+      <w:pPr>
+        <w:pStyle w:val="NormalWeb"/>
+      </w:pPr>
+      <w:r>
+        <w:rPr>
+          <w:rStyle w:val="Strong"/>
+        </w:rPr>
+        <w:t>Q1083.</w:t>
+      </w:r>
+      <w:r>
+        <w:t xml:space="preserve"> How are exceptions handled in Spring Boot?</w:t>
+      </w:r>
+    </w:p>
+    <w:p>
+      <w:pPr>
+        <w:pStyle w:val="NormalWeb"/>
+      </w:pPr>
+      <w:r>
+        <w:rPr>
+          <w:rStyle w:val="Strong"/>
+        </w:rPr>
+        <w:t>Q1084.</w:t>
+      </w:r>
+      <w:r>
+        <w:t xml:space="preserve"> What is the @</w:t>
+      </w:r>
+      <w:proofErr w:type="spellStart"/>
+      <w:r>
+        <w:t>ExceptionHandler</w:t>
+      </w:r>
+      <w:proofErr w:type="spellEnd"/>
+      <w:r>
+        <w:t xml:space="preserve"> annotation?</w:t>
+      </w:r>
+    </w:p>
+    <w:p>
+      <w:pPr>
+        <w:pStyle w:val="NormalWeb"/>
+      </w:pPr>
+      <w:r>
+        <w:rPr>
+          <w:rStyle w:val="Strong"/>
+        </w:rPr>
+        <w:t>Q1085.</w:t>
+      </w:r>
+      <w:r>
+        <w:t xml:space="preserve"> What is the difference between @Bean and @Component?</w:t>
+      </w:r>
+    </w:p>
+    <w:p>
+      <w:pPr>
+        <w:pStyle w:val="NormalWeb"/>
+      </w:pPr>
+      <w:r>
+        <w:rPr>
+          <w:rStyle w:val="Strong"/>
+        </w:rPr>
+        <w:t>Q1086.</w:t>
+      </w:r>
+      <w:r>
+        <w:t xml:space="preserve"> Which IDE have you used for </w:t>
+      </w:r>
+      <w:proofErr w:type="gramStart"/>
+      <w:r>
+        <w:t>Spring</w:t>
+      </w:r>
+      <w:proofErr w:type="gramEnd"/>
+      <w:r>
+        <w:t xml:space="preserve"> + </w:t>
+      </w:r>
+      <w:proofErr w:type="spellStart"/>
+      <w:r>
+        <w:t>WebSphere</w:t>
+      </w:r>
+      <w:proofErr w:type="spellEnd"/>
+      <w:r>
+        <w:t xml:space="preserve"> development?</w:t>
+      </w:r>
+    </w:p>
+    <w:p>
+      <w:pPr>
+        <w:pStyle w:val="NormalWeb"/>
+      </w:pPr>
+      <w:r>
+        <w:rPr>
+          <w:rStyle w:val="Strong"/>
+        </w:rPr>
+        <w:t>Q1087.</w:t>
+      </w:r>
+      <w:r>
+        <w:t xml:space="preserve"> What strategy do you use to consume REST-based web services?</w:t>
+      </w:r>
+    </w:p>
+    <w:p>
+      <w:pPr>
+        <w:pStyle w:val="NormalWeb"/>
+      </w:pPr>
+      <w:r>
+        <w:rPr>
+          <w:rStyle w:val="Strong"/>
+        </w:rPr>
+        <w:t>Q1088.</w:t>
+      </w:r>
+      <w:r>
+        <w:t xml:space="preserve"> What are the different types of </w:t>
+      </w:r>
+      <w:proofErr w:type="gramStart"/>
+      <w:r>
+        <w:t>Spring</w:t>
+      </w:r>
+      <w:proofErr w:type="gramEnd"/>
+      <w:r>
+        <w:t xml:space="preserve"> components?</w:t>
+      </w:r>
+    </w:p>
+    <w:p>
+      <w:pPr>
+        <w:pStyle w:val="NormalWeb"/>
+      </w:pPr>
+      <w:r>
+        <w:rPr>
+          <w:rStyle w:val="Strong"/>
+        </w:rPr>
+        <w:t>Q1089.</w:t>
+      </w:r>
+      <w:r>
+        <w:t xml:space="preserve"> How do you </w:t>
+      </w:r>
+      <w:proofErr w:type="gramStart"/>
+      <w:r>
+        <w:t>migrate</w:t>
+      </w:r>
+      <w:proofErr w:type="gramEnd"/>
+      <w:r>
+        <w:t xml:space="preserve"> a monolithic Java application to microservices?</w:t>
+      </w:r>
+    </w:p>
+    <w:p>
+      <w:pPr>
+        <w:pStyle w:val="NormalWeb"/>
+      </w:pPr>
+      <w:r>
+        <w:rPr>
+          <w:rStyle w:val="Strong"/>
+        </w:rPr>
+        <w:t>Q1090.</w:t>
+      </w:r>
+      <w:r>
+        <w:t xml:space="preserve"> What is a Service?</w:t>
+      </w:r>
+    </w:p>
+    <w:p>
+      <w:pPr>
+        <w:pStyle w:val="NormalWeb"/>
+      </w:pPr>
+    </w:p>
+    <w:p>
+      <w:pPr>
+        <w:pStyle w:val="Heading1"/>
+      </w:pPr>
+      <w:r>
+        <w:t>ECTION 22 — REST &amp; SECURITY</w:t>
+      </w:r>
+    </w:p>
+    <w:p>
+      <w:pPr>
+        <w:pStyle w:val="NormalWeb"/>
+      </w:pPr>
+      <w:r>
+        <w:rPr>
+          <w:rStyle w:val="Strong"/>
+        </w:rPr>
+        <w:t>Q1091.</w:t>
+      </w:r>
+      <w:r>
+        <w:t xml:space="preserve"> What are the different types of AJAX calls?</w:t>
+      </w:r>
+    </w:p>
+    <w:p>
+      <w:pPr>
+        <w:pStyle w:val="NormalWeb"/>
+      </w:pPr>
+      <w:r>
+        <w:rPr>
+          <w:rStyle w:val="Strong"/>
+        </w:rPr>
+        <w:lastRenderedPageBreak/>
+        <w:t>Q1092.</w:t>
+      </w:r>
+      <w:r>
+        <w:t xml:space="preserve"> What are HTTP status codes in the 4xx and 5xx series?</w:t>
+      </w:r>
+    </w:p>
+    <w:p>
+      <w:pPr>
+        <w:pStyle w:val="NormalWeb"/>
+      </w:pPr>
+      <w:r>
+        <w:rPr>
+          <w:rStyle w:val="Strong"/>
+        </w:rPr>
+        <w:t>Q1093.</w:t>
+      </w:r>
+      <w:r>
+        <w:t xml:space="preserve"> How do you authorize a GET request?</w:t>
+      </w:r>
+    </w:p>
+    <w:p>
+      <w:pPr>
+        <w:pStyle w:val="NormalWeb"/>
+      </w:pPr>
+      <w:r>
+        <w:rPr>
+          <w:rStyle w:val="Strong"/>
+        </w:rPr>
+        <w:t>Q1094.</w:t>
+      </w:r>
+      <w:r>
+        <w:t xml:space="preserve"> How would you use AES and RSA to secure login between client and server?</w:t>
+      </w:r>
+    </w:p>
+    <w:p>
+      <w:pPr>
+        <w:pStyle w:val="NormalWeb"/>
+      </w:pPr>
+      <w:r>
+        <w:rPr>
+          <w:rStyle w:val="Strong"/>
+        </w:rPr>
+        <w:t>Q1095.</w:t>
+      </w:r>
+      <w:r>
+        <w:t xml:space="preserve"> What is the payment cycle in online payments?</w:t>
+      </w:r>
+    </w:p>
+    <w:p>
+      <w:pPr>
+        <w:pStyle w:val="NormalWeb"/>
+      </w:pPr>
+      <w:r>
+        <w:rPr>
+          <w:rStyle w:val="Strong"/>
+        </w:rPr>
+        <w:t>Q1096.</w:t>
+      </w:r>
+      <w:r>
+        <w:t xml:space="preserve"> How do you manage cookies/session in REST?</w:t>
+      </w:r>
+    </w:p>
+    <w:p>
+      <w:pPr>
+        <w:pStyle w:val="NormalWeb"/>
+      </w:pPr>
+      <w:r>
+        <w:rPr>
+          <w:rStyle w:val="Strong"/>
+        </w:rPr>
+        <w:t>Q1097.</w:t>
+      </w:r>
+      <w:r>
+        <w:t xml:space="preserve"> How do you define retry counts in Circuit Breaker?</w:t>
+      </w:r>
+    </w:p>
+    <w:p>
+      <w:pPr>
+        <w:pStyle w:val="NormalWeb"/>
+      </w:pPr>
+    </w:p>
+    <w:p>
+      <w:pPr>
+        <w:pStyle w:val="Heading1"/>
+      </w:pPr>
+      <w:r>
+        <w:t>SECTION 23 — DATABASE</w:t>
+      </w:r>
+    </w:p>
+    <w:p>
+      <w:pPr>
+        <w:pStyle w:val="NormalWeb"/>
+      </w:pPr>
+      <w:r>
+        <w:rPr>
+          <w:rStyle w:val="Strong"/>
+        </w:rPr>
+        <w:t>Q1098.</w:t>
+      </w:r>
+      <w:r>
+        <w:t xml:space="preserve"> How will you create a table in Oracle and PostgreSQL? What are the differences?</w:t>
+      </w:r>
+    </w:p>
+    <w:p>
+      <w:pPr>
+        <w:pStyle w:val="NormalWeb"/>
+      </w:pPr>
+      <w:r>
+        <w:rPr>
+          <w:rStyle w:val="Strong"/>
+        </w:rPr>
+        <w:t>Q1099.</w:t>
+      </w:r>
+      <w:r>
+        <w:t xml:space="preserve"> What is the difference between JOIN and VIEW?</w:t>
+      </w:r>
+    </w:p>
+    <w:p>
+      <w:pPr>
+        <w:pStyle w:val="NormalWeb"/>
+      </w:pPr>
+      <w:r>
+        <w:rPr>
+          <w:rStyle w:val="Strong"/>
+        </w:rPr>
+        <w:t>Q1100.</w:t>
+      </w:r>
+      <w:r>
+        <w:t xml:space="preserve"> What is the difference between Procedures and Functions?</w:t>
+      </w:r>
+    </w:p>
+    <w:p>
+      <w:pPr>
+        <w:pStyle w:val="NormalWeb"/>
+      </w:pPr>
+      <w:r>
+        <w:rPr>
+          <w:rStyle w:val="Strong"/>
+        </w:rPr>
+        <w:t>Q1101.</w:t>
+      </w:r>
+      <w:r>
+        <w:t xml:space="preserve"> How would you synchronize updates between two database servers?</w:t>
+      </w:r>
+    </w:p>
+    <w:p>
+      <w:pPr>
+        <w:pStyle w:val="NormalWeb"/>
+      </w:pPr>
+      <w:r>
+        <w:rPr>
+          <w:rStyle w:val="Strong"/>
+        </w:rPr>
+        <w:lastRenderedPageBreak/>
+        <w:t>Q1102.</w:t>
+      </w:r>
+      <w:r>
+        <w:t xml:space="preserve"> What do you prefer for scheduled jobs—Spring Scheduler, </w:t>
+      </w:r>
+      <w:proofErr w:type="spellStart"/>
+      <w:r>
+        <w:t>Cron</w:t>
+      </w:r>
+      <w:proofErr w:type="spellEnd"/>
+      <w:r>
+        <w:t xml:space="preserve"> Job, or something else?</w:t>
+      </w:r>
+    </w:p>
+    <w:p>
+      <w:pPr>
+        <w:pStyle w:val="NormalWeb"/>
+      </w:pPr>
+      <w:r>
+        <w:rPr>
+          <w:rStyle w:val="Strong"/>
+        </w:rPr>
+        <w:t>Q1103.</w:t>
+      </w:r>
+      <w:r>
+        <w:t xml:space="preserve"> What is the use of Rate Limiting?</w:t>
+      </w:r>
+    </w:p>
+    <w:p>
+      <w:pPr>
+        <w:pStyle w:val="NormalWeb"/>
+      </w:pPr>
+      <w:r>
+        <w:rPr>
+          <w:rStyle w:val="Strong"/>
+        </w:rPr>
+        <w:t>Q1104.</w:t>
+      </w:r>
+      <w:r>
+        <w:t xml:space="preserve"> How do you fetch database data in JSP without using Java code?</w:t>
+      </w:r>
+    </w:p>
+    <w:p>
+      <w:pPr>
+        <w:pStyle w:val="NormalWeb"/>
+      </w:pPr>
+      <w:r>
+        <w:rPr>
+          <w:rStyle w:val="Strong"/>
+        </w:rPr>
+        <w:t>Q1105.</w:t>
+      </w:r>
+      <w:r>
+        <w:t xml:space="preserve"> What is the difference between relational and hierarchical databases?</w:t>
+      </w:r>
+    </w:p>
+    <w:p>
+      <w:pPr>
+        <w:pStyle w:val="NormalWeb"/>
+      </w:pPr>
+      <w:r>
+        <w:rPr>
+          <w:rStyle w:val="Strong"/>
+        </w:rPr>
+        <w:t>Q1106.</w:t>
+      </w:r>
+      <w:r>
+        <w:t xml:space="preserve"> When do you use relational, hierarchical, or hybrid databases?</w:t>
+      </w:r>
+    </w:p>
+    <w:p>
+      <w:pPr>
+        <w:pStyle w:val="NormalWeb"/>
+      </w:pPr>
+      <w:r>
+        <w:rPr>
+          <w:rStyle w:val="Strong"/>
+        </w:rPr>
+        <w:t>Q1107.</w:t>
+      </w:r>
+      <w:r>
+        <w:t xml:space="preserve"> What is your approach for inserting millions of XML files into a database?</w:t>
+      </w:r>
+    </w:p>
+    <w:p>
+      <w:pPr>
+        <w:pStyle w:val="NormalWeb"/>
+      </w:pPr>
+      <w:r>
+        <w:rPr>
+          <w:rStyle w:val="Strong"/>
+        </w:rPr>
+        <w:t>Q1108.</w:t>
+      </w:r>
+      <w:r>
+        <w:t xml:space="preserve"> What are the steps involved in migrating data from one DBMS to another?</w:t>
+      </w:r>
+    </w:p>
+    <w:p>
+      <w:pPr>
+        <w:pStyle w:val="Heading1"/>
+      </w:pPr>
+      <w:r>
+        <w:t>SECTION 24 — MESSAGING</w:t>
+      </w:r>
+    </w:p>
+    <w:p>
+      <w:pPr>
+        <w:pStyle w:val="NormalWeb"/>
+      </w:pPr>
+      <w:r>
+        <w:rPr>
+          <w:rStyle w:val="Strong"/>
+        </w:rPr>
+        <w:t>Q1109.</w:t>
+      </w:r>
+      <w:r>
+        <w:t xml:space="preserve"> How do you </w:t>
+      </w:r>
+      <w:proofErr w:type="gramStart"/>
+      <w:r>
+        <w:t>migrate</w:t>
+      </w:r>
+      <w:proofErr w:type="gramEnd"/>
+      <w:r>
+        <w:t xml:space="preserve"> an application from </w:t>
+      </w:r>
+      <w:proofErr w:type="spellStart"/>
+      <w:r>
+        <w:t>ActiveMQ</w:t>
+      </w:r>
+      <w:proofErr w:type="spellEnd"/>
+      <w:r>
+        <w:t xml:space="preserve"> or RabbitMQ to Kafka?</w:t>
+      </w:r>
+    </w:p>
+    <w:p>
+      <w:pPr>
+        <w:pStyle w:val="Heading1"/>
+      </w:pPr>
+      <w:r>
+        <w:t>SECTION 25 — PERFORMANCE &amp; PRODUCTION</w:t>
+      </w:r>
+    </w:p>
+    <w:p>
+      <w:pPr>
+        <w:pStyle w:val="NormalWeb"/>
+      </w:pPr>
+      <w:r>
+        <w:rPr>
+          <w:rStyle w:val="Strong"/>
+        </w:rPr>
+        <w:t>Q1110.</w:t>
+      </w:r>
+      <w:r>
+        <w:t xml:space="preserve"> What was the last major production problem you solved?</w:t>
+      </w:r>
+    </w:p>
+    <w:p>
+      <w:pPr>
+        <w:pStyle w:val="NormalWeb"/>
+      </w:pPr>
+      <w:r>
+        <w:rPr>
+          <w:rStyle w:val="Strong"/>
+        </w:rPr>
+        <w:lastRenderedPageBreak/>
+        <w:t>Q1111.</w:t>
+      </w:r>
+      <w:r>
+        <w:t xml:space="preserve"> How do you resolve production issues?</w:t>
+      </w:r>
+    </w:p>
+    <w:p>
+      <w:pPr>
+        <w:pStyle w:val="NormalWeb"/>
+      </w:pPr>
+      <w:r>
+        <w:rPr>
+          <w:rStyle w:val="Strong"/>
+        </w:rPr>
+        <w:t>Q1112.</w:t>
+      </w:r>
+      <w:r>
+        <w:t xml:space="preserve"> How do you optimize an existing application?</w:t>
+      </w:r>
+    </w:p>
+    <w:p>
+      <w:pPr>
+        <w:pStyle w:val="NormalWeb"/>
+      </w:pPr>
+      <w:r>
+        <w:rPr>
+          <w:rStyle w:val="Strong"/>
+        </w:rPr>
+        <w:t>Q1113.</w:t>
+      </w:r>
+      <w:r>
+        <w:t xml:space="preserve"> Which AI-based code generator do you prefer and why?</w:t>
+      </w:r>
+    </w:p>
+    <w:p>
+      <w:pPr>
+        <w:pStyle w:val="Heading1"/>
+      </w:pPr>
+      <w:r>
+        <w:t>SECTION 26 — CODING QUESTIONS</w:t>
+      </w:r>
+    </w:p>
+    <w:p>
+      <w:pPr>
+        <w:pStyle w:val="NormalWeb"/>
+      </w:pPr>
+      <w:r>
+        <w:rPr>
+          <w:rStyle w:val="Strong"/>
+        </w:rPr>
+        <w:t>Q1114.</w:t>
+      </w:r>
+      <w:r>
+        <w:t xml:space="preserve"> Write a program to sort unique integers based on frequency and insertion order.</w:t>
+      </w:r>
+    </w:p>
+    <w:p>
+      <w:pPr>
+        <w:pStyle w:val="NormalWeb"/>
+      </w:pPr>
+      <w:r>
+        <w:rPr>
+          <w:rStyle w:val="Strong"/>
+        </w:rPr>
+        <w:t>Q1115.</w:t>
+      </w:r>
+      <w:r>
+        <w:t xml:space="preserve"> Arrange characters diagonally in a 2D array.</w:t>
+      </w:r>
+    </w:p>
+    <w:p>
+      <w:pPr>
+        <w:pStyle w:val="NormalWeb"/>
+      </w:pPr>
+      <w:r>
+        <w:rPr>
+          <w:rStyle w:val="Strong"/>
+        </w:rPr>
+        <w:t>Q1116.</w:t>
+      </w:r>
+      <w:r>
+        <w:t xml:space="preserve"> Calculate the average of N integers without overflow.</w:t>
+      </w:r>
+    </w:p>
+    <w:p>
+      <w:pPr>
+        <w:pStyle w:val="NormalWeb"/>
+      </w:pPr>
+      <w:r>
+        <w:rPr>
+          <w:rStyle w:val="Strong"/>
+        </w:rPr>
+        <w:t>Q1117.</w:t>
+      </w:r>
+      <w:r>
+        <w:t xml:space="preserve"> Convert an Object array into a </w:t>
+      </w:r>
+      <w:proofErr w:type="spellStart"/>
+      <w:r>
+        <w:t>HashMap</w:t>
+      </w:r>
+      <w:proofErr w:type="spellEnd"/>
+      <w:r>
+        <w:t>.</w:t>
+      </w:r>
+    </w:p>
+    <w:p>
+      <w:pPr>
+        <w:pStyle w:val="NormalWeb"/>
+      </w:pPr>
+      <w:r>
+        <w:rPr>
+          <w:rStyle w:val="Strong"/>
+        </w:rPr>
+        <w:t>Q1118.</w:t>
+      </w:r>
+      <w:r>
+        <w:t xml:space="preserve"> Create a map of perfect squares and their roots.</w:t>
+      </w:r>
+    </w:p>
+    <w:p>
+      <w:pPr>
+        <w:pStyle w:val="NormalWeb"/>
+      </w:pPr>
+      <w:r>
+        <w:rPr>
+          <w:rStyle w:val="Strong"/>
+        </w:rPr>
+        <w:t>Q1119.</w:t>
+      </w:r>
+      <w:r>
+        <w:t xml:space="preserve"> Interchange two sub-arrays within an array.</w:t>
+      </w:r>
+    </w:p>
+    <w:p>
+      <w:pPr>
+        <w:pStyle w:val="NormalWeb"/>
+      </w:pPr>
+      <w:r>
+        <w:rPr>
+          <w:rStyle w:val="Strong"/>
+        </w:rPr>
+        <w:t>Q1120.</w:t>
+      </w:r>
+      <w:r>
+        <w:t xml:space="preserve"> Implement your own Queue using </w:t>
+      </w:r>
+      <w:proofErr w:type="spellStart"/>
+      <w:r>
+        <w:t>LinkedList</w:t>
+      </w:r>
+      <w:proofErr w:type="spellEnd"/>
+      <w:r>
+        <w:t>.</w:t>
+      </w:r>
+    </w:p>
+    <w:p>
+      <w:r>
+        <w:pict>
+          <v:rect id="_x0000_i1097" style="width:0;height:1.5pt" o:hralign="center" o:hrstd="t" o:hr="t" fillcolor="#a0a0a0" stroked="f"/>
+        </w:pict>
+      </w:r>
+    </w:p>
+    <w:p>
+      <w:pPr>
+        <w:pStyle w:val="Heading1"/>
+      </w:pPr>
+      <w:r>
+        <w:lastRenderedPageBreak/>
+        <w:t>SECTION 27 — JAVA STREAMS + DATE/TIME API</w:t>
+      </w:r>
+    </w:p>
+    <w:p>
+      <w:pPr>
+        <w:pStyle w:val="NormalWeb"/>
+      </w:pPr>
+      <w:r>
+        <w:rPr>
+          <w:rStyle w:val="Strong"/>
+        </w:rPr>
+        <w:t>Q1121.</w:t>
+      </w:r>
+      <w:r>
+        <w:t xml:space="preserve"> You are given an Employee class:</w:t>
+      </w:r>
+    </w:p>
+    <w:p>
+      <w:pPr>
+        <w:pStyle w:val="HTMLPreformatted"/>
+      </w:pPr>
+      <w:proofErr w:type="gramStart"/>
+      <w:r>
+        <w:t>class</w:t>
+      </w:r>
+      <w:proofErr w:type="gramEnd"/>
+      <w:r>
+        <w:t xml:space="preserve"> Employee {</w:t>
+      </w:r>
+    </w:p>
+    <w:p>
+      <w:pPr>
+        <w:pStyle w:val="HTMLPreformatted"/>
+      </w:pPr>
+      <w:r>
+        <w:t xml:space="preserve">    String name;</w:t>
+      </w:r>
+    </w:p>
+    <w:p>
+      <w:pPr>
+        <w:pStyle w:val="HTMLPreformatted"/>
+      </w:pPr>
+      <w:r>
+        <w:t xml:space="preserve">    String </w:t>
+      </w:r>
+      <w:proofErr w:type="gramStart"/>
+      <w:r>
+        <w:t>dob</w:t>
+      </w:r>
+      <w:proofErr w:type="gramEnd"/>
+      <w:r>
+        <w:t>;      // DDMMYY</w:t>
+      </w:r>
+    </w:p>
+    <w:p>
+      <w:pPr>
+        <w:pStyle w:val="HTMLPreformatted"/>
+      </w:pPr>
+      <w:r>
+        <w:t xml:space="preserve">    Double salary;</w:t>
+      </w:r>
+    </w:p>
+    <w:p>
+      <w:pPr>
+        <w:pStyle w:val="HTMLPreformatted"/>
+      </w:pPr>
+      <w:r>
+        <w:t xml:space="preserve">    String </w:t>
+      </w:r>
+      <w:proofErr w:type="spellStart"/>
+      <w:r>
+        <w:t>dept</w:t>
+      </w:r>
+      <w:proofErr w:type="spellEnd"/>
+      <w:r>
+        <w:t>;</w:t>
+      </w:r>
+    </w:p>
+    <w:p>
+      <w:pPr>
+        <w:pStyle w:val="HTMLPreformatted"/>
+      </w:pPr>
+      <w:r>
+        <w:t>}</w:t>
+      </w:r>
+    </w:p>
+    <w:p>
+      <w:pPr>
+        <w:pStyle w:val="NormalWeb"/>
+      </w:pPr>
+      <w:r>
+        <w:t>Age is not available.</w:t>
+      </w:r>
+    </w:p>
+    <w:p>
+      <w:pPr>
+        <w:pStyle w:val="NormalWeb"/>
+      </w:pPr>
+      <w:r>
+        <w:rPr>
+          <w:rStyle w:val="Strong"/>
+        </w:rPr>
+        <w:t>Task:</w:t>
+      </w:r>
+      <w:r>
+        <w:t xml:space="preserve"> Find employees whose age </w:t>
+      </w:r>
+      <w:proofErr w:type="gramStart"/>
+      <w:r>
+        <w:t>is</w:t>
+      </w:r>
+      <w:proofErr w:type="gramEnd"/>
+      <w:r>
+        <w:t xml:space="preserve"> between </w:t>
+      </w:r>
+      <w:r>
+        <w:rPr>
+          <w:rStyle w:val="Strong"/>
+        </w:rPr>
+        <w:t>25 and 35</w:t>
+      </w:r>
+      <w:r>
+        <w:t xml:space="preserve">, salary is </w:t>
+      </w:r>
+      <w:r>
+        <w:rPr>
+          <w:rStyle w:val="Strong"/>
+        </w:rPr>
+        <w:t>greater than 50,000</w:t>
+      </w:r>
+      <w:r>
+        <w:t xml:space="preserve">, and </w:t>
+      </w:r>
+      <w:r>
+        <w:rPr>
+          <w:rStyle w:val="Strong"/>
+        </w:rPr>
+        <w:t>group them by department</w:t>
+      </w:r>
+      <w:r>
+        <w:t>.</w:t>
+      </w:r>
+    </w:p>
+    <w:p>
+      <w:pPr>
+        <w:pStyle w:val="NormalWeb"/>
+      </w:pPr>
+      <w:r>
+        <w:rPr>
+          <w:rStyle w:val="Strong"/>
+        </w:rPr>
+        <w:t>Concepts being tested:</w:t>
+      </w:r>
+    </w:p>
+    <w:p>
+      <w:pPr>
+        <w:numPr>
+          <w:ilvl w:val="0"/>
+          <w:numId w:val="6"/>
+        </w:numPr>
+        <w:spacing w:before="100" w:beforeAutospacing="1" w:after="100" w:afterAutospacing="1" w:line="240" w:lineRule="auto"/>
+      </w:pPr>
+      <w:r>
+        <w:t xml:space="preserve">Java Streams </w:t>
+      </w:r>
+    </w:p>
+    <w:p>
+      <w:pPr>
+        <w:numPr>
+          <w:ilvl w:val="0"/>
+          <w:numId w:val="6"/>
+        </w:numPr>
+        <w:spacing w:before="100" w:beforeAutospacing="1" w:after="100" w:afterAutospacing="1" w:line="240" w:lineRule="auto"/>
+      </w:pPr>
+      <w:r>
+        <w:t xml:space="preserve">Java Date/Time API — </w:t>
+      </w:r>
+      <w:proofErr w:type="spellStart"/>
+      <w:r>
+        <w:t>LocalDate</w:t>
+      </w:r>
+      <w:proofErr w:type="spellEnd"/>
+      <w:r>
+        <w:t xml:space="preserve">, Period, </w:t>
+      </w:r>
+      <w:proofErr w:type="spellStart"/>
+      <w:r>
+        <w:t>DateTimeFormatter</w:t>
+      </w:r>
+      <w:proofErr w:type="spellEnd"/>
+      <w:r>
+        <w:t xml:space="preserve"> </w:t>
+      </w:r>
+    </w:p>
+    <w:p>
+      <w:pPr>
+        <w:numPr>
+          <w:ilvl w:val="0"/>
+          <w:numId w:val="6"/>
+        </w:numPr>
+        <w:spacing w:before="100" w:beforeAutospacing="1" w:after="100" w:afterAutospacing="1" w:line="240" w:lineRule="auto"/>
+      </w:pPr>
+      <w:r>
+        <w:t xml:space="preserve">Business logic implementation </w:t>
+      </w:r>
+    </w:p>
+    <w:p>
+      <w:pPr>
+        <w:numPr>
+          <w:ilvl w:val="0"/>
+          <w:numId w:val="6"/>
+        </w:numPr>
+        <w:spacing w:before="100" w:beforeAutospacing="1" w:after="100" w:afterAutospacing="1" w:line="240" w:lineRule="auto"/>
+      </w:pPr>
+      <w:r>
+        <w:t>Problem-solving approach</w:t>
+      </w:r>
+    </w:p>
+    <w:p>
+      <w:pPr>
+        <w:pStyle w:val="Heading1"/>
+      </w:pPr>
+      <w:r>
+        <w:lastRenderedPageBreak/>
+        <w:t>SECTION 28 — HR / LEADERSHIP</w:t>
+      </w:r>
+    </w:p>
+    <w:p>
+      <w:pPr>
+        <w:pStyle w:val="NormalWeb"/>
+      </w:pPr>
+      <w:r>
+        <w:rPr>
+          <w:rStyle w:val="Strong"/>
+        </w:rPr>
+        <w:t>Q1122.</w:t>
+      </w:r>
+      <w:r>
+        <w:t xml:space="preserve"> What was the last major problem you solved in a project?</w:t>
+      </w:r>
+    </w:p>
+    <w:p>
+      <w:pPr>
+        <w:pStyle w:val="NormalWeb"/>
+      </w:pPr>
+      <w:r>
+        <w:rPr>
+          <w:rStyle w:val="Strong"/>
+        </w:rPr>
+        <w:t>Q1123.</w:t>
+      </w:r>
+      <w:r>
+        <w:t xml:space="preserve"> How would you handle a bug introduced by a teammate who is unavailable?</w:t>
+      </w:r>
+    </w:p>
+    <w:p>
+      <w:pPr>
+        <w:pStyle w:val="NormalWeb"/>
+      </w:pPr>
+      <w:r>
+        <w:rPr>
+          <w:rStyle w:val="Strong"/>
+        </w:rPr>
+        <w:t>Q1124.</w:t>
+      </w:r>
+      <w:r>
+        <w:t xml:space="preserve"> Do you plan to stay with this company for a long time?</w:t>
+      </w:r>
+    </w:p>
+    <w:p>
+      <w:pPr>
+        <w:pStyle w:val="NormalWeb"/>
+      </w:pPr>
+      <w:r>
+        <w:rPr>
+          <w:rStyle w:val="Strong"/>
+        </w:rPr>
+        <w:t>Q1125.</w:t>
+      </w:r>
+      <w:r>
+        <w:t xml:space="preserve"> Do you have any questions for us?</w:t>
+      </w:r>
+    </w:p>
+    <w:p>
+      <w:r>
+        <w:pict>
+          <v:rect id="_x0000_i1098" style="width:0;height:1.5pt" o:hralign="center" o:hrstd="t" o:hr="t" fillcolor="#a0a0a0" stroked="f"/>
+        </w:pict>
+      </w:r>
+    </w:p>
+    <w:p>
+      <w:pPr>
+        <w:pStyle w:val="Heading1"/>
+      </w:pPr>
+      <w:r>
+        <w:t>SECTION 29 — REST API &amp; OOP — INTERVIEW SCENARIOS</w:t>
+      </w:r>
+    </w:p>
+    <w:p>
+      <w:pPr>
+        <w:pStyle w:val="NormalWeb"/>
+      </w:pPr>
+      <w:r>
+        <w:rPr>
+          <w:rStyle w:val="Strong"/>
+        </w:rPr>
+        <w:t>Q1126.</w:t>
+      </w:r>
+      <w:r>
+        <w:t xml:space="preserve"> What are the best practices you follow while designing and developing </w:t>
+      </w:r>
+      <w:proofErr w:type="spellStart"/>
+      <w:r>
+        <w:t>RESTful</w:t>
+      </w:r>
+      <w:proofErr w:type="spellEnd"/>
+      <w:r>
+        <w:t xml:space="preserve"> APIs?</w:t>
+      </w:r>
+    </w:p>
+    <w:p>
+      <w:pPr>
+        <w:pStyle w:val="NormalWeb"/>
+      </w:pPr>
+      <w:r>
+        <w:rPr>
+          <w:rStyle w:val="Strong"/>
+        </w:rPr>
+        <w:t>Q1127.</w:t>
+      </w:r>
+      <w:r>
+        <w:t xml:space="preserve"> Can you explain your approach to designing </w:t>
+      </w:r>
+      <w:proofErr w:type="spellStart"/>
+      <w:r>
+        <w:t>RESTful</w:t>
+      </w:r>
+      <w:proofErr w:type="spellEnd"/>
+      <w:r>
+        <w:t xml:space="preserve"> APIs with a real project example, including the challenges you faced and how you resolved them?</w:t>
+      </w:r>
+    </w:p>
+    <w:p>
+      <w:pPr>
+        <w:pStyle w:val="NormalWeb"/>
+      </w:pPr>
+      <w:r>
+        <w:rPr>
+          <w:rStyle w:val="Strong"/>
+        </w:rPr>
+        <w:t>Q1128.</w:t>
+      </w:r>
+      <w:r>
+        <w:t xml:space="preserve"> How do you apply Object-Oriented Programming (OOP) principles to design maintainable and scalable Java applications?</w:t>
+      </w:r>
+    </w:p>
+    <w:p>
+      <w:pPr>
+        <w:pStyle w:val="NormalWeb"/>
+      </w:pPr>
+      <w:r>
+        <w:rPr>
+          <w:rStyle w:val="Strong"/>
+        </w:rPr>
+        <w:lastRenderedPageBreak/>
+        <w:t>Q1129.</w:t>
+      </w:r>
+      <w:r>
+        <w:t xml:space="preserve"> Can you describe a specific challenge related to maintainability or scalability in your Spring Boot project and how you addressed it using OOP principles or design patterns?</w:t>
+      </w:r>
+    </w:p>
+    <w:p>
+      <w:pPr>
+        <w:pStyle w:val="NormalWeb"/>
+      </w:pPr>
+      <w:r>
+        <w:rPr>
+          <w:rStyle w:val="Strong"/>
+        </w:rPr>
+        <w:t>Q1130.</w:t>
+      </w:r>
+      <w:r>
+        <w:t xml:space="preserve"> Describe a time when you optimized SQL database performance in one of your projects. What approach did you take, and what was the outcome?</w:t>
+      </w:r>
+    </w:p>
+    <w:p>
+      <w:pPr>
+        <w:pStyle w:val="NormalWeb"/>
+      </w:pPr>
+      <w:r>
+        <w:rPr>
+          <w:rStyle w:val="Strong"/>
+        </w:rPr>
+        <w:t>Q1131.</w:t>
+      </w:r>
+      <w:r>
+        <w:t xml:space="preserve"> Can you explain a specific scenario where your SQL optimization efforts faced challenges, and how you ensured the improvements were effective?</w:t>
+      </w:r>
+    </w:p>
+    <w:p>
+      <w:pPr>
+        <w:pStyle w:val="NormalWeb"/>
+      </w:pPr>
+      <w:r>
+        <w:rPr>
+          <w:rStyle w:val="Strong"/>
+        </w:rPr>
+        <w:t>Q1132.</w:t>
+      </w:r>
+      <w:r>
+        <w:t xml:space="preserve"> If you were migrating a monolithic application to </w:t>
+      </w:r>
+      <w:proofErr w:type="gramStart"/>
+      <w:r>
+        <w:t>a microservices</w:t>
+      </w:r>
+      <w:proofErr w:type="gramEnd"/>
+      <w:r>
+        <w:t xml:space="preserve"> architecture, what key challenges would you anticipate, and how would you address them?</w:t>
+      </w:r>
+    </w:p>
+    <w:p>
+      <w:pPr>
+        <w:pStyle w:val="Heading1"/>
+      </w:pPr>
+      <w:r>
+        <w:t>SECTION 30 — GIT</w:t>
+      </w:r>
+    </w:p>
+    <w:p>
+      <w:pPr>
+        <w:pStyle w:val="NormalWeb"/>
+      </w:pPr>
+      <w:r>
+        <w:rPr>
+          <w:rStyle w:val="Strong"/>
+        </w:rPr>
+        <w:t>Q1133.</w:t>
+      </w:r>
+      <w:r>
+        <w:t xml:space="preserve"> Using Git, how would you resolve a situation where sensitive information was accidentally committed to a public repository? Mention the Git commands you would use.</w:t>
+      </w:r>
+    </w:p>
+    <w:p>
+      <w:pPr>
+        <w:pStyle w:val="NormalWeb"/>
+      </w:pPr>
+      <w:r>
+        <w:rPr>
+          <w:rStyle w:val="Strong"/>
+        </w:rPr>
+        <w:t>Q1134.</w:t>
+      </w:r>
+      <w:r>
+        <w:t xml:space="preserve"> Explain your step-by-step approach to completely removing sensitive information from Git history, including the precautions you would take.</w:t>
+      </w:r>
+    </w:p>
+    <w:p>
+      <w:r>
+        <w:pict>
+          <v:rect id="_x0000_i1099" style="width:0;height:1.5pt" o:hralign="center" o:hrstd="t" o:hr="t" fillcolor="#a0a0a0" stroked="f"/>
+        </w:pict>
+      </w:r>
+    </w:p>
+    <w:p>
+      <w:pPr>
+        <w:pStyle w:val="Heading1"/>
+      </w:pPr>
+      <w:r>
+        <w:lastRenderedPageBreak/>
+        <w:t>SECTION 31 — OOP &amp; JAVA FUNDAMENTALS</w:t>
+      </w:r>
+    </w:p>
+    <w:p>
+      <w:pPr>
+        <w:pStyle w:val="NormalWeb"/>
+      </w:pPr>
+      <w:r>
+        <w:rPr>
+          <w:rStyle w:val="Strong"/>
+        </w:rPr>
+        <w:t>Q1135.</w:t>
+      </w:r>
+      <w:r>
+        <w:t xml:space="preserve"> Explain the OOP concepts.</w:t>
+      </w:r>
+    </w:p>
+    <w:p>
+      <w:pPr>
+        <w:pStyle w:val="NormalWeb"/>
+      </w:pPr>
+      <w:r>
+        <w:rPr>
+          <w:rStyle w:val="Strong"/>
+        </w:rPr>
+        <w:t>Q1136.</w:t>
+      </w:r>
+      <w:r>
+        <w:t xml:space="preserve"> Calculate the area of different shapes using OOP concepts in Java.</w:t>
+      </w:r>
+    </w:p>
+    <w:p>
+      <w:pPr>
+        <w:pStyle w:val="NormalWeb"/>
+      </w:pPr>
+      <w:r>
+        <w:rPr>
+          <w:rStyle w:val="Strong"/>
+        </w:rPr>
+        <w:t>Q1137.</w:t>
+      </w:r>
+      <w:r>
+        <w:t xml:space="preserve"> What is an immutable class? How do you create one, and what are its advantages?</w:t>
+      </w:r>
+    </w:p>
+    <w:p>
+      <w:pPr>
+        <w:pStyle w:val="NormalWeb"/>
+      </w:pPr>
+      <w:r>
+        <w:rPr>
+          <w:rStyle w:val="Strong"/>
+        </w:rPr>
+        <w:t>Q1138.</w:t>
+      </w:r>
+      <w:r>
+        <w:t xml:space="preserve"> How can you reduce memory usage in a Java application?</w:t>
+      </w:r>
+    </w:p>
+    <w:p>
+      <w:pPr>
+        <w:pStyle w:val="NormalWeb"/>
+      </w:pPr>
+      <w:r>
+        <w:rPr>
+          <w:rStyle w:val="Strong"/>
+        </w:rPr>
+        <w:t>Q1139.</w:t>
+      </w:r>
+      <w:r>
+        <w:t xml:space="preserve"> Explain Java memory management and how the JVM manages memory.</w:t>
+      </w:r>
+    </w:p>
+    <w:p>
+      <w:pPr>
+        <w:pStyle w:val="NormalWeb"/>
+      </w:pPr>
+      <w:r>
+        <w:rPr>
+          <w:rStyle w:val="Strong"/>
+        </w:rPr>
+        <w:t>Q1140.</w:t>
+      </w:r>
+      <w:r>
+        <w:t xml:space="preserve"> What are the different Garbage Collectors in Java? When would you use each?</w:t>
+      </w:r>
+    </w:p>
+    <w:p>
+      <w:pPr>
+        <w:pStyle w:val="NormalWeb"/>
+      </w:pPr>
+      <w:r>
+        <w:rPr>
+          <w:rStyle w:val="Strong"/>
+        </w:rPr>
+        <w:t>Q1141.</w:t>
+      </w:r>
+      <w:r>
+        <w:t xml:space="preserve"> Which Java version are you currently using?</w:t>
+      </w:r>
+    </w:p>
+    <w:p>
+      <w:pPr>
+        <w:pStyle w:val="NormalWeb"/>
+      </w:pPr>
+      <w:r>
+        <w:rPr>
+          <w:rStyle w:val="Strong"/>
+        </w:rPr>
+        <w:t>Q1142.</w:t>
+      </w:r>
+      <w:r>
+        <w:t xml:space="preserve"> What are the major features introduced in Java 17? Which ones have you used in your project?</w:t>
+      </w:r>
+    </w:p>
+    <w:p>
+      <w:pPr>
+        <w:pStyle w:val="NormalWeb"/>
+      </w:pPr>
+      <w:r>
+        <w:rPr>
+          <w:rStyle w:val="Strong"/>
+        </w:rPr>
+        <w:t>Q1143.</w:t>
+      </w:r>
+      <w:r>
+        <w:t xml:space="preserve"> Which Spring Boot and Spring Framework versions are you using?</w:t>
+      </w:r>
+    </w:p>
+    <w:p>
+      <w:r>
+        <w:pict>
+          <v:rect id="_x0000_i1100" style="width:0;height:1.5pt" o:hralign="center" o:hrstd="t" o:hr="t" fillcolor="#a0a0a0" stroked="f"/>
+        </w:pict>
+      </w:r>
+    </w:p>
+    <w:p>
+      <w:pPr>
+        <w:pStyle w:val="Heading1"/>
+      </w:pPr>
+      <w:r>
+        <w:lastRenderedPageBreak/>
+        <w:t>SECTION 32 — SPRING BOOT CONFIGURATION &amp; SECURITY</w:t>
+      </w:r>
+    </w:p>
+    <w:p>
+      <w:pPr>
+        <w:pStyle w:val="NormalWeb"/>
+      </w:pPr>
+      <w:r>
+        <w:rPr>
+          <w:rStyle w:val="Strong"/>
+        </w:rPr>
+        <w:t>Q1144.</w:t>
+      </w:r>
+      <w:r>
+        <w:t xml:space="preserve"> What is the difference between </w:t>
+      </w:r>
+      <w:proofErr w:type="spellStart"/>
+      <w:r>
+        <w:rPr>
+          <w:rStyle w:val="HTMLCode"/>
+        </w:rPr>
+        <w:t>application.properties</w:t>
+      </w:r>
+      <w:proofErr w:type="spellEnd"/>
+      <w:r>
+        <w:t xml:space="preserve"> and </w:t>
+      </w:r>
+      <w:proofErr w:type="spellStart"/>
+      <w:r>
+        <w:rPr>
+          <w:rStyle w:val="HTMLCode"/>
+        </w:rPr>
+        <w:t>application.yml</w:t>
+      </w:r>
+      <w:proofErr w:type="spellEnd"/>
+      <w:r>
+        <w:t>?</w:t>
+      </w:r>
+    </w:p>
+    <w:p>
+      <w:pPr>
+        <w:pStyle w:val="NormalWeb"/>
+      </w:pPr>
+      <w:r>
+        <w:rPr>
+          <w:rStyle w:val="Strong"/>
+        </w:rPr>
+        <w:t>Q1145.</w:t>
+      </w:r>
+      <w:r>
+        <w:t xml:space="preserve"> Why do you use </w:t>
+      </w:r>
+      <w:proofErr w:type="spellStart"/>
+      <w:r>
+        <w:rPr>
+          <w:rStyle w:val="HTMLCode"/>
+        </w:rPr>
+        <w:t>application.yml</w:t>
+      </w:r>
+      <w:proofErr w:type="spellEnd"/>
+      <w:r>
+        <w:t xml:space="preserve"> in your project?</w:t>
+      </w:r>
+    </w:p>
+    <w:p>
+      <w:pPr>
+        <w:pStyle w:val="NormalWeb"/>
+      </w:pPr>
+      <w:r>
+        <w:rPr>
+          <w:rStyle w:val="Strong"/>
+        </w:rPr>
+        <w:t>Q1146.</w:t>
+      </w:r>
+      <w:r>
+        <w:t xml:space="preserve"> How can you reduce the </w:t>
+      </w:r>
+      <w:proofErr w:type="spellStart"/>
+      <w:r>
+        <w:t>startup</w:t>
+      </w:r>
+      <w:proofErr w:type="spellEnd"/>
+      <w:r>
+        <w:t xml:space="preserve"> time of a Spring Boot application?</w:t>
+      </w:r>
+    </w:p>
+    <w:p>
+      <w:pPr>
+        <w:pStyle w:val="NormalWeb"/>
+      </w:pPr>
+      <w:r>
+        <w:rPr>
+          <w:rStyle w:val="Strong"/>
+        </w:rPr>
+        <w:t>Q1147.</w:t>
+      </w:r>
+      <w:r>
+        <w:t xml:space="preserve"> Explain the Spring Security filter chain and the request flow through the security filters.</w:t>
+      </w:r>
+    </w:p>
+    <w:p>
+      <w:r>
+        <w:pict>
+          <v:rect id="_x0000_i1101" style="width:0;height:1.5pt" o:hralign="center" o:hrstd="t" o:hr="t" fillcolor="#a0a0a0" stroked="f"/>
+        </w:pict>
+      </w:r>
+    </w:p>
+    <w:p>
+      <w:pPr>
+        <w:pStyle w:val="Heading1"/>
+      </w:pPr>
+      <w:r>
+        <w:t>SECTION 33 — MICROSERVICES &amp; KAFKA</w:t>
+      </w:r>
+    </w:p>
+    <w:p>
+      <w:pPr>
+        <w:pStyle w:val="NormalWeb"/>
+      </w:pPr>
+      <w:r>
+        <w:rPr>
+          <w:rStyle w:val="Strong"/>
+        </w:rPr>
+        <w:t>Q1148.</w:t>
+      </w:r>
+      <w:r>
+        <w:t xml:space="preserve"> What are the most commonly used Microservices design patterns? Give examples.</w:t>
+      </w:r>
+    </w:p>
+    <w:p>
+      <w:pPr>
+        <w:pStyle w:val="NormalWeb"/>
+      </w:pPr>
+      <w:r>
+        <w:rPr>
+          <w:rStyle w:val="Strong"/>
+        </w:rPr>
+        <w:t>Q1149.</w:t>
+      </w:r>
+      <w:r>
+        <w:t xml:space="preserve"> What is the difference between a Kafka topic and a queue?</w:t>
+      </w:r>
+    </w:p>
+    <w:p>
+      <w:pPr>
+        <w:pStyle w:val="NormalWeb"/>
+      </w:pPr>
+      <w:r>
+        <w:rPr>
+          <w:rStyle w:val="Strong"/>
+        </w:rPr>
+        <w:t>Q1150.</w:t>
+      </w:r>
+      <w:r>
+        <w:t xml:space="preserve"> How does Apache Kafka handle message delivery?</w:t>
+      </w:r>
+    </w:p>
+    <w:p>
+      <w:pPr>
+        <w:pStyle w:val="Heading1"/>
+      </w:pPr>
+      <w:r>
+        <w:lastRenderedPageBreak/>
+        <w:t>SECTION 34 — SPRING BOOT STARTUP &amp; APPLICATION CONTEXT</w:t>
+      </w:r>
+    </w:p>
+    <w:p>
+      <w:pPr>
+        <w:pStyle w:val="NormalWeb"/>
+      </w:pPr>
+      <w:r>
+        <w:rPr>
+          <w:rStyle w:val="Strong"/>
+        </w:rPr>
+        <w:t>Q1151.</w:t>
+      </w:r>
+      <w:r>
+        <w:t xml:space="preserve"> What is an </w:t>
+      </w:r>
+      <w:proofErr w:type="spellStart"/>
+      <w:r>
+        <w:rPr>
+          <w:rStyle w:val="HTMLCode"/>
+        </w:rPr>
+        <w:t>ApplicationContext</w:t>
+      </w:r>
+      <w:proofErr w:type="spellEnd"/>
+      <w:r>
+        <w:t>?</w:t>
+      </w:r>
+    </w:p>
+    <w:p>
+      <w:pPr>
+        <w:pStyle w:val="NormalWeb"/>
+      </w:pPr>
+      <w:r>
+        <w:rPr>
+          <w:rStyle w:val="Strong"/>
+        </w:rPr>
+        <w:t>Q1152.</w:t>
+      </w:r>
+      <w:r>
+        <w:t xml:space="preserve"> What is the difference between </w:t>
+      </w:r>
+      <w:proofErr w:type="spellStart"/>
+      <w:r>
+        <w:rPr>
+          <w:rStyle w:val="HTMLCode"/>
+        </w:rPr>
+        <w:t>BeanFactory</w:t>
+      </w:r>
+      <w:proofErr w:type="spellEnd"/>
+      <w:r>
+        <w:t xml:space="preserve"> and </w:t>
+      </w:r>
+      <w:proofErr w:type="spellStart"/>
+      <w:r>
+        <w:rPr>
+          <w:rStyle w:val="HTMLCode"/>
+        </w:rPr>
+        <w:t>ApplicationContext</w:t>
+      </w:r>
+      <w:proofErr w:type="spellEnd"/>
+      <w:r>
+        <w:t>?</w:t>
+      </w:r>
+    </w:p>
+    <w:p>
+      <w:pPr>
+        <w:pStyle w:val="NormalWeb"/>
+      </w:pPr>
+      <w:r>
+        <w:rPr>
+          <w:rStyle w:val="Strong"/>
+        </w:rPr>
+        <w:t>Q1153.</w:t>
+      </w:r>
+      <w:r>
+        <w:t xml:space="preserve"> Which implementation of </w:t>
+      </w:r>
+      <w:proofErr w:type="spellStart"/>
+      <w:r>
+        <w:rPr>
+          <w:rStyle w:val="HTMLCode"/>
+        </w:rPr>
+        <w:t>ApplicationContext</w:t>
+      </w:r>
+      <w:proofErr w:type="spellEnd"/>
+      <w:r>
+        <w:t xml:space="preserve"> is created for a web application?</w:t>
+      </w:r>
+    </w:p>
+    <w:p>
+      <w:pPr>
+        <w:pStyle w:val="NormalWeb"/>
+      </w:pPr>
+      <w:r>
+        <w:rPr>
+          <w:rStyle w:val="Strong"/>
+        </w:rPr>
+        <w:t>Q1154.</w:t>
+      </w:r>
+      <w:r>
+        <w:t xml:space="preserve"> How does </w:t>
+      </w:r>
+      <w:r>
+        <w:rPr>
+          <w:rStyle w:val="HTMLCode"/>
+        </w:rPr>
+        <w:t>@</w:t>
+      </w:r>
+      <w:proofErr w:type="spellStart"/>
+      <w:r>
+        <w:rPr>
+          <w:rStyle w:val="HTMLCode"/>
+        </w:rPr>
+        <w:t>ComponentScan</w:t>
+      </w:r>
+      <w:proofErr w:type="spellEnd"/>
+      <w:r>
+        <w:t xml:space="preserve"> work internally?</w:t>
+      </w:r>
+    </w:p>
+    <w:p>
+      <w:pPr>
+        <w:pStyle w:val="NormalWeb"/>
+      </w:pPr>
+      <w:r>
+        <w:rPr>
+          <w:rStyle w:val="Strong"/>
+        </w:rPr>
+        <w:t>Q1155.</w:t>
+      </w:r>
+      <w:r>
+        <w:t xml:space="preserve"> Which stereotype annotations are detected during Component Scanning?</w:t>
+      </w:r>
+    </w:p>
+    <w:p>
+      <w:pPr>
+        <w:pStyle w:val="NormalWeb"/>
+      </w:pPr>
+      <w:r>
+        <w:rPr>
+          <w:rStyle w:val="Strong"/>
+        </w:rPr>
+        <w:t>Q1156.</w:t>
+      </w:r>
+      <w:r>
+        <w:t xml:space="preserve"> How does </w:t>
+      </w:r>
+      <w:proofErr w:type="gramStart"/>
+      <w:r>
+        <w:t>Spring</w:t>
+      </w:r>
+      <w:proofErr w:type="gramEnd"/>
+      <w:r>
+        <w:t xml:space="preserve"> find classes to register as Beans?</w:t>
+      </w:r>
+    </w:p>
+    <w:p>
+      <w:pPr>
+        <w:pStyle w:val="NormalWeb"/>
+      </w:pPr>
+      <w:r>
+        <w:rPr>
+          <w:rStyle w:val="Strong"/>
+        </w:rPr>
+        <w:t>Q1157.</w:t>
+      </w:r>
+      <w:r>
+        <w:t xml:space="preserve"> How does Spring Boot Auto Configuration work internally?</w:t>
+      </w:r>
+    </w:p>
+    <w:p>
+      <w:pPr>
+        <w:pStyle w:val="NormalWeb"/>
+      </w:pPr>
+      <w:r>
+        <w:rPr>
+          <w:rStyle w:val="Strong"/>
+        </w:rPr>
+        <w:t>Q1158.</w:t>
+      </w:r>
+      <w:r>
+        <w:t xml:space="preserve"> What is </w:t>
+      </w:r>
+      <w:proofErr w:type="spellStart"/>
+      <w:r>
+        <w:rPr>
+          <w:rStyle w:val="HTMLCode"/>
+        </w:rPr>
+        <w:t>AutoConfiguration.imports</w:t>
+      </w:r>
+      <w:proofErr w:type="spellEnd"/>
+      <w:r>
+        <w:t>?</w:t>
+      </w:r>
+    </w:p>
+    <w:p>
+      <w:pPr>
+        <w:pStyle w:val="NormalWeb"/>
+      </w:pPr>
+      <w:r>
+        <w:rPr>
+          <w:rStyle w:val="Strong"/>
+        </w:rPr>
+        <w:t>Q1159.</w:t>
+      </w:r>
+      <w:r>
+        <w:t xml:space="preserve"> How does </w:t>
+      </w:r>
+      <w:proofErr w:type="gramStart"/>
+      <w:r>
+        <w:rPr>
+          <w:rStyle w:val="HTMLCode"/>
+        </w:rPr>
+        <w:t>@Import(</w:t>
+      </w:r>
+      <w:proofErr w:type="spellStart"/>
+      <w:proofErr w:type="gramEnd"/>
+      <w:r>
+        <w:rPr>
+          <w:rStyle w:val="HTMLCode"/>
+        </w:rPr>
+        <w:t>AutoConfigurationImportSelector.class</w:t>
+      </w:r>
+      <w:proofErr w:type="spellEnd"/>
+      <w:r>
+        <w:rPr>
+          <w:rStyle w:val="HTMLCode"/>
+        </w:rPr>
+        <w:t>)</w:t>
+      </w:r>
+      <w:r>
+        <w:t xml:space="preserve"> work?</w:t>
+      </w:r>
+    </w:p>
+    <w:p>
+      <w:pPr>
+        <w:pStyle w:val="NormalWeb"/>
+      </w:pPr>
+      <w:r>
+        <w:rPr>
+          <w:rStyle w:val="Strong"/>
+        </w:rPr>
+        <w:t>Q1160.</w:t>
+      </w:r>
+      <w:r>
+        <w:t xml:space="preserve"> What are Conditional Annotations in Spring Boot?</w:t>
+      </w:r>
+    </w:p>
+    <w:p>
+      <w:pPr>
+        <w:pStyle w:val="NormalWeb"/>
+      </w:pPr>
+      <w:r>
+        <w:rPr>
+          <w:rStyle w:val="Strong"/>
+        </w:rPr>
+        <w:t>Q1161.</w:t>
+      </w:r>
+      <w:r>
+        <w:t xml:space="preserve"> What is </w:t>
+      </w:r>
+      <w:r>
+        <w:rPr>
+          <w:rStyle w:val="HTMLCode"/>
+        </w:rPr>
+        <w:t>@</w:t>
+      </w:r>
+      <w:proofErr w:type="spellStart"/>
+      <w:r>
+        <w:rPr>
+          <w:rStyle w:val="HTMLCode"/>
+        </w:rPr>
+        <w:t>ConditionalOnClass</w:t>
+      </w:r>
+      <w:proofErr w:type="spellEnd"/>
+      <w:r>
+        <w:t>?</w:t>
+      </w:r>
+    </w:p>
+    <w:p>
+      <w:pPr>
+        <w:pStyle w:val="NormalWeb"/>
+      </w:pPr>
+      <w:r>
+        <w:rPr>
+          <w:rStyle w:val="Strong"/>
+        </w:rPr>
+        <w:lastRenderedPageBreak/>
+        <w:t>Q1162.</w:t>
+      </w:r>
+      <w:r>
+        <w:t xml:space="preserve"> What is </w:t>
+      </w:r>
+      <w:r>
+        <w:rPr>
+          <w:rStyle w:val="HTMLCode"/>
+        </w:rPr>
+        <w:t>@</w:t>
+      </w:r>
+      <w:proofErr w:type="spellStart"/>
+      <w:r>
+        <w:rPr>
+          <w:rStyle w:val="HTMLCode"/>
+        </w:rPr>
+        <w:t>ConditionalOnMissingBean</w:t>
+      </w:r>
+      <w:proofErr w:type="spellEnd"/>
+      <w:r>
+        <w:t>?</w:t>
+      </w:r>
+    </w:p>
+    <w:p>
+      <w:pPr>
+        <w:pStyle w:val="NormalWeb"/>
+      </w:pPr>
+      <w:r>
+        <w:rPr>
+          <w:rStyle w:val="Strong"/>
+        </w:rPr>
+        <w:t>Q1163.</w:t>
+      </w:r>
+      <w:r>
+        <w:t xml:space="preserve"> What is </w:t>
+      </w:r>
+      <w:r>
+        <w:rPr>
+          <w:rStyle w:val="HTMLCode"/>
+        </w:rPr>
+        <w:t>@</w:t>
+      </w:r>
+      <w:proofErr w:type="spellStart"/>
+      <w:r>
+        <w:rPr>
+          <w:rStyle w:val="HTMLCode"/>
+        </w:rPr>
+        <w:t>ConditionalOnBean</w:t>
+      </w:r>
+      <w:proofErr w:type="spellEnd"/>
+      <w:r>
+        <w:t>?</w:t>
+      </w:r>
+    </w:p>
+    <w:p>
+      <w:pPr>
+        <w:pStyle w:val="NormalWeb"/>
+      </w:pPr>
+      <w:r>
+        <w:rPr>
+          <w:rStyle w:val="Strong"/>
+        </w:rPr>
+        <w:t>Q1164.</w:t>
+      </w:r>
+      <w:r>
+        <w:t xml:space="preserve"> What is </w:t>
+      </w:r>
+      <w:r>
+        <w:rPr>
+          <w:rStyle w:val="HTMLCode"/>
+        </w:rPr>
+        <w:t>@</w:t>
+      </w:r>
+      <w:proofErr w:type="spellStart"/>
+      <w:r>
+        <w:rPr>
+          <w:rStyle w:val="HTMLCode"/>
+        </w:rPr>
+        <w:t>ConditionalOnProperty</w:t>
+      </w:r>
+      <w:proofErr w:type="spellEnd"/>
+      <w:r>
+        <w:t>?</w:t>
+      </w:r>
+    </w:p>
+    <w:p>
+      <w:pPr>
+        <w:pStyle w:val="NormalWeb"/>
+      </w:pPr>
+      <w:r>
+        <w:rPr>
+          <w:rStyle w:val="Strong"/>
+        </w:rPr>
+        <w:t>Q1165.</w:t>
+      </w:r>
+      <w:r>
+        <w:t xml:space="preserve"> What is </w:t>
+      </w:r>
+      <w:r>
+        <w:rPr>
+          <w:rStyle w:val="HTMLCode"/>
+        </w:rPr>
+        <w:t>@</w:t>
+      </w:r>
+      <w:proofErr w:type="spellStart"/>
+      <w:r>
+        <w:rPr>
+          <w:rStyle w:val="HTMLCode"/>
+        </w:rPr>
+        <w:t>ConditionalOnResource</w:t>
+      </w:r>
+      <w:proofErr w:type="spellEnd"/>
+      <w:r>
+        <w:t>?</w:t>
+      </w:r>
+    </w:p>
+    <w:p>
+      <w:pPr>
+        <w:pStyle w:val="NormalWeb"/>
+      </w:pPr>
+      <w:r>
+        <w:rPr>
+          <w:rStyle w:val="Strong"/>
+        </w:rPr>
+        <w:t>Q1166.</w:t>
+      </w:r>
+      <w:r>
+        <w:t xml:space="preserve"> What is </w:t>
+      </w:r>
+      <w:r>
+        <w:rPr>
+          <w:rStyle w:val="HTMLCode"/>
+        </w:rPr>
+        <w:t>@</w:t>
+      </w:r>
+      <w:proofErr w:type="spellStart"/>
+      <w:r>
+        <w:rPr>
+          <w:rStyle w:val="HTMLCode"/>
+        </w:rPr>
+        <w:t>ConditionalOnWebApplication</w:t>
+      </w:r>
+      <w:proofErr w:type="spellEnd"/>
+      <w:r>
+        <w:t>?</w:t>
+      </w:r>
+    </w:p>
+    <w:p>
+      <w:pPr>
+        <w:pStyle w:val="NormalWeb"/>
+      </w:pPr>
+      <w:r>
+        <w:t xml:space="preserve">These are the </w:t>
+      </w:r>
+      <w:r>
+        <w:rPr>
+          <w:rStyle w:val="Strong"/>
+        </w:rPr>
+        <w:t>next distinct questions directly from your file</w:t>
+      </w:r>
+      <w:r>
+        <w:t>; I am not adding new questions here.</w:t>
+      </w:r>
+    </w:p>
+    <w:p>
+      <w:pPr>
+        <w:pStyle w:val="NormalWeb"/>
+      </w:pPr>
+    </w:p>
+    <w:p>
+      <w:pPr>
+        <w:pStyle w:val="Heading1"/>
+      </w:pPr>
+      <w:r>
+        <w:t>SECTION 35 — SPRING BOOT ACTUATOR</w:t>
+      </w:r>
+    </w:p>
+    <w:p>
+      <w:pPr>
+        <w:spacing w:before="100" w:beforeAutospacing="1" w:after="100" w:afterAutospacing="1"/>
+      </w:pPr>
+      <w:r>
+        <w:rPr>
+          <w:rStyle w:val="Strong"/>
+        </w:rPr>
+        <w:t>Q1167.</w:t>
+      </w:r>
+      <w:r>
+        <w:t xml:space="preserve"> Why is Actuator used?</w:t>
+      </w:r>
+    </w:p>
+    <w:p>
+      <w:pPr>
+        <w:pStyle w:val="NormalWeb"/>
+      </w:pPr>
+      <w:r>
+        <w:rPr>
+          <w:rStyle w:val="Strong"/>
+        </w:rPr>
+        <w:t>Q1168.</w:t>
+      </w:r>
+      <w:r>
+        <w:t xml:space="preserve"> What are the important Actuator endpoints?</w:t>
+      </w:r>
+    </w:p>
+    <w:p>
+      <w:pPr>
+        <w:pStyle w:val="NormalWeb"/>
+      </w:pPr>
+      <w:r>
+        <w:rPr>
+          <w:rStyle w:val="Strong"/>
+        </w:rPr>
+        <w:t>Q1169.</w:t>
+      </w:r>
+      <w:r>
+        <w:t xml:space="preserve"> What is </w:t>
+      </w:r>
+      <w:r>
+        <w:rPr>
+          <w:rStyle w:val="HTMLCode"/>
+        </w:rPr>
+        <w:t>/actuator/health</w:t>
+      </w:r>
+      <w:r>
+        <w:t>?</w:t>
+      </w:r>
+    </w:p>
+    <w:p>
+      <w:pPr>
+        <w:pStyle w:val="NormalWeb"/>
+      </w:pPr>
+      <w:r>
+        <w:rPr>
+          <w:rStyle w:val="Strong"/>
+        </w:rPr>
+        <w:t>Q1170.</w:t>
+      </w:r>
+      <w:r>
+        <w:t xml:space="preserve"> What is </w:t>
+      </w:r>
+      <w:r>
+        <w:rPr>
+          <w:rStyle w:val="HTMLCode"/>
+        </w:rPr>
+        <w:t>/actuator/metrics</w:t>
+      </w:r>
+      <w:r>
+        <w:t>?</w:t>
+      </w:r>
+    </w:p>
+    <w:p>
+      <w:pPr>
+        <w:pStyle w:val="NormalWeb"/>
+      </w:pPr>
+      <w:r>
+        <w:rPr>
+          <w:rStyle w:val="Strong"/>
+        </w:rPr>
+        <w:lastRenderedPageBreak/>
+        <w:t>Q1171.</w:t>
+      </w:r>
+      <w:r>
+        <w:t xml:space="preserve"> What is </w:t>
+      </w:r>
+      <w:r>
+        <w:rPr>
+          <w:rStyle w:val="HTMLCode"/>
+        </w:rPr>
+        <w:t>/actuator/info</w:t>
+      </w:r>
+      <w:r>
+        <w:t>?</w:t>
+      </w:r>
+    </w:p>
+    <w:p>
+      <w:pPr>
+        <w:pStyle w:val="NormalWeb"/>
+      </w:pPr>
       <w:bookmarkStart w:id="0" w:name="_GoBack"/>
       <w:bookmarkEnd w:id="0"/>
     </w:p>
+    <w:p>
+      <w:pPr>
+        <w:pStyle w:val="NormalWeb"/>
+      </w:pPr>
+    </w:p>
+    <w:p/>
     <w:sectPr>
       <w:pgSz w:w="12962" w:h="8641" w:orient="landscape" w:code="1"/>
       <w:pgMar w:top="864" w:right="1077" w:bottom="864" w:left="1077" w:header="709" w:footer="709" w:gutter="0"/>
@@ -25978,9 +28100,9 @@
     </w:lvl>
   </w:abstractNum>
   <w:abstractNum w:abstractNumId="1">
-    <w:nsid w:val="38CD5770"/>
+    <w:nsid w:val="29EE4556"/>
     <w:multiLevelType w:val="multilevel"/>
-    <w:tmpl w:val="5F9404EA"/>
+    <w:tmpl w:val="8F007000"/>
     <w:lvl w:ilvl="0">
       <w:start w:val="1"/>
       <w:numFmt w:val="bullet"/>
@@ -26127,9 +28249,9 @@
     </w:lvl>
   </w:abstractNum>
   <w:abstractNum w:abstractNumId="2">
-    <w:nsid w:val="39F93BAE"/>
+    <w:nsid w:val="38CD5770"/>
     <w:multiLevelType w:val="multilevel"/>
-    <w:tmpl w:val="927E80A8"/>
+    <w:tmpl w:val="5F9404EA"/>
     <w:lvl w:ilvl="0">
       <w:start w:val="1"/>
       <w:numFmt w:val="bullet"/>
@@ -26276,9 +28398,9 @@
     </w:lvl>
   </w:abstractNum>
   <w:abstractNum w:abstractNumId="3">
-    <w:nsid w:val="5A93150B"/>
+    <w:nsid w:val="39F93BAE"/>
     <w:multiLevelType w:val="multilevel"/>
-    <w:tmpl w:val="FEE646B2"/>
+    <w:tmpl w:val="927E80A8"/>
     <w:lvl w:ilvl="0">
       <w:start w:val="1"/>
       <w:numFmt w:val="bullet"/>
@@ -26425,9 +28547,9 @@
     </w:lvl>
   </w:abstractNum>
   <w:abstractNum w:abstractNumId="4">
-    <w:nsid w:val="6B817C42"/>
+    <w:nsid w:val="5A93150B"/>
     <w:multiLevelType w:val="multilevel"/>
-    <w:tmpl w:val="8C76FF28"/>
+    <w:tmpl w:val="FEE646B2"/>
     <w:lvl w:ilvl="0">
       <w:start w:val="1"/>
       <w:numFmt w:val="bullet"/>
@@ -26573,20 +28695,172 @@
       </w:rPr>
     </w:lvl>
   </w:abstractNum>
+  <w:abstractNum w:abstractNumId="5">
+    <w:nsid w:val="6B817C42"/>
+    <w:multiLevelType w:val="multilevel"/>
+    <w:tmpl w:val="8C76FF28"/>
+    <w:lvl w:ilvl="0">
+      <w:start w:val="1"/>
+      <w:numFmt w:val="bullet"/>
+      <w:lvlText w:val=""/>
+      <w:lvlJc w:val="left"/>
+      <w:pPr>
+        <w:tabs>
+          <w:tab w:val="num" w:pos="720"/>
+        </w:tabs>
+        <w:ind w:left="720" w:hanging="360"/>
+      </w:pPr>
+      <w:rPr>
+        <w:rFonts w:ascii="Symbol" w:hAnsi="Symbol" w:hint="default"/>
+        <w:sz w:val="20"/>
+      </w:rPr>
+    </w:lvl>
+    <w:lvl w:ilvl="1" w:tentative="1">
+      <w:start w:val="1"/>
+      <w:numFmt w:val="bullet"/>
+      <w:lvlText w:val="o"/>
+      <w:lvlJc w:val="left"/>
+      <w:pPr>
+        <w:tabs>
+          <w:tab w:val="num" w:pos="1440"/>
+        </w:tabs>
+        <w:ind w:left="1440" w:hanging="360"/>
+      </w:pPr>
+      <w:rPr>
+        <w:rFonts w:ascii="Courier New" w:hAnsi="Courier New" w:hint="default"/>
+        <w:sz w:val="20"/>
+      </w:rPr>
+    </w:lvl>
+    <w:lvl w:ilvl="2" w:tentative="1">
+      <w:start w:val="1"/>
+      <w:numFmt w:val="bullet"/>
+      <w:lvlText w:val=""/>
+      <w:lvlJc w:val="left"/>
+      <w:pPr>
+        <w:tabs>
+          <w:tab w:val="num" w:pos="2160"/>
+        </w:tabs>
+        <w:ind w:left="2160" w:hanging="360"/>
+      </w:pPr>
+      <w:rPr>
+        <w:rFonts w:ascii="Wingdings" w:hAnsi="Wingdings" w:hint="default"/>
+        <w:sz w:val="20"/>
+      </w:rPr>
+    </w:lvl>
+    <w:lvl w:ilvl="3" w:tentative="1">
+      <w:start w:val="1"/>
+      <w:numFmt w:val="bullet"/>
+      <w:lvlText w:val=""/>
+      <w:lvlJc w:val="left"/>
+      <w:pPr>
+        <w:tabs>
+          <w:tab w:val="num" w:pos="2880"/>
+        </w:tabs>
+        <w:ind w:left="2880" w:hanging="360"/>
+      </w:pPr>
+      <w:rPr>
+        <w:rFonts w:ascii="Wingdings" w:hAnsi="Wingdings" w:hint="default"/>
+        <w:sz w:val="20"/>
+      </w:rPr>
+    </w:lvl>
+    <w:lvl w:ilvl="4" w:tentative="1">
+      <w:start w:val="1"/>
+      <w:numFmt w:val="bullet"/>
+      <w:lvlText w:val=""/>
+      <w:lvlJc w:val="left"/>
+      <w:pPr>
+        <w:tabs>
+          <w:tab w:val="num" w:pos="3600"/>
+        </w:tabs>
+        <w:ind w:left="3600" w:hanging="360"/>
+      </w:pPr>
+      <w:rPr>
+        <w:rFonts w:ascii="Wingdings" w:hAnsi="Wingdings" w:hint="default"/>
+        <w:sz w:val="20"/>
+      </w:rPr>
+    </w:lvl>
+    <w:lvl w:ilvl="5" w:tentative="1">
+      <w:start w:val="1"/>
+      <w:numFmt w:val="bullet"/>
+      <w:lvlText w:val=""/>
+      <w:lvlJc w:val="left"/>
+      <w:pPr>
+        <w:tabs>
+          <w:tab w:val="num" w:pos="4320"/>
+        </w:tabs>
+        <w:ind w:left="4320" w:hanging="360"/>
+      </w:pPr>
+      <w:rPr>
+        <w:rFonts w:ascii="Wingdings" w:hAnsi="Wingdings" w:hint="default"/>
+        <w:sz w:val="20"/>
+      </w:rPr>
+    </w:lvl>
+    <w:lvl w:ilvl="6" w:tentative="1">
+      <w:start w:val="1"/>
+      <w:numFmt w:val="bullet"/>
+      <w:lvlText w:val=""/>
+      <w:lvlJc w:val="left"/>
+      <w:pPr>
+        <w:tabs>
+          <w:tab w:val="num" w:pos="5040"/>
+        </w:tabs>
+        <w:ind w:left="5040" w:hanging="360"/>
+      </w:pPr>
+      <w:rPr>
+        <w:rFonts w:ascii="Wingdings" w:hAnsi="Wingdings" w:hint="default"/>
+        <w:sz w:val="20"/>
+      </w:rPr>
+    </w:lvl>
+    <w:lvl w:ilvl="7" w:tentative="1">
+      <w:start w:val="1"/>
+      <w:numFmt w:val="bullet"/>
+      <w:lvlText w:val=""/>
+      <w:lvlJc w:val="left"/>
+      <w:pPr>
+        <w:tabs>
+          <w:tab w:val="num" w:pos="5760"/>
+        </w:tabs>
+        <w:ind w:left="5760" w:hanging="360"/>
+      </w:pPr>
+      <w:rPr>
+        <w:rFonts w:ascii="Wingdings" w:hAnsi="Wingdings" w:hint="default"/>
+        <w:sz w:val="20"/>
+      </w:rPr>
+    </w:lvl>
+    <w:lvl w:ilvl="8" w:tentative="1">
+      <w:start w:val="1"/>
+      <w:numFmt w:val="bullet"/>
+      <w:lvlText w:val=""/>
+      <w:lvlJc w:val="left"/>
+      <w:pPr>
+        <w:tabs>
+          <w:tab w:val="num" w:pos="6480"/>
+        </w:tabs>
+        <w:ind w:left="6480" w:hanging="360"/>
+      </w:pPr>
+      <w:rPr>
+        <w:rFonts w:ascii="Wingdings" w:hAnsi="Wingdings" w:hint="default"/>
+        <w:sz w:val="20"/>
+      </w:rPr>
+    </w:lvl>
+  </w:abstractNum>
   <w:num w:numId="1">
-    <w:abstractNumId w:val="3"/>
+    <w:abstractNumId w:val="4"/>
   </w:num>
   <w:num w:numId="2">
-    <w:abstractNumId w:val="1"/>
+    <w:abstractNumId w:val="2"/>
   </w:num>
   <w:num w:numId="3">
-    <w:abstractNumId w:val="4"/>
+    <w:abstractNumId w:val="5"/>
   </w:num>
   <w:num w:numId="4">
-    <w:abstractNumId w:val="2"/>
+    <w:abstractNumId w:val="3"/>
   </w:num>
   <w:num w:numId="5">
     <w:abstractNumId w:val="0"/>
+  </w:num>
+  <w:num w:numId="6">
+    <w:abstractNumId w:val="1"/>
   </w:num>
 </w:numbering>
 </file>
